--- a/Data Structure Notes/LinkedList, Stack and Queue.docx
+++ b/Data Structure Notes/LinkedList, Stack and Queue.docx
@@ -247,7 +247,15 @@
         </w:numPr>
       </w:pPr>
       <w:r>
-        <w:t>Fast access O(1)</w:t>
+        <w:t xml:space="preserve">Fast access </w:t>
+      </w:r>
+      <w:proofErr w:type="gramStart"/>
+      <w:r>
+        <w:t>O(</w:t>
+      </w:r>
+      <w:proofErr w:type="gramEnd"/>
+      <w:r>
+        <w:t>1)</w:t>
       </w:r>
     </w:p>
     <w:p>
@@ -314,7 +322,15 @@
         </w:numPr>
       </w:pPr>
       <w:r>
-        <w:t>Fast insertion O(1)</w:t>
+        <w:t xml:space="preserve">Fast insertion </w:t>
+      </w:r>
+      <w:proofErr w:type="gramStart"/>
+      <w:r>
+        <w:t>O(</w:t>
+      </w:r>
+      <w:proofErr w:type="gramEnd"/>
+      <w:r>
+        <w:t>1)</w:t>
       </w:r>
     </w:p>
     <w:p>
@@ -347,16 +363,28 @@
     </w:p>
     <w:p>
       <w:r>
-        <w:t xml:space="preserve">    int data;</w:t>
-      </w:r>
-    </w:p>
-    <w:p>
-      <w:r>
-        <w:t xml:space="preserve">    Node next</w:t>
+        <w:t xml:space="preserve">    int </w:t>
+      </w:r>
+      <w:proofErr w:type="gramStart"/>
+      <w:r>
+        <w:t>data;</w:t>
+      </w:r>
+      <w:proofErr w:type="gramEnd"/>
+    </w:p>
+    <w:p>
+      <w:r>
+        <w:t xml:space="preserve">    Node </w:t>
+      </w:r>
+      <w:proofErr w:type="spellStart"/>
+      <w:proofErr w:type="gramStart"/>
+      <w:r>
+        <w:t>next</w:t>
       </w:r>
       <w:r>
         <w:t>,previouis</w:t>
       </w:r>
+      <w:proofErr w:type="spellEnd"/>
+      <w:proofErr w:type="gramEnd"/>
       <w:r>
         <w:t>;</w:t>
       </w:r>
@@ -364,18 +392,54 @@
     <w:p/>
     <w:p>
       <w:r>
-        <w:t xml:space="preserve">    Node(int data) {</w:t>
-      </w:r>
-    </w:p>
-    <w:p>
-      <w:r>
-        <w:t xml:space="preserve">        this.data = data;</w:t>
-      </w:r>
-    </w:p>
-    <w:p>
-      <w:r>
-        <w:t xml:space="preserve">        this.next = null;</w:t>
-      </w:r>
+        <w:t xml:space="preserve">    </w:t>
+      </w:r>
+      <w:proofErr w:type="gramStart"/>
+      <w:r>
+        <w:t>Node(</w:t>
+      </w:r>
+      <w:proofErr w:type="gramEnd"/>
+      <w:r>
+        <w:t>int data) {</w:t>
+      </w:r>
+    </w:p>
+    <w:p>
+      <w:r>
+        <w:t xml:space="preserve">        </w:t>
+      </w:r>
+      <w:proofErr w:type="spellStart"/>
+      <w:r>
+        <w:t>this.data</w:t>
+      </w:r>
+      <w:proofErr w:type="spellEnd"/>
+      <w:r>
+        <w:t xml:space="preserve"> = </w:t>
+      </w:r>
+      <w:proofErr w:type="gramStart"/>
+      <w:r>
+        <w:t>data;</w:t>
+      </w:r>
+      <w:proofErr w:type="gramEnd"/>
+    </w:p>
+    <w:p>
+      <w:r>
+        <w:t xml:space="preserve">        </w:t>
+      </w:r>
+      <w:proofErr w:type="spellStart"/>
+      <w:proofErr w:type="gramStart"/>
+      <w:r>
+        <w:t>this.next</w:t>
+      </w:r>
+      <w:proofErr w:type="spellEnd"/>
+      <w:proofErr w:type="gramEnd"/>
+      <w:r>
+        <w:t xml:space="preserve"> = </w:t>
+      </w:r>
+      <w:proofErr w:type="gramStart"/>
+      <w:r>
+        <w:t>null;</w:t>
+      </w:r>
+      <w:proofErr w:type="gramEnd"/>
     </w:p>
     <w:p>
       <w:r>
@@ -433,7 +497,15 @@
     </w:p>
     <w:p>
       <w:r>
-        <w:t>[data|next] -</w:t>
+        <w:t>[</w:t>
+      </w:r>
+      <w:proofErr w:type="spellStart"/>
+      <w:r>
+        <w:t>data|next</w:t>
+      </w:r>
+      <w:proofErr w:type="spellEnd"/>
+      <w:r>
+        <w:t>] -</w:t>
       </w:r>
       <w:r>
         <w:rPr>
@@ -442,8 +514,13 @@
         <w:t>&gt;</w:t>
       </w:r>
       <w:r>
-        <w:t xml:space="preserve"> [data|next</w:t>
-      </w:r>
+        <w:t xml:space="preserve"> [</w:t>
+      </w:r>
+      <w:proofErr w:type="spellStart"/>
+      <w:r>
+        <w:t>data|next</w:t>
+      </w:r>
+      <w:proofErr w:type="spellEnd"/>
       <w:r>
         <w:rPr>
           <w:highlight w:val="yellow"/>
@@ -451,7 +528,15 @@
         <w:t>] -&gt;</w:t>
       </w:r>
       <w:r>
-        <w:t xml:space="preserve"> [data|null]</w:t>
+        <w:t xml:space="preserve"> [</w:t>
+      </w:r>
+      <w:proofErr w:type="spellStart"/>
+      <w:r>
+        <w:t>data|null</w:t>
+      </w:r>
+      <w:proofErr w:type="spellEnd"/>
+      <w:r>
+        <w:t>]</w:t>
       </w:r>
     </w:p>
     <w:p>
@@ -478,7 +563,15 @@
     </w:p>
     <w:p>
       <w:r>
-        <w:t xml:space="preserve">null &lt;- [prev|data|next] </w:t>
+        <w:t>null &lt;- [</w:t>
+      </w:r>
+      <w:proofErr w:type="spellStart"/>
+      <w:r>
+        <w:t>prev|data|next</w:t>
+      </w:r>
+      <w:proofErr w:type="spellEnd"/>
+      <w:r>
+        <w:t xml:space="preserve">] </w:t>
       </w:r>
       <w:r>
         <w:rPr>
@@ -487,7 +580,15 @@
         <w:t>&lt;-&gt;</w:t>
       </w:r>
       <w:r>
-        <w:t xml:space="preserve"> [prev|data|next] -&gt; null</w:t>
+        <w:t xml:space="preserve"> [</w:t>
+      </w:r>
+      <w:proofErr w:type="spellStart"/>
+      <w:r>
+        <w:t>prev|data|next</w:t>
+      </w:r>
+      <w:proofErr w:type="spellEnd"/>
+      <w:r>
+        <w:t>] -&gt; null</w:t>
       </w:r>
     </w:p>
     <w:p>
@@ -571,13 +672,26 @@
     </w:p>
     <w:p>
       <w:r>
-        <w:t>class SinglyLinkedList {</w:t>
-      </w:r>
-    </w:p>
-    <w:p>
-      <w:r>
-        <w:t xml:space="preserve">    Node head;</w:t>
-      </w:r>
+        <w:t xml:space="preserve">class </w:t>
+      </w:r>
+      <w:proofErr w:type="spellStart"/>
+      <w:r>
+        <w:t>SinglyLinkedList</w:t>
+      </w:r>
+      <w:proofErr w:type="spellEnd"/>
+      <w:r>
+        <w:t xml:space="preserve"> {</w:t>
+      </w:r>
+    </w:p>
+    <w:p>
+      <w:r>
+        <w:t xml:space="preserve">    Node </w:t>
+      </w:r>
+      <w:proofErr w:type="gramStart"/>
+      <w:r>
+        <w:t>head;</w:t>
+      </w:r>
+      <w:proofErr w:type="gramEnd"/>
     </w:p>
     <w:p>
       <w:r>
@@ -609,27 +723,79 @@
     </w:p>
     <w:p>
       <w:r>
-        <w:t>void traverse(Node head) {</w:t>
-      </w:r>
-    </w:p>
-    <w:p>
-      <w:r>
-        <w:t xml:space="preserve">    Node temp = head;</w:t>
-      </w:r>
-    </w:p>
-    <w:p>
-      <w:r>
-        <w:t xml:space="preserve">    while (temp != null) {</w:t>
-      </w:r>
-    </w:p>
-    <w:p>
-      <w:r>
-        <w:t xml:space="preserve">        System.out.print(temp.data + " ");</w:t>
-      </w:r>
-    </w:p>
-    <w:p>
-      <w:r>
-        <w:t xml:space="preserve">        temp = temp.next;</w:t>
+        <w:t xml:space="preserve">void </w:t>
+      </w:r>
+      <w:proofErr w:type="gramStart"/>
+      <w:r>
+        <w:t>traverse(</w:t>
+      </w:r>
+      <w:proofErr w:type="gramEnd"/>
+      <w:r>
+        <w:t>Node head) {</w:t>
+      </w:r>
+    </w:p>
+    <w:p>
+      <w:r>
+        <w:t xml:space="preserve">    Node temp = </w:t>
+      </w:r>
+      <w:proofErr w:type="gramStart"/>
+      <w:r>
+        <w:t>head;</w:t>
+      </w:r>
+      <w:proofErr w:type="gramEnd"/>
+    </w:p>
+    <w:p>
+      <w:r>
+        <w:t xml:space="preserve">    while (</w:t>
+      </w:r>
+      <w:proofErr w:type="gramStart"/>
+      <w:r>
+        <w:t>temp !</w:t>
+      </w:r>
+      <w:proofErr w:type="gramEnd"/>
+      <w:r>
+        <w:t>= null) {</w:t>
+      </w:r>
+    </w:p>
+    <w:p>
+      <w:r>
+        <w:t xml:space="preserve">        </w:t>
+      </w:r>
+      <w:proofErr w:type="spellStart"/>
+      <w:r>
+        <w:t>System.out.print</w:t>
+      </w:r>
+      <w:proofErr w:type="spellEnd"/>
+      <w:r>
+        <w:t>(</w:t>
+      </w:r>
+      <w:proofErr w:type="spellStart"/>
+      <w:r>
+        <w:t>temp.data</w:t>
+      </w:r>
+      <w:proofErr w:type="spellEnd"/>
+      <w:r>
+        <w:t xml:space="preserve"> + " "</w:t>
+      </w:r>
+      <w:proofErr w:type="gramStart"/>
+      <w:r>
+        <w:t>);</w:t>
+      </w:r>
+      <w:proofErr w:type="gramEnd"/>
+    </w:p>
+    <w:p>
+      <w:r>
+        <w:t xml:space="preserve">        temp = </w:t>
+      </w:r>
+      <w:proofErr w:type="spellStart"/>
+      <w:proofErr w:type="gramStart"/>
+      <w:r>
+        <w:t>temp.next</w:t>
+      </w:r>
+      <w:proofErr w:type="spellEnd"/>
+      <w:proofErr w:type="gramEnd"/>
+      <w:r>
+        <w:t>;</w:t>
       </w:r>
     </w:p>
     <w:p>
@@ -694,7 +860,79 @@
           <w:b/>
           <w:bCs/>
         </w:rPr>
-        <w:t>[data,next]-&gt;[data,next]-&gt;[data,next]-&gt;[data,next]-</w:t>
+        <w:t>[</w:t>
+      </w:r>
+      <w:proofErr w:type="spellStart"/>
+      <w:proofErr w:type="gramStart"/>
+      <w:r>
+        <w:rPr>
+          <w:b/>
+          <w:bCs/>
+        </w:rPr>
+        <w:t>data,next</w:t>
+      </w:r>
+      <w:proofErr w:type="spellEnd"/>
+      <w:proofErr w:type="gramEnd"/>
+      <w:r>
+        <w:rPr>
+          <w:b/>
+          <w:bCs/>
+        </w:rPr>
+        <w:t>]-&gt;[</w:t>
+      </w:r>
+      <w:proofErr w:type="spellStart"/>
+      <w:proofErr w:type="gramStart"/>
+      <w:r>
+        <w:rPr>
+          <w:b/>
+          <w:bCs/>
+        </w:rPr>
+        <w:t>data,next</w:t>
+      </w:r>
+      <w:proofErr w:type="spellEnd"/>
+      <w:proofErr w:type="gramEnd"/>
+      <w:r>
+        <w:rPr>
+          <w:b/>
+          <w:bCs/>
+        </w:rPr>
+        <w:t>]-&gt;[</w:t>
+      </w:r>
+      <w:proofErr w:type="spellStart"/>
+      <w:proofErr w:type="gramStart"/>
+      <w:r>
+        <w:rPr>
+          <w:b/>
+          <w:bCs/>
+        </w:rPr>
+        <w:t>data,next</w:t>
+      </w:r>
+      <w:proofErr w:type="spellEnd"/>
+      <w:proofErr w:type="gramEnd"/>
+      <w:r>
+        <w:rPr>
+          <w:b/>
+          <w:bCs/>
+        </w:rPr>
+        <w:t>]-&gt;[</w:t>
+      </w:r>
+      <w:proofErr w:type="spellStart"/>
+      <w:proofErr w:type="gramStart"/>
+      <w:r>
+        <w:rPr>
+          <w:b/>
+          <w:bCs/>
+        </w:rPr>
+        <w:t>data,next</w:t>
+      </w:r>
+      <w:proofErr w:type="spellEnd"/>
+      <w:proofErr w:type="gramEnd"/>
+      <w:r>
+        <w:rPr>
+          <w:b/>
+          <w:bCs/>
+        </w:rPr>
+        <w:t>]-</w:t>
       </w:r>
       <w:r>
         <w:rPr>
@@ -708,7 +946,25 @@
           <w:b/>
           <w:bCs/>
         </w:rPr>
-        <w:t>[data,next]</w:t>
+        <w:t>[</w:t>
+      </w:r>
+      <w:proofErr w:type="spellStart"/>
+      <w:proofErr w:type="gramStart"/>
+      <w:r>
+        <w:rPr>
+          <w:b/>
+          <w:bCs/>
+        </w:rPr>
+        <w:t>data,next</w:t>
+      </w:r>
+      <w:proofErr w:type="spellEnd"/>
+      <w:proofErr w:type="gramEnd"/>
+      <w:r>
+        <w:rPr>
+          <w:b/>
+          <w:bCs/>
+        </w:rPr>
+        <w:t>]</w:t>
       </w:r>
     </w:p>
     <w:p>
@@ -803,23 +1059,72 @@
     </w:p>
     <w:p>
       <w:r>
-        <w:t>Node insertAtBegin(Node head, int data) {</w:t>
-      </w:r>
-    </w:p>
-    <w:p>
-      <w:r>
-        <w:t xml:space="preserve">    Node newNode = new Node(data);</w:t>
-      </w:r>
-    </w:p>
-    <w:p>
-      <w:r>
-        <w:t xml:space="preserve">    newNode.next = head;</w:t>
-      </w:r>
-    </w:p>
-    <w:p>
-      <w:r>
-        <w:t xml:space="preserve">    return newNode;</w:t>
-      </w:r>
+        <w:t xml:space="preserve">Node </w:t>
+      </w:r>
+      <w:proofErr w:type="spellStart"/>
+      <w:proofErr w:type="gramStart"/>
+      <w:r>
+        <w:t>insertAtBegin</w:t>
+      </w:r>
+      <w:proofErr w:type="spellEnd"/>
+      <w:r>
+        <w:t>(</w:t>
+      </w:r>
+      <w:proofErr w:type="gramEnd"/>
+      <w:r>
+        <w:t>Node head, int data) {</w:t>
+      </w:r>
+    </w:p>
+    <w:p>
+      <w:r>
+        <w:t xml:space="preserve">    Node </w:t>
+      </w:r>
+      <w:proofErr w:type="spellStart"/>
+      <w:r>
+        <w:t>newNode</w:t>
+      </w:r>
+      <w:proofErr w:type="spellEnd"/>
+      <w:r>
+        <w:t xml:space="preserve"> = new Node(data</w:t>
+      </w:r>
+      <w:proofErr w:type="gramStart"/>
+      <w:r>
+        <w:t>);</w:t>
+      </w:r>
+      <w:proofErr w:type="gramEnd"/>
+    </w:p>
+    <w:p>
+      <w:r>
+        <w:t xml:space="preserve">    </w:t>
+      </w:r>
+      <w:proofErr w:type="spellStart"/>
+      <w:r>
+        <w:t>newNode.next</w:t>
+      </w:r>
+      <w:proofErr w:type="spellEnd"/>
+      <w:r>
+        <w:t xml:space="preserve"> = </w:t>
+      </w:r>
+      <w:proofErr w:type="gramStart"/>
+      <w:r>
+        <w:t>head;</w:t>
+      </w:r>
+      <w:proofErr w:type="gramEnd"/>
+    </w:p>
+    <w:p>
+      <w:r>
+        <w:t xml:space="preserve">    return </w:t>
+      </w:r>
+      <w:proofErr w:type="spellStart"/>
+      <w:proofErr w:type="gramStart"/>
+      <w:r>
+        <w:t>newNode</w:t>
+      </w:r>
+      <w:proofErr w:type="spellEnd"/>
+      <w:r>
+        <w:t>;</w:t>
+      </w:r>
+      <w:proofErr w:type="gramEnd"/>
     </w:p>
     <w:p>
       <w:r>
@@ -834,7 +1139,15 @@
         </w:numPr>
       </w:pPr>
       <w:r>
-        <w:t>Time → O(1)</w:t>
+        <w:t xml:space="preserve">Time → </w:t>
+      </w:r>
+      <w:proofErr w:type="gramStart"/>
+      <w:r>
+        <w:t>O(</w:t>
+      </w:r>
+      <w:proofErr w:type="gramEnd"/>
+      <w:r>
+        <w:t>1)</w:t>
       </w:r>
     </w:p>
     <w:p>
@@ -910,32 +1223,96 @@
     </w:p>
     <w:p>
       <w:r>
-        <w:t>Node insertAtEnd(Node head, int data) {</w:t>
-      </w:r>
-    </w:p>
-    <w:p>
-      <w:r>
-        <w:t xml:space="preserve">    Node newNode = new Node(data);</w:t>
-      </w:r>
-    </w:p>
-    <w:p>
-      <w:r>
-        <w:t xml:space="preserve">    if (head == null) return newNode;</w:t>
-      </w:r>
-    </w:p>
-    <w:p>
-      <w:r>
-        <w:t xml:space="preserve">    Node temp = head;</w:t>
-      </w:r>
-    </w:p>
-    <w:p>
-      <w:r>
-        <w:t xml:space="preserve">    while (temp.next != null) {</w:t>
-      </w:r>
-    </w:p>
-    <w:p>
-      <w:r>
-        <w:t xml:space="preserve">        temp = temp.next;</w:t>
+        <w:t xml:space="preserve">Node </w:t>
+      </w:r>
+      <w:proofErr w:type="spellStart"/>
+      <w:proofErr w:type="gramStart"/>
+      <w:r>
+        <w:t>insertAtEnd</w:t>
+      </w:r>
+      <w:proofErr w:type="spellEnd"/>
+      <w:r>
+        <w:t>(</w:t>
+      </w:r>
+      <w:proofErr w:type="gramEnd"/>
+      <w:r>
+        <w:t>Node head, int data) {</w:t>
+      </w:r>
+    </w:p>
+    <w:p>
+      <w:r>
+        <w:t xml:space="preserve">    Node </w:t>
+      </w:r>
+      <w:proofErr w:type="spellStart"/>
+      <w:r>
+        <w:t>newNode</w:t>
+      </w:r>
+      <w:proofErr w:type="spellEnd"/>
+      <w:r>
+        <w:t xml:space="preserve"> = new Node(data</w:t>
+      </w:r>
+      <w:proofErr w:type="gramStart"/>
+      <w:r>
+        <w:t>);</w:t>
+      </w:r>
+      <w:proofErr w:type="gramEnd"/>
+    </w:p>
+    <w:p>
+      <w:r>
+        <w:t xml:space="preserve">    if (head == null) return </w:t>
+      </w:r>
+      <w:proofErr w:type="spellStart"/>
+      <w:proofErr w:type="gramStart"/>
+      <w:r>
+        <w:t>newNode</w:t>
+      </w:r>
+      <w:proofErr w:type="spellEnd"/>
+      <w:r>
+        <w:t>;</w:t>
+      </w:r>
+      <w:proofErr w:type="gramEnd"/>
+    </w:p>
+    <w:p>
+      <w:r>
+        <w:t xml:space="preserve">    Node temp = </w:t>
+      </w:r>
+      <w:proofErr w:type="gramStart"/>
+      <w:r>
+        <w:t>head;</w:t>
+      </w:r>
+      <w:proofErr w:type="gramEnd"/>
+    </w:p>
+    <w:p>
+      <w:r>
+        <w:t xml:space="preserve">    while (</w:t>
+      </w:r>
+      <w:proofErr w:type="spellStart"/>
+      <w:proofErr w:type="gramStart"/>
+      <w:r>
+        <w:t>temp.next</w:t>
+      </w:r>
+      <w:proofErr w:type="spellEnd"/>
+      <w:r>
+        <w:t xml:space="preserve"> !=</w:t>
+      </w:r>
+      <w:proofErr w:type="gramEnd"/>
+      <w:r>
+        <w:t xml:space="preserve"> null) {</w:t>
+      </w:r>
+    </w:p>
+    <w:p>
+      <w:r>
+        <w:t xml:space="preserve">        temp = </w:t>
+      </w:r>
+      <w:proofErr w:type="spellStart"/>
+      <w:proofErr w:type="gramStart"/>
+      <w:r>
+        <w:t>temp.next</w:t>
+      </w:r>
+      <w:proofErr w:type="spellEnd"/>
+      <w:proofErr w:type="gramEnd"/>
+      <w:r>
+        <w:t>;</w:t>
       </w:r>
     </w:p>
     <w:p>
@@ -945,13 +1322,38 @@
     </w:p>
     <w:p>
       <w:r>
-        <w:t xml:space="preserve">    temp.next = newNode;</w:t>
-      </w:r>
-    </w:p>
-    <w:p>
-      <w:r>
-        <w:t xml:space="preserve">    return head;</w:t>
-      </w:r>
+        <w:t xml:space="preserve">    </w:t>
+      </w:r>
+      <w:proofErr w:type="spellStart"/>
+      <w:proofErr w:type="gramStart"/>
+      <w:r>
+        <w:t>temp.next</w:t>
+      </w:r>
+      <w:proofErr w:type="spellEnd"/>
+      <w:proofErr w:type="gramEnd"/>
+      <w:r>
+        <w:t xml:space="preserve"> = </w:t>
+      </w:r>
+      <w:proofErr w:type="spellStart"/>
+      <w:proofErr w:type="gramStart"/>
+      <w:r>
+        <w:t>newNode</w:t>
+      </w:r>
+      <w:proofErr w:type="spellEnd"/>
+      <w:r>
+        <w:t>;</w:t>
+      </w:r>
+      <w:proofErr w:type="gramEnd"/>
+    </w:p>
+    <w:p>
+      <w:r>
+        <w:t xml:space="preserve">    return </w:t>
+      </w:r>
+      <w:proofErr w:type="gramStart"/>
+      <w:r>
+        <w:t>head;</w:t>
+      </w:r>
+      <w:proofErr w:type="gramEnd"/>
     </w:p>
     <w:p>
       <w:r>
@@ -1014,7 +1416,43 @@
           <w:b/>
           <w:bCs/>
         </w:rPr>
-        <w:t>[data,next]-&gt;[data,next]</w:t>
+        <w:t>[</w:t>
+      </w:r>
+      <w:proofErr w:type="spellStart"/>
+      <w:proofErr w:type="gramStart"/>
+      <w:r>
+        <w:rPr>
+          <w:b/>
+          <w:bCs/>
+        </w:rPr>
+        <w:t>data,next</w:t>
+      </w:r>
+      <w:proofErr w:type="spellEnd"/>
+      <w:proofErr w:type="gramEnd"/>
+      <w:r>
+        <w:rPr>
+          <w:b/>
+          <w:bCs/>
+        </w:rPr>
+        <w:t>]-&gt;[</w:t>
+      </w:r>
+      <w:proofErr w:type="spellStart"/>
+      <w:proofErr w:type="gramStart"/>
+      <w:r>
+        <w:rPr>
+          <w:b/>
+          <w:bCs/>
+        </w:rPr>
+        <w:t>data,next</w:t>
+      </w:r>
+      <w:proofErr w:type="spellEnd"/>
+      <w:proofErr w:type="gramEnd"/>
+      <w:r>
+        <w:rPr>
+          <w:b/>
+          <w:bCs/>
+        </w:rPr>
+        <w:t>]</w:t>
       </w:r>
       <w:r>
         <w:rPr>
@@ -1028,7 +1466,43 @@
           <w:b/>
           <w:bCs/>
         </w:rPr>
-        <w:t>-&gt;[data,next]-&gt;[data,next]-</w:t>
+        <w:t>-&gt;[</w:t>
+      </w:r>
+      <w:proofErr w:type="spellStart"/>
+      <w:proofErr w:type="gramStart"/>
+      <w:r>
+        <w:rPr>
+          <w:b/>
+          <w:bCs/>
+        </w:rPr>
+        <w:t>data,next</w:t>
+      </w:r>
+      <w:proofErr w:type="spellEnd"/>
+      <w:proofErr w:type="gramEnd"/>
+      <w:r>
+        <w:rPr>
+          <w:b/>
+          <w:bCs/>
+        </w:rPr>
+        <w:t>]-&gt;[</w:t>
+      </w:r>
+      <w:proofErr w:type="spellStart"/>
+      <w:proofErr w:type="gramStart"/>
+      <w:r>
+        <w:rPr>
+          <w:b/>
+          <w:bCs/>
+        </w:rPr>
+        <w:t>data,next</w:t>
+      </w:r>
+      <w:proofErr w:type="spellEnd"/>
+      <w:proofErr w:type="gramEnd"/>
+      <w:r>
+        <w:rPr>
+          <w:b/>
+          <w:bCs/>
+        </w:rPr>
+        <w:t>]-</w:t>
       </w:r>
       <w:r>
         <w:rPr>
@@ -1042,7 +1516,25 @@
           <w:b/>
           <w:bCs/>
         </w:rPr>
-        <w:t>[data,next]</w:t>
+        <w:t>[</w:t>
+      </w:r>
+      <w:proofErr w:type="spellStart"/>
+      <w:proofErr w:type="gramStart"/>
+      <w:r>
+        <w:rPr>
+          <w:b/>
+          <w:bCs/>
+        </w:rPr>
+        <w:t>data,next</w:t>
+      </w:r>
+      <w:proofErr w:type="spellEnd"/>
+      <w:proofErr w:type="gramEnd"/>
+      <w:r>
+        <w:rPr>
+          <w:b/>
+          <w:bCs/>
+        </w:rPr>
+        <w:t>]</w:t>
       </w:r>
     </w:p>
     <w:p>
@@ -1153,28 +1645,130 @@
     </w:p>
     <w:p>
       <w:r>
-        <w:t>Node insertAtPos(Node head, int pos, int data) {</w:t>
-      </w:r>
-    </w:p>
-    <w:p>
-      <w:r>
-        <w:t xml:space="preserve">    if (pos == 0) return insertAtBegin(head, data);</w:t>
-      </w:r>
+        <w:t xml:space="preserve">Node </w:t>
+      </w:r>
+      <w:proofErr w:type="spellStart"/>
+      <w:proofErr w:type="gramStart"/>
+      <w:r>
+        <w:t>insertAtPos</w:t>
+      </w:r>
+      <w:proofErr w:type="spellEnd"/>
+      <w:r>
+        <w:t>(</w:t>
+      </w:r>
+      <w:proofErr w:type="gramEnd"/>
+      <w:r>
+        <w:t xml:space="preserve">Node head, int </w:t>
+      </w:r>
+      <w:proofErr w:type="spellStart"/>
+      <w:r>
+        <w:t>pos</w:t>
+      </w:r>
+      <w:proofErr w:type="spellEnd"/>
+      <w:r>
+        <w:t>, int data) {</w:t>
+      </w:r>
+    </w:p>
+    <w:p>
+      <w:r>
+        <w:t xml:space="preserve">    if (</w:t>
+      </w:r>
+      <w:proofErr w:type="spellStart"/>
+      <w:r>
+        <w:t>pos</w:t>
+      </w:r>
+      <w:proofErr w:type="spellEnd"/>
+      <w:r>
+        <w:t xml:space="preserve"> == 0) return </w:t>
+      </w:r>
+      <w:proofErr w:type="spellStart"/>
+      <w:proofErr w:type="gramStart"/>
+      <w:r>
+        <w:t>insertAtBegin</w:t>
+      </w:r>
+      <w:proofErr w:type="spellEnd"/>
+      <w:r>
+        <w:t>(</w:t>
+      </w:r>
+      <w:proofErr w:type="gramEnd"/>
+      <w:r>
+        <w:t>head, data</w:t>
+      </w:r>
+      <w:proofErr w:type="gramStart"/>
+      <w:r>
+        <w:t>);</w:t>
+      </w:r>
+      <w:proofErr w:type="gramEnd"/>
     </w:p>
     <w:p/>
     <w:p>
       <w:r>
-        <w:t xml:space="preserve">    Node temp = head;</w:t>
-      </w:r>
-    </w:p>
-    <w:p>
-      <w:r>
-        <w:t xml:space="preserve">    for (int i = 0; i &lt; pos - 1 &amp;&amp; temp != null; i++) {</w:t>
-      </w:r>
-    </w:p>
-    <w:p>
-      <w:r>
-        <w:t xml:space="preserve">        temp = temp.next;</w:t>
+        <w:t xml:space="preserve">    Node temp = </w:t>
+      </w:r>
+      <w:proofErr w:type="gramStart"/>
+      <w:r>
+        <w:t>head;</w:t>
+      </w:r>
+      <w:proofErr w:type="gramEnd"/>
+    </w:p>
+    <w:p>
+      <w:r>
+        <w:t xml:space="preserve">    for (int </w:t>
+      </w:r>
+      <w:proofErr w:type="spellStart"/>
+      <w:r>
+        <w:t>i</w:t>
+      </w:r>
+      <w:proofErr w:type="spellEnd"/>
+      <w:r>
+        <w:t xml:space="preserve"> = 0; </w:t>
+      </w:r>
+      <w:proofErr w:type="spellStart"/>
+      <w:r>
+        <w:t>i</w:t>
+      </w:r>
+      <w:proofErr w:type="spellEnd"/>
+      <w:r>
+        <w:t xml:space="preserve"> &lt; </w:t>
+      </w:r>
+      <w:proofErr w:type="spellStart"/>
+      <w:r>
+        <w:t>pos</w:t>
+      </w:r>
+      <w:proofErr w:type="spellEnd"/>
+      <w:r>
+        <w:t xml:space="preserve"> - 1 &amp;&amp; </w:t>
+      </w:r>
+      <w:proofErr w:type="gramStart"/>
+      <w:r>
+        <w:t>temp !</w:t>
+      </w:r>
+      <w:proofErr w:type="gramEnd"/>
+      <w:r>
+        <w:t xml:space="preserve">= null; </w:t>
+      </w:r>
+      <w:proofErr w:type="spellStart"/>
+      <w:r>
+        <w:t>i</w:t>
+      </w:r>
+      <w:proofErr w:type="spellEnd"/>
+      <w:r>
+        <w:t>++) {</w:t>
+      </w:r>
+    </w:p>
+    <w:p>
+      <w:r>
+        <w:t xml:space="preserve">        temp = </w:t>
+      </w:r>
+      <w:proofErr w:type="spellStart"/>
+      <w:proofErr w:type="gramStart"/>
+      <w:r>
+        <w:t>temp.next</w:t>
+      </w:r>
+      <w:proofErr w:type="spellEnd"/>
+      <w:proofErr w:type="gramEnd"/>
+      <w:r>
+        <w:t>;</w:t>
       </w:r>
     </w:p>
     <w:p>
@@ -1186,24 +1780,80 @@
     <w:p/>
     <w:p>
       <w:r>
-        <w:t xml:space="preserve">    Node newNode = new Node(data);</w:t>
-      </w:r>
-    </w:p>
-    <w:p>
-      <w:r>
-        <w:t xml:space="preserve">    newNode.next = temp.next;</w:t>
-      </w:r>
-    </w:p>
-    <w:p>
-      <w:r>
-        <w:t xml:space="preserve">    temp.next = newNode;</w:t>
-      </w:r>
+        <w:t xml:space="preserve">    Node </w:t>
+      </w:r>
+      <w:proofErr w:type="spellStart"/>
+      <w:r>
+        <w:t>newNode</w:t>
+      </w:r>
+      <w:proofErr w:type="spellEnd"/>
+      <w:r>
+        <w:t xml:space="preserve"> = new Node(data</w:t>
+      </w:r>
+      <w:proofErr w:type="gramStart"/>
+      <w:r>
+        <w:t>);</w:t>
+      </w:r>
+      <w:proofErr w:type="gramEnd"/>
+    </w:p>
+    <w:p>
+      <w:r>
+        <w:t xml:space="preserve">    </w:t>
+      </w:r>
+      <w:proofErr w:type="spellStart"/>
+      <w:r>
+        <w:t>newNode.next</w:t>
+      </w:r>
+      <w:proofErr w:type="spellEnd"/>
+      <w:r>
+        <w:t xml:space="preserve"> = </w:t>
+      </w:r>
+      <w:proofErr w:type="spellStart"/>
+      <w:proofErr w:type="gramStart"/>
+      <w:r>
+        <w:t>temp.next</w:t>
+      </w:r>
+      <w:proofErr w:type="spellEnd"/>
+      <w:proofErr w:type="gramEnd"/>
+      <w:r>
+        <w:t>;</w:t>
+      </w:r>
+    </w:p>
+    <w:p>
+      <w:r>
+        <w:t xml:space="preserve">    </w:t>
+      </w:r>
+      <w:proofErr w:type="spellStart"/>
+      <w:proofErr w:type="gramStart"/>
+      <w:r>
+        <w:t>temp.next</w:t>
+      </w:r>
+      <w:proofErr w:type="spellEnd"/>
+      <w:proofErr w:type="gramEnd"/>
+      <w:r>
+        <w:t xml:space="preserve"> = </w:t>
+      </w:r>
+      <w:proofErr w:type="spellStart"/>
+      <w:proofErr w:type="gramStart"/>
+      <w:r>
+        <w:t>newNode</w:t>
+      </w:r>
+      <w:proofErr w:type="spellEnd"/>
+      <w:r>
+        <w:t>;</w:t>
+      </w:r>
+      <w:proofErr w:type="gramEnd"/>
     </w:p>
     <w:p/>
     <w:p>
       <w:r>
-        <w:t xml:space="preserve">    return head;</w:t>
-      </w:r>
+        <w:t xml:space="preserve">    return </w:t>
+      </w:r>
+      <w:proofErr w:type="gramStart"/>
+      <w:r>
+        <w:t>head;</w:t>
+      </w:r>
+      <w:proofErr w:type="gramEnd"/>
     </w:p>
     <w:p>
       <w:r>
@@ -1256,17 +1906,45 @@
     </w:p>
     <w:p>
       <w:r>
-        <w:t>Node deleteBegin(Node head) {</w:t>
-      </w:r>
-    </w:p>
-    <w:p>
-      <w:r>
-        <w:t xml:space="preserve">    if (head == null) return null;</w:t>
-      </w:r>
-    </w:p>
-    <w:p>
-      <w:r>
-        <w:t xml:space="preserve">    return head.next;</w:t>
+        <w:t xml:space="preserve">Node </w:t>
+      </w:r>
+      <w:proofErr w:type="spellStart"/>
+      <w:proofErr w:type="gramStart"/>
+      <w:r>
+        <w:t>deleteBegin</w:t>
+      </w:r>
+      <w:proofErr w:type="spellEnd"/>
+      <w:r>
+        <w:t>(</w:t>
+      </w:r>
+      <w:proofErr w:type="gramEnd"/>
+      <w:r>
+        <w:t>Node head) {</w:t>
+      </w:r>
+    </w:p>
+    <w:p>
+      <w:r>
+        <w:t xml:space="preserve">    if (head == null) return </w:t>
+      </w:r>
+      <w:proofErr w:type="gramStart"/>
+      <w:r>
+        <w:t>null;</w:t>
+      </w:r>
+      <w:proofErr w:type="gramEnd"/>
+    </w:p>
+    <w:p>
+      <w:r>
+        <w:t xml:space="preserve">    return </w:t>
+      </w:r>
+      <w:proofErr w:type="spellStart"/>
+      <w:proofErr w:type="gramStart"/>
+      <w:r>
+        <w:t>head.next</w:t>
+      </w:r>
+      <w:proofErr w:type="spellEnd"/>
+      <w:proofErr w:type="gramEnd"/>
+      <w:r>
+        <w:t>;</w:t>
       </w:r>
     </w:p>
     <w:p>
@@ -1301,7 +1979,25 @@
           <w:b/>
           <w:bCs/>
         </w:rPr>
-        <w:t>[data,next]</w:t>
+        <w:t>[</w:t>
+      </w:r>
+      <w:proofErr w:type="spellStart"/>
+      <w:proofErr w:type="gramStart"/>
+      <w:r>
+        <w:rPr>
+          <w:b/>
+          <w:bCs/>
+        </w:rPr>
+        <w:t>data,next</w:t>
+      </w:r>
+      <w:proofErr w:type="spellEnd"/>
+      <w:proofErr w:type="gramEnd"/>
+      <w:r>
+        <w:rPr>
+          <w:b/>
+          <w:bCs/>
+        </w:rPr>
+        <w:t>]</w:t>
       </w:r>
       <w:r>
         <w:rPr>
@@ -1337,22 +2033,94 @@
           <w:b/>
           <w:bCs/>
         </w:rPr>
-        <w:t>[data,next] -&gt;[data,next]-&gt;[data,next]-</w:t>
-      </w:r>
-    </w:p>
-    <w:p>
-      <w:pPr>
-        <w:rPr>
-          <w:b/>
-          <w:bCs/>
-        </w:rPr>
-      </w:pPr>
-      <w:r>
-        <w:rPr>
-          <w:b/>
-          <w:bCs/>
-        </w:rPr>
-        <w:t xml:space="preserve"> [data,next] (null)</w:t>
+        <w:t>[</w:t>
+      </w:r>
+      <w:proofErr w:type="spellStart"/>
+      <w:proofErr w:type="gramStart"/>
+      <w:r>
+        <w:rPr>
+          <w:b/>
+          <w:bCs/>
+        </w:rPr>
+        <w:t>data,next</w:t>
+      </w:r>
+      <w:proofErr w:type="spellEnd"/>
+      <w:proofErr w:type="gramEnd"/>
+      <w:r>
+        <w:rPr>
+          <w:b/>
+          <w:bCs/>
+        </w:rPr>
+        <w:t>] -&gt;[</w:t>
+      </w:r>
+      <w:proofErr w:type="spellStart"/>
+      <w:proofErr w:type="gramStart"/>
+      <w:r>
+        <w:rPr>
+          <w:b/>
+          <w:bCs/>
+        </w:rPr>
+        <w:t>data,next</w:t>
+      </w:r>
+      <w:proofErr w:type="spellEnd"/>
+      <w:proofErr w:type="gramEnd"/>
+      <w:r>
+        <w:rPr>
+          <w:b/>
+          <w:bCs/>
+        </w:rPr>
+        <w:t>]-&gt;[</w:t>
+      </w:r>
+      <w:proofErr w:type="spellStart"/>
+      <w:proofErr w:type="gramStart"/>
+      <w:r>
+        <w:rPr>
+          <w:b/>
+          <w:bCs/>
+        </w:rPr>
+        <w:t>data,next</w:t>
+      </w:r>
+      <w:proofErr w:type="spellEnd"/>
+      <w:proofErr w:type="gramEnd"/>
+      <w:r>
+        <w:rPr>
+          <w:b/>
+          <w:bCs/>
+        </w:rPr>
+        <w:t>]-</w:t>
+      </w:r>
+    </w:p>
+    <w:p>
+      <w:pPr>
+        <w:rPr>
+          <w:b/>
+          <w:bCs/>
+        </w:rPr>
+      </w:pPr>
+      <w:r>
+        <w:rPr>
+          <w:b/>
+          <w:bCs/>
+        </w:rPr>
+        <w:t xml:space="preserve"> [</w:t>
+      </w:r>
+      <w:proofErr w:type="spellStart"/>
+      <w:proofErr w:type="gramStart"/>
+      <w:r>
+        <w:rPr>
+          <w:b/>
+          <w:bCs/>
+        </w:rPr>
+        <w:t>data,next</w:t>
+      </w:r>
+      <w:proofErr w:type="spellEnd"/>
+      <w:proofErr w:type="gramEnd"/>
+      <w:r>
+        <w:rPr>
+          <w:b/>
+          <w:bCs/>
+        </w:rPr>
+        <w:t>] (null)</w:t>
       </w:r>
       <w:r>
         <w:rPr>
@@ -1394,29 +2162,93 @@
     </w:p>
     <w:p>
       <w:r>
-        <w:t>Node deleteEnd(Node head) {</w:t>
-      </w:r>
-    </w:p>
-    <w:p>
-      <w:r>
-        <w:t xml:space="preserve">    if (head == null || head.next == null) return null;</w:t>
-      </w:r>
+        <w:t xml:space="preserve">Node </w:t>
+      </w:r>
+      <w:proofErr w:type="spellStart"/>
+      <w:proofErr w:type="gramStart"/>
+      <w:r>
+        <w:t>deleteEnd</w:t>
+      </w:r>
+      <w:proofErr w:type="spellEnd"/>
+      <w:r>
+        <w:t>(</w:t>
+      </w:r>
+      <w:proofErr w:type="gramEnd"/>
+      <w:r>
+        <w:t>Node head) {</w:t>
+      </w:r>
+    </w:p>
+    <w:p>
+      <w:r>
+        <w:t xml:space="preserve">    if (head == null || </w:t>
+      </w:r>
+      <w:proofErr w:type="spellStart"/>
+      <w:proofErr w:type="gramStart"/>
+      <w:r>
+        <w:t>head.next</w:t>
+      </w:r>
+      <w:proofErr w:type="spellEnd"/>
+      <w:proofErr w:type="gramEnd"/>
+      <w:r>
+        <w:t xml:space="preserve"> == null) return </w:t>
+      </w:r>
+      <w:proofErr w:type="gramStart"/>
+      <w:r>
+        <w:t>null;</w:t>
+      </w:r>
+      <w:proofErr w:type="gramEnd"/>
     </w:p>
     <w:p/>
     <w:p>
       <w:r>
-        <w:t xml:space="preserve">    Node temp = head;</w:t>
-      </w:r>
-    </w:p>
-    <w:p>
-      <w:r>
-        <w:t xml:space="preserve">    while (temp.next.next != null) {</w:t>
+        <w:t xml:space="preserve">    Node temp = </w:t>
+      </w:r>
+      <w:proofErr w:type="gramStart"/>
+      <w:r>
+        <w:t>head;</w:t>
+      </w:r>
+      <w:proofErr w:type="gramEnd"/>
+    </w:p>
+    <w:p>
+      <w:r>
+        <w:t xml:space="preserve">    while (</w:t>
+      </w:r>
+      <w:proofErr w:type="spellStart"/>
+      <w:proofErr w:type="gramStart"/>
+      <w:r>
+        <w:t>temp.next</w:t>
+      </w:r>
+      <w:proofErr w:type="gramEnd"/>
+      <w:r>
+        <w:t>.</w:t>
+      </w:r>
+      <w:proofErr w:type="gramStart"/>
+      <w:r>
+        <w:t>next</w:t>
+      </w:r>
+      <w:proofErr w:type="spellEnd"/>
+      <w:r>
+        <w:t xml:space="preserve"> !</w:t>
+      </w:r>
+      <w:proofErr w:type="gramEnd"/>
+      <w:r>
+        <w:t>= null) {</w:t>
       </w:r>
     </w:p>
     <w:p>
       <w:r>
         <w:lastRenderedPageBreak/>
-        <w:t xml:space="preserve">        temp = temp.next;</w:t>
+        <w:t xml:space="preserve">        temp = </w:t>
+      </w:r>
+      <w:proofErr w:type="spellStart"/>
+      <w:proofErr w:type="gramStart"/>
+      <w:r>
+        <w:t>temp.next</w:t>
+      </w:r>
+      <w:proofErr w:type="spellEnd"/>
+      <w:proofErr w:type="gramEnd"/>
+      <w:r>
+        <w:t>;</w:t>
       </w:r>
     </w:p>
     <w:p>
@@ -1428,11 +2260,21 @@
       <w:r>
         <w:t xml:space="preserve">    </w:t>
       </w:r>
+      <w:proofErr w:type="spellStart"/>
+      <w:proofErr w:type="gramStart"/>
       <w:r>
         <w:rPr>
           <w:highlight w:val="yellow"/>
         </w:rPr>
-        <w:t>temp.next = null;</w:t>
+        <w:t>temp.next</w:t>
+      </w:r>
+      <w:proofErr w:type="spellEnd"/>
+      <w:proofErr w:type="gramEnd"/>
+      <w:r>
+        <w:rPr>
+          <w:highlight w:val="yellow"/>
+        </w:rPr>
+        <w:t xml:space="preserve"> = null;</w:t>
       </w:r>
       <w:r>
         <w:tab/>
@@ -1444,8 +2286,13 @@
     </w:p>
     <w:p>
       <w:r>
-        <w:t xml:space="preserve">    return head;</w:t>
-      </w:r>
+        <w:t xml:space="preserve">    return </w:t>
+      </w:r>
+      <w:proofErr w:type="gramStart"/>
+      <w:r>
+        <w:t>head;</w:t>
+      </w:r>
+      <w:proofErr w:type="gramEnd"/>
     </w:p>
     <w:p>
       <w:r>
@@ -1476,7 +2323,20 @@
     </w:p>
     <w:p>
       <w:r>
-        <w:t>Node deleteByValue(Node head, int key) {</w:t>
+        <w:t xml:space="preserve">Node </w:t>
+      </w:r>
+      <w:proofErr w:type="spellStart"/>
+      <w:proofErr w:type="gramStart"/>
+      <w:r>
+        <w:t>deleteByValue</w:t>
+      </w:r>
+      <w:proofErr w:type="spellEnd"/>
+      <w:r>
+        <w:t>(</w:t>
+      </w:r>
+      <w:proofErr w:type="gramEnd"/>
+      <w:r>
+        <w:t>Node head, int key) {</w:t>
       </w:r>
     </w:p>
     <w:p>
@@ -1499,7 +2359,25 @@
     </w:p>
     <w:p>
       <w:r>
-        <w:t xml:space="preserve">    if (head.data == key) return head.next;</w:t>
+        <w:t xml:space="preserve">    if (</w:t>
+      </w:r>
+      <w:proofErr w:type="spellStart"/>
+      <w:r>
+        <w:t>head.data</w:t>
+      </w:r>
+      <w:proofErr w:type="spellEnd"/>
+      <w:r>
+        <w:t xml:space="preserve"> == key) return </w:t>
+      </w:r>
+      <w:proofErr w:type="spellStart"/>
+      <w:proofErr w:type="gramStart"/>
+      <w:r>
+        <w:t>head.next</w:t>
+      </w:r>
+      <w:proofErr w:type="spellEnd"/>
+      <w:proofErr w:type="gramEnd"/>
+      <w:r>
+        <w:t>;</w:t>
       </w:r>
       <w:r>
         <w:tab/>
@@ -1515,17 +2393,66 @@
     <w:p/>
     <w:p>
       <w:r>
-        <w:t xml:space="preserve">    Node temp = head;</w:t>
-      </w:r>
-    </w:p>
-    <w:p>
-      <w:r>
-        <w:t xml:space="preserve">    while (temp.next != null &amp;&amp; temp.next.data != key) {</w:t>
-      </w:r>
-    </w:p>
-    <w:p>
-      <w:r>
-        <w:t xml:space="preserve">        temp = temp.next;</w:t>
+        <w:t xml:space="preserve">    Node temp = </w:t>
+      </w:r>
+      <w:proofErr w:type="gramStart"/>
+      <w:r>
+        <w:t>head;</w:t>
+      </w:r>
+      <w:proofErr w:type="gramEnd"/>
+    </w:p>
+    <w:p>
+      <w:r>
+        <w:t xml:space="preserve">    while (</w:t>
+      </w:r>
+      <w:proofErr w:type="spellStart"/>
+      <w:proofErr w:type="gramStart"/>
+      <w:r>
+        <w:t>temp.next</w:t>
+      </w:r>
+      <w:proofErr w:type="spellEnd"/>
+      <w:r>
+        <w:t xml:space="preserve"> !=</w:t>
+      </w:r>
+      <w:proofErr w:type="gramEnd"/>
+      <w:r>
+        <w:t xml:space="preserve"> null &amp;&amp; </w:t>
+      </w:r>
+      <w:proofErr w:type="spellStart"/>
+      <w:proofErr w:type="gramStart"/>
+      <w:r>
+        <w:t>temp.next</w:t>
+      </w:r>
+      <w:proofErr w:type="gramEnd"/>
+      <w:r>
+        <w:t>.</w:t>
+      </w:r>
+      <w:proofErr w:type="gramStart"/>
+      <w:r>
+        <w:t>data</w:t>
+      </w:r>
+      <w:proofErr w:type="spellEnd"/>
+      <w:r>
+        <w:t xml:space="preserve"> !</w:t>
+      </w:r>
+      <w:proofErr w:type="gramEnd"/>
+      <w:r>
+        <w:t>= key) {</w:t>
+      </w:r>
+    </w:p>
+    <w:p>
+      <w:r>
+        <w:t xml:space="preserve">        temp = </w:t>
+      </w:r>
+      <w:proofErr w:type="spellStart"/>
+      <w:proofErr w:type="gramStart"/>
+      <w:r>
+        <w:t>temp.next</w:t>
+      </w:r>
+      <w:proofErr w:type="spellEnd"/>
+      <w:proofErr w:type="gramEnd"/>
+      <w:r>
+        <w:t>;</w:t>
       </w:r>
     </w:p>
     <w:p>
@@ -1536,13 +2463,54 @@
     <w:p/>
     <w:p>
       <w:r>
-        <w:t xml:space="preserve">    if (temp.next != null) {</w:t>
-      </w:r>
-    </w:p>
-    <w:p>
-      <w:r>
-        <w:t xml:space="preserve">        temp.next = temp.next.next;</w:t>
-      </w:r>
+        <w:t xml:space="preserve">    if (</w:t>
+      </w:r>
+      <w:proofErr w:type="spellStart"/>
+      <w:proofErr w:type="gramStart"/>
+      <w:r>
+        <w:t>temp.next</w:t>
+      </w:r>
+      <w:proofErr w:type="spellEnd"/>
+      <w:r>
+        <w:t xml:space="preserve"> !=</w:t>
+      </w:r>
+      <w:proofErr w:type="gramEnd"/>
+      <w:r>
+        <w:t xml:space="preserve"> null) {</w:t>
+      </w:r>
+    </w:p>
+    <w:p>
+      <w:r>
+        <w:t xml:space="preserve">        </w:t>
+      </w:r>
+      <w:proofErr w:type="spellStart"/>
+      <w:proofErr w:type="gramStart"/>
+      <w:r>
+        <w:t>temp.next</w:t>
+      </w:r>
+      <w:proofErr w:type="spellEnd"/>
+      <w:proofErr w:type="gramEnd"/>
+      <w:r>
+        <w:t xml:space="preserve"> = </w:t>
+      </w:r>
+      <w:proofErr w:type="spellStart"/>
+      <w:proofErr w:type="gramStart"/>
+      <w:r>
+        <w:t>temp.next</w:t>
+      </w:r>
+      <w:proofErr w:type="gramEnd"/>
+      <w:r>
+        <w:t>.</w:t>
+      </w:r>
+      <w:proofErr w:type="gramStart"/>
+      <w:r>
+        <w:t>next</w:t>
+      </w:r>
+      <w:proofErr w:type="spellEnd"/>
+      <w:r>
+        <w:t>;</w:t>
+      </w:r>
+      <w:proofErr w:type="gramEnd"/>
     </w:p>
     <w:p>
       <w:r>
@@ -1551,8 +2519,13 @@
     </w:p>
     <w:p>
       <w:r>
-        <w:t xml:space="preserve">    return head;</w:t>
-      </w:r>
+        <w:t xml:space="preserve">    return </w:t>
+      </w:r>
+      <w:proofErr w:type="gramStart"/>
+      <w:r>
+        <w:t>head;</w:t>
+      </w:r>
+      <w:proofErr w:type="gramEnd"/>
     </w:p>
     <w:p>
       <w:r>
@@ -1582,28 +2555,77 @@
       </w:r>
     </w:p>
     <w:p>
-      <w:r>
-        <w:t>boolean search(Node head, int key) {</w:t>
-      </w:r>
-    </w:p>
-    <w:p>
-      <w:r>
-        <w:t xml:space="preserve">    Node temp = head;</w:t>
-      </w:r>
-    </w:p>
-    <w:p>
-      <w:r>
-        <w:t xml:space="preserve">    while (temp != null) {</w:t>
-      </w:r>
-    </w:p>
-    <w:p>
-      <w:r>
-        <w:t xml:space="preserve">        if (temp.data == key) return true;</w:t>
-      </w:r>
-    </w:p>
-    <w:p>
-      <w:r>
-        <w:t xml:space="preserve">        temp = temp.next;</w:t>
+      <w:proofErr w:type="spellStart"/>
+      <w:r>
+        <w:t>boolean</w:t>
+      </w:r>
+      <w:proofErr w:type="spellEnd"/>
+      <w:r>
+        <w:t xml:space="preserve"> </w:t>
+      </w:r>
+      <w:proofErr w:type="gramStart"/>
+      <w:r>
+        <w:t>search(</w:t>
+      </w:r>
+      <w:proofErr w:type="gramEnd"/>
+      <w:r>
+        <w:t>Node head, int key) {</w:t>
+      </w:r>
+    </w:p>
+    <w:p>
+      <w:r>
+        <w:t xml:space="preserve">    Node temp = </w:t>
+      </w:r>
+      <w:proofErr w:type="gramStart"/>
+      <w:r>
+        <w:t>head;</w:t>
+      </w:r>
+      <w:proofErr w:type="gramEnd"/>
+    </w:p>
+    <w:p>
+      <w:r>
+        <w:t xml:space="preserve">    while (</w:t>
+      </w:r>
+      <w:proofErr w:type="gramStart"/>
+      <w:r>
+        <w:t>temp !</w:t>
+      </w:r>
+      <w:proofErr w:type="gramEnd"/>
+      <w:r>
+        <w:t>= null) {</w:t>
+      </w:r>
+    </w:p>
+    <w:p>
+      <w:r>
+        <w:t xml:space="preserve">        if (</w:t>
+      </w:r>
+      <w:proofErr w:type="spellStart"/>
+      <w:r>
+        <w:t>temp.data</w:t>
+      </w:r>
+      <w:proofErr w:type="spellEnd"/>
+      <w:r>
+        <w:t xml:space="preserve"> == key) return </w:t>
+      </w:r>
+      <w:proofErr w:type="gramStart"/>
+      <w:r>
+        <w:t>true;</w:t>
+      </w:r>
+      <w:proofErr w:type="gramEnd"/>
+    </w:p>
+    <w:p>
+      <w:r>
+        <w:t xml:space="preserve">        temp = </w:t>
+      </w:r>
+      <w:proofErr w:type="spellStart"/>
+      <w:proofErr w:type="gramStart"/>
+      <w:r>
+        <w:t>temp.next</w:t>
+      </w:r>
+      <w:proofErr w:type="spellEnd"/>
+      <w:proofErr w:type="gramEnd"/>
+      <w:r>
+        <w:t>;</w:t>
       </w:r>
     </w:p>
     <w:p>
@@ -1614,8 +2636,13 @@
     </w:p>
     <w:p>
       <w:r>
-        <w:t xml:space="preserve">    return false;</w:t>
-      </w:r>
+        <w:t xml:space="preserve">    return </w:t>
+      </w:r>
+      <w:proofErr w:type="gramStart"/>
+      <w:r>
+        <w:t>false;</w:t>
+      </w:r>
+      <w:proofErr w:type="gramEnd"/>
     </w:p>
     <w:p>
       <w:r>
@@ -1668,44 +2695,160 @@
     </w:p>
     <w:p>
       <w:r>
-        <w:t>Node reverse(Node head) {</w:t>
-      </w:r>
-    </w:p>
-    <w:p>
-      <w:r>
-        <w:t xml:space="preserve">    Node prev = null;</w:t>
-      </w:r>
-    </w:p>
-    <w:p>
-      <w:r>
-        <w:t xml:space="preserve">    Node curr = head;</w:t>
-      </w:r>
+        <w:t xml:space="preserve">Node </w:t>
+      </w:r>
+      <w:proofErr w:type="gramStart"/>
+      <w:r>
+        <w:t>reverse(</w:t>
+      </w:r>
+      <w:proofErr w:type="gramEnd"/>
+      <w:r>
+        <w:t>Node head) {</w:t>
+      </w:r>
+    </w:p>
+    <w:p>
+      <w:r>
+        <w:t xml:space="preserve">    Node </w:t>
+      </w:r>
+      <w:proofErr w:type="spellStart"/>
+      <w:r>
+        <w:t>prev</w:t>
+      </w:r>
+      <w:proofErr w:type="spellEnd"/>
+      <w:r>
+        <w:t xml:space="preserve"> = </w:t>
+      </w:r>
+      <w:proofErr w:type="gramStart"/>
+      <w:r>
+        <w:t>null;</w:t>
+      </w:r>
+      <w:proofErr w:type="gramEnd"/>
+    </w:p>
+    <w:p>
+      <w:r>
+        <w:t xml:space="preserve">    </w:t>
+      </w:r>
+      <w:proofErr w:type="gramStart"/>
+      <w:r>
+        <w:t>Node</w:t>
+      </w:r>
+      <w:proofErr w:type="gramEnd"/>
+      <w:r>
+        <w:t xml:space="preserve"> </w:t>
+      </w:r>
+      <w:proofErr w:type="spellStart"/>
+      <w:r>
+        <w:t>curr</w:t>
+      </w:r>
+      <w:proofErr w:type="spellEnd"/>
+      <w:r>
+        <w:t xml:space="preserve"> = </w:t>
+      </w:r>
+      <w:proofErr w:type="gramStart"/>
+      <w:r>
+        <w:t>head;</w:t>
+      </w:r>
+      <w:proofErr w:type="gramEnd"/>
     </w:p>
     <w:p/>
     <w:p>
       <w:r>
-        <w:t xml:space="preserve">    while (curr != null) {</w:t>
-      </w:r>
-    </w:p>
-    <w:p>
-      <w:r>
-        <w:t xml:space="preserve">        Node next = curr.next;</w:t>
-      </w:r>
-    </w:p>
-    <w:p>
-      <w:r>
-        <w:t xml:space="preserve">        curr.next = prev;</w:t>
-      </w:r>
-    </w:p>
-    <w:p>
-      <w:r>
-        <w:t xml:space="preserve">        prev = curr;</w:t>
-      </w:r>
-    </w:p>
-    <w:p>
-      <w:r>
-        <w:t xml:space="preserve">        curr = next;</w:t>
-      </w:r>
+        <w:t xml:space="preserve">    while (</w:t>
+      </w:r>
+      <w:proofErr w:type="spellStart"/>
+      <w:proofErr w:type="gramStart"/>
+      <w:r>
+        <w:t>curr</w:t>
+      </w:r>
+      <w:proofErr w:type="spellEnd"/>
+      <w:r>
+        <w:t xml:space="preserve"> !</w:t>
+      </w:r>
+      <w:proofErr w:type="gramEnd"/>
+      <w:r>
+        <w:t>= null) {</w:t>
+      </w:r>
+    </w:p>
+    <w:p>
+      <w:r>
+        <w:t xml:space="preserve">        Node next = </w:t>
+      </w:r>
+      <w:proofErr w:type="spellStart"/>
+      <w:proofErr w:type="gramStart"/>
+      <w:r>
+        <w:t>curr.next</w:t>
+      </w:r>
+      <w:proofErr w:type="spellEnd"/>
+      <w:proofErr w:type="gramEnd"/>
+      <w:r>
+        <w:t>;</w:t>
+      </w:r>
+    </w:p>
+    <w:p>
+      <w:r>
+        <w:t xml:space="preserve">        </w:t>
+      </w:r>
+      <w:proofErr w:type="spellStart"/>
+      <w:proofErr w:type="gramStart"/>
+      <w:r>
+        <w:t>curr.next</w:t>
+      </w:r>
+      <w:proofErr w:type="spellEnd"/>
+      <w:proofErr w:type="gramEnd"/>
+      <w:r>
+        <w:t xml:space="preserve"> = </w:t>
+      </w:r>
+      <w:proofErr w:type="spellStart"/>
+      <w:proofErr w:type="gramStart"/>
+      <w:r>
+        <w:t>prev</w:t>
+      </w:r>
+      <w:proofErr w:type="spellEnd"/>
+      <w:r>
+        <w:t>;</w:t>
+      </w:r>
+      <w:proofErr w:type="gramEnd"/>
+    </w:p>
+    <w:p>
+      <w:r>
+        <w:t xml:space="preserve">        </w:t>
+      </w:r>
+      <w:proofErr w:type="spellStart"/>
+      <w:r>
+        <w:t>prev</w:t>
+      </w:r>
+      <w:proofErr w:type="spellEnd"/>
+      <w:r>
+        <w:t xml:space="preserve"> = </w:t>
+      </w:r>
+      <w:proofErr w:type="spellStart"/>
+      <w:proofErr w:type="gramStart"/>
+      <w:r>
+        <w:t>curr</w:t>
+      </w:r>
+      <w:proofErr w:type="spellEnd"/>
+      <w:r>
+        <w:t>;</w:t>
+      </w:r>
+      <w:proofErr w:type="gramEnd"/>
+    </w:p>
+    <w:p>
+      <w:r>
+        <w:t xml:space="preserve">        </w:t>
+      </w:r>
+      <w:proofErr w:type="spellStart"/>
+      <w:r>
+        <w:t>curr</w:t>
+      </w:r>
+      <w:proofErr w:type="spellEnd"/>
+      <w:r>
+        <w:t xml:space="preserve"> = </w:t>
+      </w:r>
+      <w:proofErr w:type="gramStart"/>
+      <w:r>
+        <w:t>next;</w:t>
+      </w:r>
+      <w:proofErr w:type="gramEnd"/>
     </w:p>
     <w:p>
       <w:r>
@@ -1714,8 +2857,18 @@
     </w:p>
     <w:p>
       <w:r>
-        <w:t xml:space="preserve">    return prev;</w:t>
-      </w:r>
+        <w:t xml:space="preserve">    return </w:t>
+      </w:r>
+      <w:proofErr w:type="spellStart"/>
+      <w:proofErr w:type="gramStart"/>
+      <w:r>
+        <w:t>prev</w:t>
+      </w:r>
+      <w:proofErr w:type="spellEnd"/>
+      <w:r>
+        <w:t>;</w:t>
+      </w:r>
+      <w:proofErr w:type="gramEnd"/>
     </w:p>
     <w:p>
       <w:r>
@@ -1741,7 +2894,15 @@
         </w:numPr>
       </w:pPr>
       <w:r>
-        <w:t>Space → O(1)</w:t>
+        <w:t xml:space="preserve">Space → </w:t>
+      </w:r>
+      <w:proofErr w:type="gramStart"/>
+      <w:r>
+        <w:t>O(</w:t>
+      </w:r>
+      <w:proofErr w:type="gramEnd"/>
+      <w:r>
+        <w:t>1)</w:t>
       </w:r>
     </w:p>
     <w:p>
@@ -1779,35 +2940,107 @@
     </w:p>
     <w:p>
       <w:r>
-        <w:t>int findMiddle(Node head) {</w:t>
-      </w:r>
-    </w:p>
-    <w:p>
-      <w:r>
-        <w:t xml:space="preserve">    Node slow = head;</w:t>
-      </w:r>
-    </w:p>
-    <w:p>
-      <w:r>
-        <w:t xml:space="preserve">    Node fast = head;</w:t>
-      </w:r>
+        <w:t xml:space="preserve">int </w:t>
+      </w:r>
+      <w:proofErr w:type="spellStart"/>
+      <w:proofErr w:type="gramStart"/>
+      <w:r>
+        <w:t>findMiddle</w:t>
+      </w:r>
+      <w:proofErr w:type="spellEnd"/>
+      <w:r>
+        <w:t>(</w:t>
+      </w:r>
+      <w:proofErr w:type="gramEnd"/>
+      <w:r>
+        <w:t>Node head) {</w:t>
+      </w:r>
+    </w:p>
+    <w:p>
+      <w:r>
+        <w:t xml:space="preserve">    Node slow = </w:t>
+      </w:r>
+      <w:proofErr w:type="gramStart"/>
+      <w:r>
+        <w:t>head;</w:t>
+      </w:r>
+      <w:proofErr w:type="gramEnd"/>
+    </w:p>
+    <w:p>
+      <w:r>
+        <w:t xml:space="preserve">    Node fast = </w:t>
+      </w:r>
+      <w:proofErr w:type="gramStart"/>
+      <w:r>
+        <w:t>head;</w:t>
+      </w:r>
+      <w:proofErr w:type="gramEnd"/>
     </w:p>
     <w:p/>
     <w:p>
       <w:r>
         <w:lastRenderedPageBreak/>
-        <w:t xml:space="preserve">    while (fast != null &amp;&amp; fast.next != null) {</w:t>
-      </w:r>
-    </w:p>
-    <w:p>
-      <w:r>
-        <w:t xml:space="preserve">        slow = slow.next;</w:t>
-      </w:r>
-    </w:p>
-    <w:p>
-      <w:r>
-        <w:t xml:space="preserve">        fast = fast.next.next;</w:t>
-      </w:r>
+        <w:t xml:space="preserve">    while (</w:t>
+      </w:r>
+      <w:proofErr w:type="gramStart"/>
+      <w:r>
+        <w:t>fast !</w:t>
+      </w:r>
+      <w:proofErr w:type="gramEnd"/>
+      <w:r>
+        <w:t xml:space="preserve">= null &amp;&amp; </w:t>
+      </w:r>
+      <w:proofErr w:type="spellStart"/>
+      <w:proofErr w:type="gramStart"/>
+      <w:r>
+        <w:t>fast.next</w:t>
+      </w:r>
+      <w:proofErr w:type="spellEnd"/>
+      <w:r>
+        <w:t xml:space="preserve"> !=</w:t>
+      </w:r>
+      <w:proofErr w:type="gramEnd"/>
+      <w:r>
+        <w:t xml:space="preserve"> null) {</w:t>
+      </w:r>
+    </w:p>
+    <w:p>
+      <w:r>
+        <w:t xml:space="preserve">        slow = </w:t>
+      </w:r>
+      <w:proofErr w:type="spellStart"/>
+      <w:proofErr w:type="gramStart"/>
+      <w:r>
+        <w:t>slow.next</w:t>
+      </w:r>
+      <w:proofErr w:type="spellEnd"/>
+      <w:proofErr w:type="gramEnd"/>
+      <w:r>
+        <w:t>;</w:t>
+      </w:r>
+    </w:p>
+    <w:p>
+      <w:r>
+        <w:t xml:space="preserve">        fast = </w:t>
+      </w:r>
+      <w:proofErr w:type="spellStart"/>
+      <w:proofErr w:type="gramStart"/>
+      <w:r>
+        <w:t>fast.next</w:t>
+      </w:r>
+      <w:proofErr w:type="gramEnd"/>
+      <w:r>
+        <w:t>.</w:t>
+      </w:r>
+      <w:proofErr w:type="gramStart"/>
+      <w:r>
+        <w:t>next</w:t>
+      </w:r>
+      <w:proofErr w:type="spellEnd"/>
+      <w:r>
+        <w:t>;</w:t>
+      </w:r>
+      <w:proofErr w:type="gramEnd"/>
     </w:p>
     <w:p>
       <w:r>
@@ -1816,8 +3049,21 @@
     </w:p>
     <w:p>
       <w:r>
-        <w:t xml:space="preserve">    return slow.data;</w:t>
-      </w:r>
+        <w:t xml:space="preserve">    return </w:t>
+      </w:r>
+      <w:proofErr w:type="spellStart"/>
+      <w:r>
+        <w:t>slow.</w:t>
+      </w:r>
+      <w:proofErr w:type="gramStart"/>
+      <w:r>
+        <w:t>data</w:t>
+      </w:r>
+      <w:proofErr w:type="spellEnd"/>
+      <w:r>
+        <w:t>;</w:t>
+      </w:r>
+      <w:proofErr w:type="gramEnd"/>
     </w:p>
     <w:p>
       <w:r>
@@ -1858,41 +3104,123 @@
       </w:r>
     </w:p>
     <w:p>
-      <w:r>
-        <w:t>boolean hasCycle(Node head) {</w:t>
-      </w:r>
-    </w:p>
-    <w:p>
-      <w:r>
-        <w:t xml:space="preserve">    Node slow = head;</w:t>
-      </w:r>
-    </w:p>
-    <w:p>
-      <w:r>
-        <w:t xml:space="preserve">    Node fast = head;</w:t>
-      </w:r>
+      <w:proofErr w:type="spellStart"/>
+      <w:r>
+        <w:t>boolean</w:t>
+      </w:r>
+      <w:proofErr w:type="spellEnd"/>
+      <w:r>
+        <w:t xml:space="preserve"> </w:t>
+      </w:r>
+      <w:proofErr w:type="spellStart"/>
+      <w:proofErr w:type="gramStart"/>
+      <w:r>
+        <w:t>hasCycle</w:t>
+      </w:r>
+      <w:proofErr w:type="spellEnd"/>
+      <w:r>
+        <w:t>(</w:t>
+      </w:r>
+      <w:proofErr w:type="gramEnd"/>
+      <w:r>
+        <w:t>Node head) {</w:t>
+      </w:r>
+    </w:p>
+    <w:p>
+      <w:r>
+        <w:t xml:space="preserve">    Node slow = </w:t>
+      </w:r>
+      <w:proofErr w:type="gramStart"/>
+      <w:r>
+        <w:t>head;</w:t>
+      </w:r>
+      <w:proofErr w:type="gramEnd"/>
+    </w:p>
+    <w:p>
+      <w:r>
+        <w:t xml:space="preserve">    Node fast = </w:t>
+      </w:r>
+      <w:proofErr w:type="gramStart"/>
+      <w:r>
+        <w:t>head;</w:t>
+      </w:r>
+      <w:proofErr w:type="gramEnd"/>
     </w:p>
     <w:p/>
     <w:p>
       <w:r>
-        <w:t xml:space="preserve">    while (fast != null &amp;&amp; fast.next != null) {</w:t>
-      </w:r>
-    </w:p>
-    <w:p>
-      <w:r>
-        <w:t xml:space="preserve">        slow = slow.next;</w:t>
-      </w:r>
-    </w:p>
-    <w:p>
-      <w:r>
-        <w:t xml:space="preserve">        fast = fast.next.next;</w:t>
-      </w:r>
+        <w:t xml:space="preserve">    while (</w:t>
+      </w:r>
+      <w:proofErr w:type="gramStart"/>
+      <w:r>
+        <w:t>fast !</w:t>
+      </w:r>
+      <w:proofErr w:type="gramEnd"/>
+      <w:r>
+        <w:t xml:space="preserve">= null &amp;&amp; </w:t>
+      </w:r>
+      <w:proofErr w:type="spellStart"/>
+      <w:proofErr w:type="gramStart"/>
+      <w:r>
+        <w:t>fast.next</w:t>
+      </w:r>
+      <w:proofErr w:type="spellEnd"/>
+      <w:r>
+        <w:t xml:space="preserve"> !=</w:t>
+      </w:r>
+      <w:proofErr w:type="gramEnd"/>
+      <w:r>
+        <w:t xml:space="preserve"> null) {</w:t>
+      </w:r>
+    </w:p>
+    <w:p>
+      <w:r>
+        <w:t xml:space="preserve">        slow = </w:t>
+      </w:r>
+      <w:proofErr w:type="spellStart"/>
+      <w:proofErr w:type="gramStart"/>
+      <w:r>
+        <w:t>slow.next</w:t>
+      </w:r>
+      <w:proofErr w:type="spellEnd"/>
+      <w:proofErr w:type="gramEnd"/>
+      <w:r>
+        <w:t>;</w:t>
+      </w:r>
+    </w:p>
+    <w:p>
+      <w:r>
+        <w:t xml:space="preserve">        fast = </w:t>
+      </w:r>
+      <w:proofErr w:type="spellStart"/>
+      <w:proofErr w:type="gramStart"/>
+      <w:r>
+        <w:t>fast.next</w:t>
+      </w:r>
+      <w:proofErr w:type="gramEnd"/>
+      <w:r>
+        <w:t>.</w:t>
+      </w:r>
+      <w:proofErr w:type="gramStart"/>
+      <w:r>
+        <w:t>next</w:t>
+      </w:r>
+      <w:proofErr w:type="spellEnd"/>
+      <w:r>
+        <w:t>;</w:t>
+      </w:r>
+      <w:proofErr w:type="gramEnd"/>
     </w:p>
     <w:p/>
     <w:p>
       <w:r>
-        <w:t xml:space="preserve">        if (slow == fast) return true;</w:t>
-      </w:r>
+        <w:t xml:space="preserve">        if (slow == fast) return </w:t>
+      </w:r>
+      <w:proofErr w:type="gramStart"/>
+      <w:r>
+        <w:t>true;</w:t>
+      </w:r>
+      <w:proofErr w:type="gramEnd"/>
     </w:p>
     <w:p>
       <w:r>
@@ -1901,8 +3229,13 @@
     </w:p>
     <w:p>
       <w:r>
-        <w:t xml:space="preserve">    return false;</w:t>
-      </w:r>
+        <w:t xml:space="preserve">    return </w:t>
+      </w:r>
+      <w:proofErr w:type="gramStart"/>
+      <w:r>
+        <w:t>false;</w:t>
+      </w:r>
+      <w:proofErr w:type="gramEnd"/>
     </w:p>
     <w:p>
       <w:r>
@@ -1933,13 +3266,31 @@
     </w:p>
     <w:p>
       <w:r>
-        <w:t>void removeCycle(Node head) {</w:t>
-      </w:r>
-    </w:p>
-    <w:p>
-      <w:r>
-        <w:t xml:space="preserve">    Node slow = head, fast = head;</w:t>
-      </w:r>
+        <w:t xml:space="preserve">void </w:t>
+      </w:r>
+      <w:proofErr w:type="spellStart"/>
+      <w:proofErr w:type="gramStart"/>
+      <w:r>
+        <w:t>removeCycle</w:t>
+      </w:r>
+      <w:proofErr w:type="spellEnd"/>
+      <w:r>
+        <w:t>(</w:t>
+      </w:r>
+      <w:proofErr w:type="gramEnd"/>
+      <w:r>
+        <w:t>Node head) {</w:t>
+      </w:r>
+    </w:p>
+    <w:p>
+      <w:r>
+        <w:t xml:space="preserve">    Node slow = head, fast = </w:t>
+      </w:r>
+      <w:proofErr w:type="gramStart"/>
+      <w:r>
+        <w:t>head;</w:t>
+      </w:r>
+      <w:proofErr w:type="gramEnd"/>
     </w:p>
     <w:p/>
     <w:p>
@@ -1949,39 +3300,128 @@
     </w:p>
     <w:p>
       <w:r>
-        <w:t xml:space="preserve">        slow = slow.next;</w:t>
+        <w:t xml:space="preserve">        slow = </w:t>
+      </w:r>
+      <w:proofErr w:type="spellStart"/>
+      <w:proofErr w:type="gramStart"/>
+      <w:r>
+        <w:t>slow.next</w:t>
+      </w:r>
+      <w:proofErr w:type="spellEnd"/>
+      <w:proofErr w:type="gramEnd"/>
+      <w:r>
+        <w:t>;</w:t>
       </w:r>
     </w:p>
     <w:p>
       <w:r>
         <w:lastRenderedPageBreak/>
-        <w:t xml:space="preserve">        fast = fast.next.next;</w:t>
-      </w:r>
-    </w:p>
-    <w:p>
-      <w:r>
-        <w:t xml:space="preserve">    } while (slow != fast);</w:t>
-      </w:r>
+        <w:t xml:space="preserve">        fast = </w:t>
+      </w:r>
+      <w:proofErr w:type="spellStart"/>
+      <w:proofErr w:type="gramStart"/>
+      <w:r>
+        <w:t>fast.next</w:t>
+      </w:r>
+      <w:proofErr w:type="gramEnd"/>
+      <w:r>
+        <w:t>.</w:t>
+      </w:r>
+      <w:proofErr w:type="gramStart"/>
+      <w:r>
+        <w:t>next</w:t>
+      </w:r>
+      <w:proofErr w:type="spellEnd"/>
+      <w:r>
+        <w:t>;</w:t>
+      </w:r>
+      <w:proofErr w:type="gramEnd"/>
+    </w:p>
+    <w:p>
+      <w:r>
+        <w:t xml:space="preserve">    } while (</w:t>
+      </w:r>
+      <w:proofErr w:type="gramStart"/>
+      <w:r>
+        <w:t>slow !</w:t>
+      </w:r>
+      <w:proofErr w:type="gramEnd"/>
+      <w:r>
+        <w:t>= fast</w:t>
+      </w:r>
+      <w:proofErr w:type="gramStart"/>
+      <w:r>
+        <w:t>);</w:t>
+      </w:r>
+      <w:proofErr w:type="gramEnd"/>
     </w:p>
     <w:p/>
     <w:p>
       <w:r>
-        <w:t xml:space="preserve">    slow = head;</w:t>
-      </w:r>
-    </w:p>
-    <w:p>
-      <w:r>
-        <w:t xml:space="preserve">    while (slow.next != fast.next) {</w:t>
-      </w:r>
-    </w:p>
-    <w:p>
-      <w:r>
-        <w:t xml:space="preserve">        slow = slow.next;</w:t>
-      </w:r>
-    </w:p>
-    <w:p>
-      <w:r>
-        <w:t xml:space="preserve">        fast = fast.next;</w:t>
+        <w:t xml:space="preserve">    slow = </w:t>
+      </w:r>
+      <w:proofErr w:type="gramStart"/>
+      <w:r>
+        <w:t>head;</w:t>
+      </w:r>
+      <w:proofErr w:type="gramEnd"/>
+    </w:p>
+    <w:p>
+      <w:r>
+        <w:t xml:space="preserve">    while (</w:t>
+      </w:r>
+      <w:proofErr w:type="spellStart"/>
+      <w:proofErr w:type="gramStart"/>
+      <w:r>
+        <w:t>slow.next</w:t>
+      </w:r>
+      <w:proofErr w:type="spellEnd"/>
+      <w:r>
+        <w:t xml:space="preserve"> !=</w:t>
+      </w:r>
+      <w:proofErr w:type="gramEnd"/>
+      <w:r>
+        <w:t xml:space="preserve"> </w:t>
+      </w:r>
+      <w:proofErr w:type="spellStart"/>
+      <w:proofErr w:type="gramStart"/>
+      <w:r>
+        <w:t>fast.next</w:t>
+      </w:r>
+      <w:proofErr w:type="spellEnd"/>
+      <w:proofErr w:type="gramEnd"/>
+      <w:r>
+        <w:t>) {</w:t>
+      </w:r>
+    </w:p>
+    <w:p>
+      <w:r>
+        <w:t xml:space="preserve">        slow = </w:t>
+      </w:r>
+      <w:proofErr w:type="spellStart"/>
+      <w:proofErr w:type="gramStart"/>
+      <w:r>
+        <w:t>slow.next</w:t>
+      </w:r>
+      <w:proofErr w:type="spellEnd"/>
+      <w:proofErr w:type="gramEnd"/>
+      <w:r>
+        <w:t>;</w:t>
+      </w:r>
+    </w:p>
+    <w:p>
+      <w:r>
+        <w:t xml:space="preserve">        fast = </w:t>
+      </w:r>
+      <w:proofErr w:type="spellStart"/>
+      <w:proofErr w:type="gramStart"/>
+      <w:r>
+        <w:t>fast.next</w:t>
+      </w:r>
+      <w:proofErr w:type="spellEnd"/>
+      <w:proofErr w:type="gramEnd"/>
+      <w:r>
+        <w:t>;</w:t>
       </w:r>
     </w:p>
     <w:p>
@@ -1991,8 +3431,23 @@
     </w:p>
     <w:p>
       <w:r>
-        <w:t xml:space="preserve">    fast.next = null;</w:t>
-      </w:r>
+        <w:t xml:space="preserve">    </w:t>
+      </w:r>
+      <w:proofErr w:type="spellStart"/>
+      <w:proofErr w:type="gramStart"/>
+      <w:r>
+        <w:t>fast.next</w:t>
+      </w:r>
+      <w:proofErr w:type="spellEnd"/>
+      <w:proofErr w:type="gramEnd"/>
+      <w:r>
+        <w:t xml:space="preserve"> = </w:t>
+      </w:r>
+      <w:proofErr w:type="gramStart"/>
+      <w:r>
+        <w:t>null;</w:t>
+      </w:r>
+      <w:proofErr w:type="gramEnd"/>
     </w:p>
     <w:p>
       <w:r>
@@ -2023,34 +3478,101 @@
     </w:p>
     <w:p>
       <w:r>
-        <w:t>Node merge(Node a, Node b) {</w:t>
-      </w:r>
-    </w:p>
-    <w:p>
-      <w:r>
-        <w:t xml:space="preserve">    if (a == null) return b;</w:t>
-      </w:r>
-    </w:p>
-    <w:p>
-      <w:r>
-        <w:t xml:space="preserve">    if (b == null) return a;</w:t>
-      </w:r>
+        <w:t xml:space="preserve">Node </w:t>
+      </w:r>
+      <w:proofErr w:type="gramStart"/>
+      <w:r>
+        <w:t>merge(</w:t>
+      </w:r>
+      <w:proofErr w:type="gramEnd"/>
+      <w:r>
+        <w:t>Node a, Node b) {</w:t>
+      </w:r>
+    </w:p>
+    <w:p>
+      <w:r>
+        <w:t xml:space="preserve">    if (a == null) return </w:t>
+      </w:r>
+      <w:proofErr w:type="gramStart"/>
+      <w:r>
+        <w:t>b;</w:t>
+      </w:r>
+      <w:proofErr w:type="gramEnd"/>
+    </w:p>
+    <w:p>
+      <w:r>
+        <w:t xml:space="preserve">    if (b == null) return </w:t>
+      </w:r>
+      <w:proofErr w:type="gramStart"/>
+      <w:r>
+        <w:t>a;</w:t>
+      </w:r>
+      <w:proofErr w:type="gramEnd"/>
     </w:p>
     <w:p/>
     <w:p>
       <w:r>
-        <w:t xml:space="preserve">    if (a.data &lt; b.data) {</w:t>
-      </w:r>
-    </w:p>
-    <w:p>
-      <w:r>
-        <w:t xml:space="preserve">        a.next = merge(a.next, b);</w:t>
-      </w:r>
-    </w:p>
-    <w:p>
-      <w:r>
-        <w:t xml:space="preserve">        return a;</w:t>
-      </w:r>
+        <w:t xml:space="preserve">    if (</w:t>
+      </w:r>
+      <w:proofErr w:type="spellStart"/>
+      <w:r>
+        <w:t>a.data</w:t>
+      </w:r>
+      <w:proofErr w:type="spellEnd"/>
+      <w:r>
+        <w:t xml:space="preserve"> &lt; </w:t>
+      </w:r>
+      <w:proofErr w:type="spellStart"/>
+      <w:r>
+        <w:t>b.data</w:t>
+      </w:r>
+      <w:proofErr w:type="spellEnd"/>
+      <w:r>
+        <w:t>) {</w:t>
+      </w:r>
+    </w:p>
+    <w:p>
+      <w:r>
+        <w:t xml:space="preserve">        </w:t>
+      </w:r>
+      <w:proofErr w:type="spellStart"/>
+      <w:proofErr w:type="gramStart"/>
+      <w:r>
+        <w:t>a.next</w:t>
+      </w:r>
+      <w:proofErr w:type="spellEnd"/>
+      <w:proofErr w:type="gramEnd"/>
+      <w:r>
+        <w:t xml:space="preserve"> = </w:t>
+      </w:r>
+      <w:proofErr w:type="gramStart"/>
+      <w:r>
+        <w:t>merge(</w:t>
+      </w:r>
+      <w:proofErr w:type="spellStart"/>
+      <w:r>
+        <w:t>a.next</w:t>
+      </w:r>
+      <w:proofErr w:type="spellEnd"/>
+      <w:proofErr w:type="gramEnd"/>
+      <w:r>
+        <w:t>, b</w:t>
+      </w:r>
+      <w:proofErr w:type="gramStart"/>
+      <w:r>
+        <w:t>);</w:t>
+      </w:r>
+      <w:proofErr w:type="gramEnd"/>
+    </w:p>
+    <w:p>
+      <w:r>
+        <w:t xml:space="preserve">        return </w:t>
+      </w:r>
+      <w:proofErr w:type="gramStart"/>
+      <w:r>
+        <w:t>a;</w:t>
+      </w:r>
+      <w:proofErr w:type="gramEnd"/>
     </w:p>
     <w:p>
       <w:r>
@@ -2059,13 +3581,46 @@
     </w:p>
     <w:p>
       <w:r>
-        <w:t xml:space="preserve">        b.next = merge(a, b.next);</w:t>
-      </w:r>
-    </w:p>
-    <w:p>
-      <w:r>
-        <w:t xml:space="preserve">        return b;</w:t>
-      </w:r>
+        <w:t xml:space="preserve">        </w:t>
+      </w:r>
+      <w:proofErr w:type="spellStart"/>
+      <w:proofErr w:type="gramStart"/>
+      <w:r>
+        <w:t>b.next</w:t>
+      </w:r>
+      <w:proofErr w:type="spellEnd"/>
+      <w:proofErr w:type="gramEnd"/>
+      <w:r>
+        <w:t xml:space="preserve"> = </w:t>
+      </w:r>
+      <w:proofErr w:type="gramStart"/>
+      <w:r>
+        <w:t>merge(</w:t>
+      </w:r>
+      <w:proofErr w:type="gramEnd"/>
+      <w:r>
+        <w:t xml:space="preserve">a, </w:t>
+      </w:r>
+      <w:proofErr w:type="spellStart"/>
+      <w:proofErr w:type="gramStart"/>
+      <w:r>
+        <w:t>b.next</w:t>
+      </w:r>
+      <w:proofErr w:type="spellEnd"/>
+      <w:r>
+        <w:t>);</w:t>
+      </w:r>
+      <w:proofErr w:type="gramEnd"/>
+    </w:p>
+    <w:p>
+      <w:r>
+        <w:t xml:space="preserve">        return </w:t>
+      </w:r>
+      <w:proofErr w:type="gramStart"/>
+      <w:r>
+        <w:t>b;</w:t>
+      </w:r>
+      <w:proofErr w:type="gramEnd"/>
     </w:p>
     <w:p>
       <w:r>
@@ -2136,29 +3691,89 @@
     </w:p>
     <w:p>
       <w:r>
-        <w:t>class DNode {</w:t>
-      </w:r>
-    </w:p>
-    <w:p>
-      <w:r>
-        <w:t xml:space="preserve">    int data;</w:t>
-      </w:r>
-    </w:p>
-    <w:p>
-      <w:r>
-        <w:t xml:space="preserve">    DNode prev, next;</w:t>
-      </w:r>
+        <w:t xml:space="preserve">class </w:t>
+      </w:r>
+      <w:proofErr w:type="spellStart"/>
+      <w:r>
+        <w:t>DNode</w:t>
+      </w:r>
+      <w:proofErr w:type="spellEnd"/>
+      <w:r>
+        <w:t xml:space="preserve"> {</w:t>
+      </w:r>
+    </w:p>
+    <w:p>
+      <w:r>
+        <w:t xml:space="preserve">    int </w:t>
+      </w:r>
+      <w:proofErr w:type="gramStart"/>
+      <w:r>
+        <w:t>data;</w:t>
+      </w:r>
+      <w:proofErr w:type="gramEnd"/>
+    </w:p>
+    <w:p>
+      <w:r>
+        <w:t xml:space="preserve">    </w:t>
+      </w:r>
+      <w:proofErr w:type="spellStart"/>
+      <w:r>
+        <w:t>DNode</w:t>
+      </w:r>
+      <w:proofErr w:type="spellEnd"/>
+      <w:r>
+        <w:t xml:space="preserve"> </w:t>
+      </w:r>
+      <w:proofErr w:type="spellStart"/>
+      <w:r>
+        <w:t>prev</w:t>
+      </w:r>
+      <w:proofErr w:type="spellEnd"/>
+      <w:r>
+        <w:t xml:space="preserve">, </w:t>
+      </w:r>
+      <w:proofErr w:type="gramStart"/>
+      <w:r>
+        <w:t>next;</w:t>
+      </w:r>
+      <w:proofErr w:type="gramEnd"/>
     </w:p>
     <w:p/>
     <w:p>
       <w:r>
-        <w:t xml:space="preserve">    DNode(int data) {</w:t>
-      </w:r>
-    </w:p>
-    <w:p>
-      <w:r>
-        <w:t xml:space="preserve">        this.data = data;</w:t>
-      </w:r>
+        <w:t xml:space="preserve">    </w:t>
+      </w:r>
+      <w:proofErr w:type="spellStart"/>
+      <w:proofErr w:type="gramStart"/>
+      <w:r>
+        <w:t>DNode</w:t>
+      </w:r>
+      <w:proofErr w:type="spellEnd"/>
+      <w:r>
+        <w:t>(</w:t>
+      </w:r>
+      <w:proofErr w:type="gramEnd"/>
+      <w:r>
+        <w:t>int data) {</w:t>
+      </w:r>
+    </w:p>
+    <w:p>
+      <w:r>
+        <w:t xml:space="preserve">        </w:t>
+      </w:r>
+      <w:proofErr w:type="spellStart"/>
+      <w:r>
+        <w:t>this.data</w:t>
+      </w:r>
+      <w:proofErr w:type="spellEnd"/>
+      <w:r>
+        <w:t xml:space="preserve"> = </w:t>
+      </w:r>
+      <w:proofErr w:type="gramStart"/>
+      <w:r>
+        <w:t>data;</w:t>
+      </w:r>
+      <w:proofErr w:type="gramEnd"/>
     </w:p>
     <w:p>
       <w:r>
@@ -2396,7 +4011,15 @@
         </w:numPr>
       </w:pPr>
       <w:r>
-        <w:t>Insert at head → O(1)</w:t>
+        <w:t xml:space="preserve">Insert at head → </w:t>
+      </w:r>
+      <w:proofErr w:type="gramStart"/>
+      <w:r>
+        <w:t>O(</w:t>
+      </w:r>
+      <w:proofErr w:type="gramEnd"/>
+      <w:r>
+        <w:t>1)</w:t>
       </w:r>
     </w:p>
     <w:p>
@@ -2908,7 +4531,15 @@
         <w:t>LIFO</w:t>
       </w:r>
       <w:r>
-        <w:t xml:space="preserve"> (Last In First Out)</w:t>
+        <w:t xml:space="preserve"> (Last </w:t>
+      </w:r>
+      <w:proofErr w:type="gramStart"/>
+      <w:r>
+        <w:t>In</w:t>
+      </w:r>
+      <w:proofErr w:type="gramEnd"/>
+      <w:r>
+        <w:t xml:space="preserve"> First Out)</w:t>
       </w:r>
     </w:p>
     <w:p>
@@ -3090,9 +4721,11 @@
           <w:numId w:val="16"/>
         </w:numPr>
       </w:pPr>
+      <w:proofErr w:type="spellStart"/>
       <w:r>
         <w:t>isEmpty</w:t>
       </w:r>
+      <w:proofErr w:type="spellEnd"/>
     </w:p>
     <w:p>
       <w:pPr>
@@ -3101,8 +4734,13 @@
           <w:numId w:val="16"/>
         </w:numPr>
       </w:pPr>
-      <w:r>
-        <w:t>isFull (array-based)</w:t>
+      <w:proofErr w:type="spellStart"/>
+      <w:r>
+        <w:t>isFull</w:t>
+      </w:r>
+      <w:proofErr w:type="spellEnd"/>
+      <w:r>
+        <w:t xml:space="preserve"> (array-based)</w:t>
       </w:r>
     </w:p>
     <w:p>
@@ -3226,12 +4864,28 @@
     </w:p>
     <w:p>
       <w:r>
-        <w:t>class StackArray {</w:t>
-      </w:r>
-    </w:p>
-    <w:p>
-      <w:r>
-        <w:t xml:space="preserve">    int[] stack;</w:t>
+        <w:t xml:space="preserve">class </w:t>
+      </w:r>
+      <w:proofErr w:type="spellStart"/>
+      <w:r>
+        <w:t>StackArray</w:t>
+      </w:r>
+      <w:proofErr w:type="spellEnd"/>
+      <w:r>
+        <w:t xml:space="preserve"> {</w:t>
+      </w:r>
+    </w:p>
+    <w:p>
+      <w:r>
+        <w:t xml:space="preserve">    </w:t>
+      </w:r>
+      <w:proofErr w:type="gramStart"/>
+      <w:r>
+        <w:t>int[</w:t>
+      </w:r>
+      <w:proofErr w:type="gramEnd"/>
+      <w:r>
+        <w:t>] stack;</w:t>
       </w:r>
       <w:r>
         <w:tab/>
@@ -3244,28 +4898,74 @@
       </w:r>
       <w:r>
         <w:tab/>
-        <w:t xml:space="preserve">array size become 4 </w:t>
-      </w:r>
-    </w:p>
-    <w:p>
-      <w:r>
-        <w:t xml:space="preserve">    int top;</w:t>
-      </w:r>
-    </w:p>
-    <w:p>
-      <w:r>
-        <w:t xml:space="preserve">    int capacity;</w:t>
-      </w:r>
-    </w:p>
-    <w:p>
-      <w:r>
-        <w:t xml:space="preserve">    StackArray(int capacity) {</w:t>
-      </w:r>
-    </w:p>
-    <w:p>
-      <w:r>
-        <w:t xml:space="preserve">        this.capacity = capacity;</w:t>
-      </w:r>
+        <w:t xml:space="preserve">array size </w:t>
+      </w:r>
+      <w:proofErr w:type="gramStart"/>
+      <w:r>
+        <w:t>become</w:t>
+      </w:r>
+      <w:proofErr w:type="gramEnd"/>
+      <w:r>
+        <w:t xml:space="preserve"> 4 </w:t>
+      </w:r>
+    </w:p>
+    <w:p>
+      <w:r>
+        <w:t xml:space="preserve">    int </w:t>
+      </w:r>
+      <w:proofErr w:type="gramStart"/>
+      <w:r>
+        <w:t>top;</w:t>
+      </w:r>
+      <w:proofErr w:type="gramEnd"/>
+    </w:p>
+    <w:p>
+      <w:r>
+        <w:t xml:space="preserve">    int </w:t>
+      </w:r>
+      <w:proofErr w:type="gramStart"/>
+      <w:r>
+        <w:t>capacity;</w:t>
+      </w:r>
+      <w:proofErr w:type="gramEnd"/>
+    </w:p>
+    <w:p>
+      <w:r>
+        <w:t xml:space="preserve">    </w:t>
+      </w:r>
+      <w:proofErr w:type="spellStart"/>
+      <w:proofErr w:type="gramStart"/>
+      <w:r>
+        <w:t>StackArray</w:t>
+      </w:r>
+      <w:proofErr w:type="spellEnd"/>
+      <w:r>
+        <w:t>(</w:t>
+      </w:r>
+      <w:proofErr w:type="gramEnd"/>
+      <w:r>
+        <w:t>int capacity) {</w:t>
+      </w:r>
+    </w:p>
+    <w:p>
+      <w:r>
+        <w:t xml:space="preserve">        </w:t>
+      </w:r>
+      <w:proofErr w:type="spellStart"/>
+      <w:proofErr w:type="gramStart"/>
+      <w:r>
+        <w:t>this.capacity</w:t>
+      </w:r>
+      <w:proofErr w:type="spellEnd"/>
+      <w:proofErr w:type="gramEnd"/>
+      <w:r>
+        <w:t xml:space="preserve"> = </w:t>
+      </w:r>
+      <w:proofErr w:type="gramStart"/>
+      <w:r>
+        <w:t>capacity;</w:t>
+      </w:r>
+      <w:proofErr w:type="gramEnd"/>
     </w:p>
     <w:p>
       <w:r>
@@ -3287,8 +4987,16 @@
         <w:rPr>
           <w:highlight w:val="yellow"/>
         </w:rPr>
-        <w:t>top = -1;</w:t>
-      </w:r>
+        <w:t xml:space="preserve">top = </w:t>
+      </w:r>
+      <w:proofErr w:type="gramStart"/>
+      <w:r>
+        <w:rPr>
+          <w:highlight w:val="yellow"/>
+        </w:rPr>
+        <w:t>-1;</w:t>
+      </w:r>
+      <w:proofErr w:type="gramEnd"/>
       <w:r>
         <w:tab/>
       </w:r>
@@ -3339,7 +5047,15 @@
     </w:p>
     <w:p>
       <w:r>
-        <w:t>void push(int value) {</w:t>
+        <w:t xml:space="preserve">void </w:t>
+      </w:r>
+      <w:proofErr w:type="gramStart"/>
+      <w:r>
+        <w:t>push(</w:t>
+      </w:r>
+      <w:proofErr w:type="gramEnd"/>
+      <w:r>
+        <w:t>int value) {</w:t>
       </w:r>
     </w:p>
     <w:p>
@@ -3356,13 +5072,31 @@
     </w:p>
     <w:p>
       <w:r>
-        <w:t xml:space="preserve">        System.out.println("Stack Overflow");</w:t>
-      </w:r>
-    </w:p>
-    <w:p>
-      <w:r>
-        <w:t xml:space="preserve">        return;</w:t>
-      </w:r>
+        <w:t xml:space="preserve">        </w:t>
+      </w:r>
+      <w:proofErr w:type="spellStart"/>
+      <w:r>
+        <w:t>System.out.println</w:t>
+      </w:r>
+      <w:proofErr w:type="spellEnd"/>
+      <w:r>
+        <w:t>("Stack Overflow"</w:t>
+      </w:r>
+      <w:proofErr w:type="gramStart"/>
+      <w:r>
+        <w:t>);</w:t>
+      </w:r>
+      <w:proofErr w:type="gramEnd"/>
+    </w:p>
+    <w:p>
+      <w:r>
+        <w:t xml:space="preserve">        </w:t>
+      </w:r>
+      <w:proofErr w:type="gramStart"/>
+      <w:r>
+        <w:t>return;</w:t>
+      </w:r>
+      <w:proofErr w:type="gramEnd"/>
     </w:p>
     <w:p>
       <w:r>
@@ -3405,7 +5139,15 @@
       </w:r>
       <w:r>
         <w:tab/>
-        <w:t>200, 300, 400 , 500</w:t>
+        <w:t xml:space="preserve">200, 300, </w:t>
+      </w:r>
+      <w:proofErr w:type="gramStart"/>
+      <w:r>
+        <w:t>400 ,</w:t>
+      </w:r>
+      <w:proofErr w:type="gramEnd"/>
+      <w:r>
+        <w:t xml:space="preserve"> 500</w:t>
       </w:r>
     </w:p>
     <w:p>
@@ -3416,7 +5158,15 @@
         </w:numPr>
       </w:pPr>
       <w:r>
-        <w:t>Time → O(1)</w:t>
+        <w:t xml:space="preserve">Time → </w:t>
+      </w:r>
+      <w:proofErr w:type="gramStart"/>
+      <w:r>
+        <w:t>O(</w:t>
+      </w:r>
+      <w:proofErr w:type="gramEnd"/>
+      <w:r>
+        <w:t>1)</w:t>
       </w:r>
     </w:p>
     <w:p>
@@ -3443,7 +5193,15 @@
     </w:p>
     <w:p>
       <w:r>
-        <w:t>int pop() {</w:t>
+        <w:t xml:space="preserve">int </w:t>
+      </w:r>
+      <w:proofErr w:type="gramStart"/>
+      <w:r>
+        <w:t>pop(</w:t>
+      </w:r>
+      <w:proofErr w:type="gramEnd"/>
+      <w:r>
+        <w:t>) {</w:t>
       </w:r>
     </w:p>
     <w:p>
@@ -3454,13 +5212,31 @@
     <w:p>
       <w:r>
         <w:lastRenderedPageBreak/>
-        <w:t xml:space="preserve">        System.out.println("Stack Underflow");</w:t>
-      </w:r>
-    </w:p>
-    <w:p>
-      <w:r>
-        <w:t xml:space="preserve">        return -1;</w:t>
-      </w:r>
+        <w:t xml:space="preserve">        </w:t>
+      </w:r>
+      <w:proofErr w:type="spellStart"/>
+      <w:r>
+        <w:t>System.out.println</w:t>
+      </w:r>
+      <w:proofErr w:type="spellEnd"/>
+      <w:r>
+        <w:t>("Stack Underflow"</w:t>
+      </w:r>
+      <w:proofErr w:type="gramStart"/>
+      <w:r>
+        <w:t>);</w:t>
+      </w:r>
+      <w:proofErr w:type="gramEnd"/>
+    </w:p>
+    <w:p>
+      <w:r>
+        <w:t xml:space="preserve">        return </w:t>
+      </w:r>
+      <w:proofErr w:type="gramStart"/>
+      <w:r>
+        <w:t>-1;</w:t>
+      </w:r>
+      <w:proofErr w:type="gramEnd"/>
     </w:p>
     <w:p>
       <w:r>
@@ -3514,7 +5290,15 @@
     </w:p>
     <w:p>
       <w:r>
-        <w:t>int peek() {</w:t>
+        <w:t xml:space="preserve">int </w:t>
+      </w:r>
+      <w:proofErr w:type="gramStart"/>
+      <w:r>
+        <w:t>peek(</w:t>
+      </w:r>
+      <w:proofErr w:type="gramEnd"/>
+      <w:r>
+        <w:t>) {</w:t>
       </w:r>
     </w:p>
     <w:p>
@@ -3524,8 +5308,13 @@
     </w:p>
     <w:p>
       <w:r>
-        <w:t xml:space="preserve">        return -1;</w:t>
-      </w:r>
+        <w:t xml:space="preserve">        return </w:t>
+      </w:r>
+      <w:proofErr w:type="gramStart"/>
+      <w:r>
+        <w:t>-1;</w:t>
+      </w:r>
+      <w:proofErr w:type="gramEnd"/>
     </w:p>
     <w:p>
       <w:r>
@@ -3534,8 +5323,13 @@
     </w:p>
     <w:p>
       <w:r>
-        <w:t xml:space="preserve">    return stack[top];</w:t>
-      </w:r>
+        <w:t xml:space="preserve">    return stack[top</w:t>
+      </w:r>
+      <w:proofErr w:type="gramStart"/>
+      <w:r>
+        <w:t>];</w:t>
+      </w:r>
+      <w:proofErr w:type="gramEnd"/>
     </w:p>
     <w:p>
       <w:r>
@@ -3561,18 +5355,66 @@
           <w:b/>
           <w:bCs/>
         </w:rPr>
-        <w:t>9. isEmpty &amp; isFull</w:t>
-      </w:r>
-    </w:p>
-    <w:p>
-      <w:r>
-        <w:t>boolean isEmpty() {</w:t>
-      </w:r>
-    </w:p>
-    <w:p>
-      <w:r>
-        <w:t xml:space="preserve">    return top == -1;</w:t>
-      </w:r>
+        <w:t xml:space="preserve">9. </w:t>
+      </w:r>
+      <w:proofErr w:type="spellStart"/>
+      <w:r>
+        <w:rPr>
+          <w:b/>
+          <w:bCs/>
+        </w:rPr>
+        <w:t>isEmpty</w:t>
+      </w:r>
+      <w:proofErr w:type="spellEnd"/>
+      <w:r>
+        <w:rPr>
+          <w:b/>
+          <w:bCs/>
+        </w:rPr>
+        <w:t xml:space="preserve"> &amp; </w:t>
+      </w:r>
+      <w:proofErr w:type="spellStart"/>
+      <w:r>
+        <w:rPr>
+          <w:b/>
+          <w:bCs/>
+        </w:rPr>
+        <w:t>isFull</w:t>
+      </w:r>
+      <w:proofErr w:type="spellEnd"/>
+    </w:p>
+    <w:p>
+      <w:proofErr w:type="spellStart"/>
+      <w:r>
+        <w:t>boolean</w:t>
+      </w:r>
+      <w:proofErr w:type="spellEnd"/>
+      <w:r>
+        <w:t xml:space="preserve"> </w:t>
+      </w:r>
+      <w:proofErr w:type="spellStart"/>
+      <w:proofErr w:type="gramStart"/>
+      <w:r>
+        <w:t>isEmpty</w:t>
+      </w:r>
+      <w:proofErr w:type="spellEnd"/>
+      <w:r>
+        <w:t>(</w:t>
+      </w:r>
+      <w:proofErr w:type="gramEnd"/>
+      <w:r>
+        <w:t>) {</w:t>
+      </w:r>
+    </w:p>
+    <w:p>
+      <w:r>
+        <w:t xml:space="preserve">    return top == </w:t>
+      </w:r>
+      <w:proofErr w:type="gramStart"/>
+      <w:r>
+        <w:t>-1;</w:t>
+      </w:r>
+      <w:proofErr w:type="gramEnd"/>
     </w:p>
     <w:p>
       <w:r>
@@ -3581,14 +5423,37 @@
     </w:p>
     <w:p/>
     <w:p>
-      <w:r>
-        <w:t>boolean isFull() {</w:t>
-      </w:r>
-    </w:p>
-    <w:p>
-      <w:r>
-        <w:t xml:space="preserve">    return top == capacity - 1;</w:t>
-      </w:r>
+      <w:proofErr w:type="spellStart"/>
+      <w:r>
+        <w:t>boolean</w:t>
+      </w:r>
+      <w:proofErr w:type="spellEnd"/>
+      <w:r>
+        <w:t xml:space="preserve"> </w:t>
+      </w:r>
+      <w:proofErr w:type="spellStart"/>
+      <w:proofErr w:type="gramStart"/>
+      <w:r>
+        <w:t>isFull</w:t>
+      </w:r>
+      <w:proofErr w:type="spellEnd"/>
+      <w:r>
+        <w:t>(</w:t>
+      </w:r>
+      <w:proofErr w:type="gramEnd"/>
+      <w:r>
+        <w:t>) {</w:t>
+      </w:r>
+    </w:p>
+    <w:p>
+      <w:r>
+        <w:t xml:space="preserve">    return top == capacity - </w:t>
+      </w:r>
+      <w:proofErr w:type="gramStart"/>
+      <w:r>
+        <w:t>1;</w:t>
+      </w:r>
+      <w:proofErr w:type="gramEnd"/>
     </w:p>
     <w:p>
       <w:r>
@@ -3619,18 +5484,71 @@
     </w:p>
     <w:p>
       <w:r>
-        <w:t>void display() {</w:t>
-      </w:r>
-    </w:p>
-    <w:p>
-      <w:r>
-        <w:t xml:space="preserve">    for (int i = top; i &gt;= 0; i--) {</w:t>
-      </w:r>
-    </w:p>
-    <w:p>
-      <w:r>
-        <w:t xml:space="preserve">        System.out.print(stack[i] + " ");</w:t>
-      </w:r>
+        <w:t xml:space="preserve">void </w:t>
+      </w:r>
+      <w:proofErr w:type="gramStart"/>
+      <w:r>
+        <w:t>display(</w:t>
+      </w:r>
+      <w:proofErr w:type="gramEnd"/>
+      <w:r>
+        <w:t>) {</w:t>
+      </w:r>
+    </w:p>
+    <w:p>
+      <w:r>
+        <w:t xml:space="preserve">    for (int </w:t>
+      </w:r>
+      <w:proofErr w:type="spellStart"/>
+      <w:r>
+        <w:t>i</w:t>
+      </w:r>
+      <w:proofErr w:type="spellEnd"/>
+      <w:r>
+        <w:t xml:space="preserve"> = top; </w:t>
+      </w:r>
+      <w:proofErr w:type="spellStart"/>
+      <w:r>
+        <w:t>i</w:t>
+      </w:r>
+      <w:proofErr w:type="spellEnd"/>
+      <w:r>
+        <w:t xml:space="preserve"> &gt;= 0; </w:t>
+      </w:r>
+      <w:proofErr w:type="spellStart"/>
+      <w:r>
+        <w:t>i</w:t>
+      </w:r>
+      <w:proofErr w:type="spellEnd"/>
+      <w:r>
+        <w:t>--) {</w:t>
+      </w:r>
+    </w:p>
+    <w:p>
+      <w:r>
+        <w:t xml:space="preserve">        </w:t>
+      </w:r>
+      <w:proofErr w:type="spellStart"/>
+      <w:r>
+        <w:t>System.out.print</w:t>
+      </w:r>
+      <w:proofErr w:type="spellEnd"/>
+      <w:r>
+        <w:t>(stack[</w:t>
+      </w:r>
+      <w:proofErr w:type="spellStart"/>
+      <w:r>
+        <w:t>i</w:t>
+      </w:r>
+      <w:proofErr w:type="spellEnd"/>
+      <w:r>
+        <w:t>] + " "</w:t>
+      </w:r>
+      <w:proofErr w:type="gramStart"/>
+      <w:r>
+        <w:t>);</w:t>
+      </w:r>
+      <w:proofErr w:type="gramEnd"/>
     </w:p>
     <w:p>
       <w:r>
@@ -3749,29 +5667,74 @@
     </w:p>
     <w:p>
       <w:r>
-        <w:t xml:space="preserve">    int data;</w:t>
-      </w:r>
-    </w:p>
-    <w:p>
-      <w:r>
-        <w:t xml:space="preserve">    Node next;</w:t>
-      </w:r>
-    </w:p>
-    <w:p/>
-    <w:p>
-      <w:r>
-        <w:t xml:space="preserve">    Node(int data) {</w:t>
-      </w:r>
-    </w:p>
-    <w:p>
-      <w:r>
-        <w:t xml:space="preserve">        this.data = data;</w:t>
-      </w:r>
-    </w:p>
-    <w:p>
-      <w:r>
-        <w:t xml:space="preserve">        this.next = null;</w:t>
-      </w:r>
+        <w:t xml:space="preserve">    int </w:t>
+      </w:r>
+      <w:proofErr w:type="gramStart"/>
+      <w:r>
+        <w:t>data;</w:t>
+      </w:r>
+      <w:proofErr w:type="gramEnd"/>
+    </w:p>
+    <w:p>
+      <w:r>
+        <w:t xml:space="preserve">    Node </w:t>
+      </w:r>
+      <w:proofErr w:type="gramStart"/>
+      <w:r>
+        <w:t>next;</w:t>
+      </w:r>
+      <w:proofErr w:type="gramEnd"/>
+    </w:p>
+    <w:p>
+      <w:r>
+        <w:t xml:space="preserve">    </w:t>
+      </w:r>
+      <w:proofErr w:type="gramStart"/>
+      <w:r>
+        <w:t>Node(</w:t>
+      </w:r>
+      <w:proofErr w:type="gramEnd"/>
+      <w:r>
+        <w:t>int data) {</w:t>
+      </w:r>
+    </w:p>
+    <w:p>
+      <w:r>
+        <w:t xml:space="preserve">        </w:t>
+      </w:r>
+      <w:proofErr w:type="spellStart"/>
+      <w:r>
+        <w:t>this.data</w:t>
+      </w:r>
+      <w:proofErr w:type="spellEnd"/>
+      <w:r>
+        <w:t xml:space="preserve"> = </w:t>
+      </w:r>
+      <w:proofErr w:type="gramStart"/>
+      <w:r>
+        <w:t>data;</w:t>
+      </w:r>
+      <w:proofErr w:type="gramEnd"/>
+    </w:p>
+    <w:p>
+      <w:r>
+        <w:t xml:space="preserve">        </w:t>
+      </w:r>
+      <w:proofErr w:type="spellStart"/>
+      <w:proofErr w:type="gramStart"/>
+      <w:r>
+        <w:t>this.next</w:t>
+      </w:r>
+      <w:proofErr w:type="spellEnd"/>
+      <w:proofErr w:type="gramEnd"/>
+      <w:r>
+        <w:t xml:space="preserve"> = </w:t>
+      </w:r>
+      <w:proofErr w:type="gramStart"/>
+      <w:r>
+        <w:t>null;</w:t>
+      </w:r>
+      <w:proofErr w:type="gramEnd"/>
     </w:p>
     <w:p>
       <w:r>
@@ -3807,13 +5770,26 @@
     </w:p>
     <w:p>
       <w:r>
-        <w:t>class StackLL {</w:t>
-      </w:r>
-    </w:p>
-    <w:p>
-      <w:r>
-        <w:t xml:space="preserve">    Node top;</w:t>
-      </w:r>
+        <w:t xml:space="preserve">class </w:t>
+      </w:r>
+      <w:proofErr w:type="spellStart"/>
+      <w:r>
+        <w:t>StackLL</w:t>
+      </w:r>
+      <w:proofErr w:type="spellEnd"/>
+      <w:r>
+        <w:t xml:space="preserve"> {</w:t>
+      </w:r>
+    </w:p>
+    <w:p>
+      <w:r>
+        <w:t xml:space="preserve">    Node </w:t>
+      </w:r>
+      <w:proofErr w:type="gramStart"/>
+      <w:r>
+        <w:t>top;</w:t>
+      </w:r>
+      <w:proofErr w:type="gramEnd"/>
     </w:p>
     <w:p>
       <w:r>
@@ -3884,23 +5860,67 @@
     </w:p>
     <w:p>
       <w:r>
-        <w:t>void push(int value) {</w:t>
-      </w:r>
-    </w:p>
-    <w:p>
-      <w:r>
-        <w:t xml:space="preserve">    Node newNode = new Node(value);</w:t>
-      </w:r>
-    </w:p>
-    <w:p>
-      <w:r>
-        <w:t xml:space="preserve">    newNode.next = top;</w:t>
-      </w:r>
-    </w:p>
-    <w:p>
-      <w:r>
-        <w:t xml:space="preserve">    top = newNode;</w:t>
-      </w:r>
+        <w:t xml:space="preserve">void </w:t>
+      </w:r>
+      <w:proofErr w:type="gramStart"/>
+      <w:r>
+        <w:t>push(</w:t>
+      </w:r>
+      <w:proofErr w:type="gramEnd"/>
+      <w:r>
+        <w:t>int value) {</w:t>
+      </w:r>
+    </w:p>
+    <w:p>
+      <w:r>
+        <w:t xml:space="preserve">    Node </w:t>
+      </w:r>
+      <w:proofErr w:type="spellStart"/>
+      <w:r>
+        <w:t>newNode</w:t>
+      </w:r>
+      <w:proofErr w:type="spellEnd"/>
+      <w:r>
+        <w:t xml:space="preserve"> = new Node(value</w:t>
+      </w:r>
+      <w:proofErr w:type="gramStart"/>
+      <w:r>
+        <w:t>);</w:t>
+      </w:r>
+      <w:proofErr w:type="gramEnd"/>
+    </w:p>
+    <w:p>
+      <w:r>
+        <w:t xml:space="preserve">    </w:t>
+      </w:r>
+      <w:proofErr w:type="spellStart"/>
+      <w:r>
+        <w:t>newNode.next</w:t>
+      </w:r>
+      <w:proofErr w:type="spellEnd"/>
+      <w:r>
+        <w:t xml:space="preserve"> = </w:t>
+      </w:r>
+      <w:proofErr w:type="gramStart"/>
+      <w:r>
+        <w:t>top;</w:t>
+      </w:r>
+      <w:proofErr w:type="gramEnd"/>
+    </w:p>
+    <w:p>
+      <w:r>
+        <w:t xml:space="preserve">    top = </w:t>
+      </w:r>
+      <w:proofErr w:type="spellStart"/>
+      <w:proofErr w:type="gramStart"/>
+      <w:r>
+        <w:t>newNode</w:t>
+      </w:r>
+      <w:proofErr w:type="spellEnd"/>
+      <w:r>
+        <w:t>;</w:t>
+      </w:r>
+      <w:proofErr w:type="gramEnd"/>
     </w:p>
     <w:p>
       <w:r>
@@ -3915,7 +5935,15 @@
         </w:numPr>
       </w:pPr>
       <w:r>
-        <w:t>Time → O(1)</w:t>
+        <w:t xml:space="preserve">Time → </w:t>
+      </w:r>
+      <w:proofErr w:type="gramStart"/>
+      <w:r>
+        <w:t>O(</w:t>
+      </w:r>
+      <w:proofErr w:type="gramEnd"/>
+      <w:r>
+        <w:t>1)</w:t>
       </w:r>
     </w:p>
     <w:p>
@@ -3942,7 +5970,15 @@
     </w:p>
     <w:p>
       <w:r>
-        <w:t>int pop() {</w:t>
+        <w:t xml:space="preserve">int </w:t>
+      </w:r>
+      <w:proofErr w:type="gramStart"/>
+      <w:r>
+        <w:t>pop(</w:t>
+      </w:r>
+      <w:proofErr w:type="gramEnd"/>
+      <w:r>
+        <w:t>) {</w:t>
       </w:r>
     </w:p>
     <w:p>
@@ -3952,13 +5988,31 @@
     </w:p>
     <w:p>
       <w:r>
-        <w:t xml:space="preserve">        System.out.println("Stack Underflow");</w:t>
-      </w:r>
-    </w:p>
-    <w:p>
-      <w:r>
-        <w:t xml:space="preserve">        return -1;</w:t>
-      </w:r>
+        <w:t xml:space="preserve">        </w:t>
+      </w:r>
+      <w:proofErr w:type="spellStart"/>
+      <w:r>
+        <w:t>System.out.println</w:t>
+      </w:r>
+      <w:proofErr w:type="spellEnd"/>
+      <w:r>
+        <w:t>("Stack Underflow"</w:t>
+      </w:r>
+      <w:proofErr w:type="gramStart"/>
+      <w:r>
+        <w:t>);</w:t>
+      </w:r>
+      <w:proofErr w:type="gramEnd"/>
+    </w:p>
+    <w:p>
+      <w:r>
+        <w:t xml:space="preserve">        return </w:t>
+      </w:r>
+      <w:proofErr w:type="gramStart"/>
+      <w:r>
+        <w:t>-1;</w:t>
+      </w:r>
+      <w:proofErr w:type="gramEnd"/>
     </w:p>
     <w:p>
       <w:r>
@@ -3967,18 +6021,59 @@
     </w:p>
     <w:p>
       <w:r>
-        <w:t xml:space="preserve">    int val = top.data;</w:t>
-      </w:r>
-    </w:p>
-    <w:p>
-      <w:r>
-        <w:t xml:space="preserve">    top = top.next;</w:t>
-      </w:r>
-    </w:p>
-    <w:p>
-      <w:r>
-        <w:t xml:space="preserve">    return val;</w:t>
-      </w:r>
+        <w:t xml:space="preserve">    int </w:t>
+      </w:r>
+      <w:proofErr w:type="spellStart"/>
+      <w:r>
+        <w:t>val</w:t>
+      </w:r>
+      <w:proofErr w:type="spellEnd"/>
+      <w:r>
+        <w:t xml:space="preserve"> = </w:t>
+      </w:r>
+      <w:proofErr w:type="spellStart"/>
+      <w:r>
+        <w:t>top.</w:t>
+      </w:r>
+      <w:proofErr w:type="gramStart"/>
+      <w:r>
+        <w:t>data</w:t>
+      </w:r>
+      <w:proofErr w:type="spellEnd"/>
+      <w:r>
+        <w:t>;</w:t>
+      </w:r>
+      <w:proofErr w:type="gramEnd"/>
+    </w:p>
+    <w:p>
+      <w:r>
+        <w:t xml:space="preserve">    top = </w:t>
+      </w:r>
+      <w:proofErr w:type="spellStart"/>
+      <w:proofErr w:type="gramStart"/>
+      <w:r>
+        <w:t>top.next</w:t>
+      </w:r>
+      <w:proofErr w:type="spellEnd"/>
+      <w:proofErr w:type="gramEnd"/>
+      <w:r>
+        <w:t>;</w:t>
+      </w:r>
+    </w:p>
+    <w:p>
+      <w:r>
+        <w:t xml:space="preserve">    return </w:t>
+      </w:r>
+      <w:proofErr w:type="spellStart"/>
+      <w:proofErr w:type="gramStart"/>
+      <w:r>
+        <w:t>val</w:t>
+      </w:r>
+      <w:proofErr w:type="spellEnd"/>
+      <w:r>
+        <w:t>;</w:t>
+      </w:r>
+      <w:proofErr w:type="gramEnd"/>
     </w:p>
     <w:p>
       <w:r>
@@ -4009,13 +6104,50 @@
     </w:p>
     <w:p>
       <w:r>
-        <w:t>int peek() {</w:t>
-      </w:r>
-    </w:p>
-    <w:p>
-      <w:r>
-        <w:t xml:space="preserve">    return top == null ? -1 : top.data;</w:t>
-      </w:r>
+        <w:t xml:space="preserve">int </w:t>
+      </w:r>
+      <w:proofErr w:type="gramStart"/>
+      <w:r>
+        <w:t>peek(</w:t>
+      </w:r>
+      <w:proofErr w:type="gramEnd"/>
+      <w:r>
+        <w:t>) {</w:t>
+      </w:r>
+    </w:p>
+    <w:p>
+      <w:r>
+        <w:t xml:space="preserve">    return top == </w:t>
+      </w:r>
+      <w:proofErr w:type="gramStart"/>
+      <w:r>
+        <w:t>null ?</w:t>
+      </w:r>
+      <w:proofErr w:type="gramEnd"/>
+      <w:r>
+        <w:t xml:space="preserve"> -</w:t>
+      </w:r>
+      <w:proofErr w:type="gramStart"/>
+      <w:r>
+        <w:t>1 :</w:t>
+      </w:r>
+      <w:proofErr w:type="gramEnd"/>
+      <w:r>
+        <w:t xml:space="preserve"> </w:t>
+      </w:r>
+      <w:proofErr w:type="spellStart"/>
+      <w:r>
+        <w:t>top.</w:t>
+      </w:r>
+      <w:proofErr w:type="gramStart"/>
+      <w:r>
+        <w:t>data</w:t>
+      </w:r>
+      <w:proofErr w:type="spellEnd"/>
+      <w:r>
+        <w:t>;</w:t>
+      </w:r>
+      <w:proofErr w:type="gramEnd"/>
     </w:p>
     <w:p>
       <w:r>
@@ -4063,7 +6195,6 @@
         </w:numPr>
       </w:pPr>
       <w:r>
-        <w:lastRenderedPageBreak/>
         <w:t>No overflow</w:t>
       </w:r>
     </w:p>
@@ -4075,6 +6206,7 @@
         </w:numPr>
       </w:pPr>
       <w:r>
+        <w:lastRenderedPageBreak/>
         <w:t>Efficient memory usage</w:t>
       </w:r>
     </w:p>
@@ -4249,25 +6381,95 @@
       </w:r>
     </w:p>
     <w:p>
-      <w:r>
-        <w:t>char[] reverseString(char[] str) {</w:t>
-      </w:r>
-    </w:p>
-    <w:p>
-      <w:r>
-        <w:t xml:space="preserve">    StackArray stack = new StackArray(str.length);</w:t>
-      </w:r>
+      <w:proofErr w:type="gramStart"/>
+      <w:r>
+        <w:t>char[</w:t>
+      </w:r>
+      <w:proofErr w:type="gramEnd"/>
+      <w:r>
+        <w:t xml:space="preserve">] </w:t>
+      </w:r>
+      <w:proofErr w:type="spellStart"/>
+      <w:r>
+        <w:t>reverseString</w:t>
+      </w:r>
+      <w:proofErr w:type="spellEnd"/>
+      <w:r>
+        <w:t>(</w:t>
+      </w:r>
+      <w:proofErr w:type="gramStart"/>
+      <w:r>
+        <w:t>char[</w:t>
+      </w:r>
+      <w:proofErr w:type="gramEnd"/>
+      <w:r>
+        <w:t>] str) {</w:t>
+      </w:r>
+    </w:p>
+    <w:p>
+      <w:r>
+        <w:t xml:space="preserve">    </w:t>
+      </w:r>
+      <w:proofErr w:type="spellStart"/>
+      <w:r>
+        <w:t>StackArray</w:t>
+      </w:r>
+      <w:proofErr w:type="spellEnd"/>
+      <w:r>
+        <w:t xml:space="preserve"> stack = new </w:t>
+      </w:r>
+      <w:proofErr w:type="spellStart"/>
+      <w:r>
+        <w:t>StackArray</w:t>
+      </w:r>
+      <w:proofErr w:type="spellEnd"/>
+      <w:r>
+        <w:t>(</w:t>
+      </w:r>
+      <w:proofErr w:type="spellStart"/>
+      <w:proofErr w:type="gramStart"/>
+      <w:r>
+        <w:t>str.length</w:t>
+      </w:r>
+      <w:proofErr w:type="spellEnd"/>
+      <w:r>
+        <w:t>);</w:t>
+      </w:r>
+      <w:proofErr w:type="gramEnd"/>
     </w:p>
     <w:p/>
     <w:p>
       <w:r>
-        <w:t xml:space="preserve">    for (char c : str) {</w:t>
-      </w:r>
-    </w:p>
-    <w:p>
-      <w:r>
-        <w:t xml:space="preserve">        stack.push(c);</w:t>
-      </w:r>
+        <w:t xml:space="preserve">    for (char </w:t>
+      </w:r>
+      <w:proofErr w:type="gramStart"/>
+      <w:r>
+        <w:t>c :</w:t>
+      </w:r>
+      <w:proofErr w:type="gramEnd"/>
+      <w:r>
+        <w:t xml:space="preserve"> str) {</w:t>
+      </w:r>
+    </w:p>
+    <w:p>
+      <w:r>
+        <w:t xml:space="preserve">        </w:t>
+      </w:r>
+      <w:proofErr w:type="spellStart"/>
+      <w:proofErr w:type="gramStart"/>
+      <w:r>
+        <w:t>stack.push</w:t>
+      </w:r>
+      <w:proofErr w:type="spellEnd"/>
+      <w:proofErr w:type="gramEnd"/>
+      <w:r>
+        <w:t>(c</w:t>
+      </w:r>
+      <w:proofErr w:type="gramStart"/>
+      <w:r>
+        <w:t>);</w:t>
+      </w:r>
+      <w:proofErr w:type="gramEnd"/>
     </w:p>
     <w:p>
       <w:r>
@@ -4277,24 +6479,81 @@
     <w:p/>
     <w:p>
       <w:r>
-        <w:t xml:space="preserve">    for (int i = 0; i &lt; str.length; i++) {</w:t>
-      </w:r>
+        <w:t xml:space="preserve">    for (int </w:t>
+      </w:r>
+      <w:proofErr w:type="spellStart"/>
+      <w:r>
+        <w:t>i</w:t>
+      </w:r>
+      <w:proofErr w:type="spellEnd"/>
+      <w:r>
+        <w:t xml:space="preserve"> = 0; </w:t>
+      </w:r>
+      <w:proofErr w:type="spellStart"/>
+      <w:r>
+        <w:t>i</w:t>
+      </w:r>
+      <w:proofErr w:type="spellEnd"/>
+      <w:r>
+        <w:t xml:space="preserve"> &lt; </w:t>
+      </w:r>
+      <w:proofErr w:type="spellStart"/>
+      <w:proofErr w:type="gramStart"/>
+      <w:r>
+        <w:t>str.length</w:t>
+      </w:r>
+      <w:proofErr w:type="spellEnd"/>
+      <w:proofErr w:type="gramEnd"/>
+      <w:r>
+        <w:t xml:space="preserve">; </w:t>
+      </w:r>
+      <w:proofErr w:type="spellStart"/>
+      <w:r>
+        <w:t>i</w:t>
+      </w:r>
+      <w:proofErr w:type="spellEnd"/>
+      <w:r>
+        <w:t>++) {</w:t>
+      </w:r>
+    </w:p>
+    <w:p>
+      <w:r>
+        <w:t xml:space="preserve">        str[</w:t>
+      </w:r>
+      <w:proofErr w:type="spellStart"/>
+      <w:r>
+        <w:t>i</w:t>
+      </w:r>
+      <w:proofErr w:type="spellEnd"/>
+      <w:r>
+        <w:t xml:space="preserve">] = (char) </w:t>
+      </w:r>
+      <w:proofErr w:type="spellStart"/>
+      <w:proofErr w:type="gramStart"/>
+      <w:r>
+        <w:t>stack.pop</w:t>
+      </w:r>
+      <w:proofErr w:type="spellEnd"/>
+      <w:r>
+        <w:t>();</w:t>
+      </w:r>
+      <w:proofErr w:type="gramEnd"/>
     </w:p>
     <w:p>
       <w:r>
         <w:lastRenderedPageBreak/>
-        <w:t xml:space="preserve">        str[i] = (char) stack.pop();</w:t>
-      </w:r>
-    </w:p>
-    <w:p>
-      <w:r>
         <w:t xml:space="preserve">    }</w:t>
       </w:r>
     </w:p>
     <w:p>
       <w:r>
-        <w:t xml:space="preserve">    return str;</w:t>
-      </w:r>
+        <w:t xml:space="preserve">    return </w:t>
+      </w:r>
+      <w:proofErr w:type="gramStart"/>
+      <w:r>
+        <w:t>str;</w:t>
+      </w:r>
+      <w:proofErr w:type="gramEnd"/>
     </w:p>
     <w:p>
       <w:r>
@@ -4325,22 +6584,85 @@
     </w:p>
     <w:p>
       <w:r>
-        <w:t>[{(asdffsa)]}</w:t>
-      </w:r>
-    </w:p>
-    <w:p>
-      <w:r>
-        <w:t>boolean isBalanced(char[] exp) {</w:t>
-      </w:r>
-    </w:p>
-    <w:p>
-      <w:r>
-        <w:t xml:space="preserve">    StackArray stack = new StackArray(exp.length);</w:t>
-      </w:r>
-    </w:p>
-    <w:p>
-      <w:r>
-        <w:t xml:space="preserve">    for (char c : exp) {</w:t>
+        <w:t>[{(</w:t>
+      </w:r>
+      <w:proofErr w:type="spellStart"/>
+      <w:r>
+        <w:t>asdffsa</w:t>
+      </w:r>
+      <w:proofErr w:type="spellEnd"/>
+      <w:r>
+        <w:t>)]}</w:t>
+      </w:r>
+    </w:p>
+    <w:p>
+      <w:proofErr w:type="spellStart"/>
+      <w:r>
+        <w:t>boolean</w:t>
+      </w:r>
+      <w:proofErr w:type="spellEnd"/>
+      <w:r>
+        <w:t xml:space="preserve"> </w:t>
+      </w:r>
+      <w:proofErr w:type="spellStart"/>
+      <w:r>
+        <w:t>isBalanced</w:t>
+      </w:r>
+      <w:proofErr w:type="spellEnd"/>
+      <w:r>
+        <w:t>(</w:t>
+      </w:r>
+      <w:proofErr w:type="gramStart"/>
+      <w:r>
+        <w:t>char[</w:t>
+      </w:r>
+      <w:proofErr w:type="gramEnd"/>
+      <w:r>
+        <w:t>] exp) {</w:t>
+      </w:r>
+    </w:p>
+    <w:p>
+      <w:r>
+        <w:t xml:space="preserve">    </w:t>
+      </w:r>
+      <w:proofErr w:type="spellStart"/>
+      <w:r>
+        <w:t>StackArray</w:t>
+      </w:r>
+      <w:proofErr w:type="spellEnd"/>
+      <w:r>
+        <w:t xml:space="preserve"> stack = new </w:t>
+      </w:r>
+      <w:proofErr w:type="spellStart"/>
+      <w:r>
+        <w:t>StackArray</w:t>
+      </w:r>
+      <w:proofErr w:type="spellEnd"/>
+      <w:r>
+        <w:t>(</w:t>
+      </w:r>
+      <w:proofErr w:type="spellStart"/>
+      <w:proofErr w:type="gramStart"/>
+      <w:r>
+        <w:t>exp.length</w:t>
+      </w:r>
+      <w:proofErr w:type="spellEnd"/>
+      <w:r>
+        <w:t>);</w:t>
+      </w:r>
+      <w:proofErr w:type="gramEnd"/>
+    </w:p>
+    <w:p>
+      <w:r>
+        <w:t xml:space="preserve">    for (char </w:t>
+      </w:r>
+      <w:proofErr w:type="gramStart"/>
+      <w:r>
+        <w:t>c :</w:t>
+      </w:r>
+      <w:proofErr w:type="gramEnd"/>
+      <w:r>
+        <w:t xml:space="preserve"> exp) {</w:t>
       </w:r>
     </w:p>
     <w:p>
@@ -4350,8 +6672,23 @@
     </w:p>
     <w:p>
       <w:r>
-        <w:t xml:space="preserve">            stack.push(c);</w:t>
-      </w:r>
+        <w:t xml:space="preserve">            </w:t>
+      </w:r>
+      <w:proofErr w:type="spellStart"/>
+      <w:proofErr w:type="gramStart"/>
+      <w:r>
+        <w:t>stack.push</w:t>
+      </w:r>
+      <w:proofErr w:type="spellEnd"/>
+      <w:proofErr w:type="gramEnd"/>
+      <w:r>
+        <w:t>(c</w:t>
+      </w:r>
+      <w:proofErr w:type="gramStart"/>
+      <w:r>
+        <w:t>);</w:t>
+      </w:r>
+      <w:proofErr w:type="gramEnd"/>
     </w:p>
     <w:p>
       <w:r>
@@ -4360,33 +6697,87 @@
     </w:p>
     <w:p>
       <w:r>
-        <w:t xml:space="preserve">            if (stack.isEmpty()) return false;</w:t>
-      </w:r>
-    </w:p>
-    <w:p>
-      <w:r>
-        <w:t xml:space="preserve">            char top = (char) stack.pop();</w:t>
-      </w:r>
-    </w:p>
-    <w:p>
-      <w:r>
-        <w:t xml:space="preserve">            if ((c == ')' &amp;&amp; top != '(') ||</w:t>
-      </w:r>
-    </w:p>
-    <w:p>
-      <w:r>
-        <w:t xml:space="preserve">                (c == '}' &amp;&amp; top != '{') ||</w:t>
-      </w:r>
-    </w:p>
-    <w:p>
-      <w:r>
-        <w:t xml:space="preserve">                (c == ']' &amp;&amp; top != '[')) {</w:t>
-      </w:r>
-    </w:p>
-    <w:p>
-      <w:r>
-        <w:t xml:space="preserve">                return false;</w:t>
-      </w:r>
+        <w:t xml:space="preserve">            if (</w:t>
+      </w:r>
+      <w:proofErr w:type="spellStart"/>
+      <w:proofErr w:type="gramStart"/>
+      <w:r>
+        <w:t>stack.isEmpty</w:t>
+      </w:r>
+      <w:proofErr w:type="spellEnd"/>
+      <w:proofErr w:type="gramEnd"/>
+      <w:r>
+        <w:t xml:space="preserve">()) return </w:t>
+      </w:r>
+      <w:proofErr w:type="gramStart"/>
+      <w:r>
+        <w:t>false;</w:t>
+      </w:r>
+      <w:proofErr w:type="gramEnd"/>
+    </w:p>
+    <w:p>
+      <w:r>
+        <w:t xml:space="preserve">            char top = (char) </w:t>
+      </w:r>
+      <w:proofErr w:type="spellStart"/>
+      <w:proofErr w:type="gramStart"/>
+      <w:r>
+        <w:t>stack.pop</w:t>
+      </w:r>
+      <w:proofErr w:type="spellEnd"/>
+      <w:r>
+        <w:t>();</w:t>
+      </w:r>
+      <w:proofErr w:type="gramEnd"/>
+    </w:p>
+    <w:p>
+      <w:r>
+        <w:t xml:space="preserve">            if ((c == ')' &amp;&amp; </w:t>
+      </w:r>
+      <w:proofErr w:type="gramStart"/>
+      <w:r>
+        <w:t>top !</w:t>
+      </w:r>
+      <w:proofErr w:type="gramEnd"/>
+      <w:r>
+        <w:t>= '(') ||</w:t>
+      </w:r>
+    </w:p>
+    <w:p>
+      <w:r>
+        <w:t xml:space="preserve">                (c == '}' &amp;&amp; </w:t>
+      </w:r>
+      <w:proofErr w:type="gramStart"/>
+      <w:r>
+        <w:t>top !</w:t>
+      </w:r>
+      <w:proofErr w:type="gramEnd"/>
+      <w:r>
+        <w:t>= '{') ||</w:t>
+      </w:r>
+    </w:p>
+    <w:p>
+      <w:r>
+        <w:t xml:space="preserve">                (c == ']' &amp;&amp; </w:t>
+      </w:r>
+      <w:proofErr w:type="gramStart"/>
+      <w:r>
+        <w:t>top !</w:t>
+      </w:r>
+      <w:proofErr w:type="gramEnd"/>
+      <w:r>
+        <w:t>= '[')) {</w:t>
+      </w:r>
+    </w:p>
+    <w:p>
+      <w:r>
+        <w:t xml:space="preserve">                return </w:t>
+      </w:r>
+      <w:proofErr w:type="gramStart"/>
+      <w:r>
+        <w:t>false;</w:t>
+      </w:r>
+      <w:proofErr w:type="gramEnd"/>
     </w:p>
     <w:p>
       <w:r>
@@ -4405,8 +6796,23 @@
     </w:p>
     <w:p>
       <w:r>
-        <w:t xml:space="preserve">    return stack.isEmpty();</w:t>
-      </w:r>
+        <w:t xml:space="preserve">    return </w:t>
+      </w:r>
+      <w:proofErr w:type="spellStart"/>
+      <w:proofErr w:type="gramStart"/>
+      <w:r>
+        <w:t>stack.isEmpty</w:t>
+      </w:r>
+      <w:proofErr w:type="spellEnd"/>
+      <w:proofErr w:type="gramEnd"/>
+      <w:r>
+        <w:t>(</w:t>
+      </w:r>
+      <w:proofErr w:type="gramStart"/>
+      <w:r>
+        <w:t>);</w:t>
+      </w:r>
+      <w:proofErr w:type="gramEnd"/>
     </w:p>
     <w:p>
       <w:r>
@@ -4437,24 +6843,47 @@
     </w:p>
     <w:p>
       <w:r>
-        <w:t>int precedence(char c) {</w:t>
-      </w:r>
-    </w:p>
-    <w:p>
-      <w:r>
-        <w:t xml:space="preserve">    if (c == '+' || c == '-') return 1;</w:t>
-      </w:r>
+        <w:t xml:space="preserve">int </w:t>
+      </w:r>
+      <w:proofErr w:type="gramStart"/>
+      <w:r>
+        <w:t>precedence(</w:t>
+      </w:r>
+      <w:proofErr w:type="gramEnd"/>
+      <w:r>
+        <w:t>char c) {</w:t>
+      </w:r>
+    </w:p>
+    <w:p>
+      <w:r>
+        <w:t xml:space="preserve">    if (c == '+' || c == '-') return </w:t>
+      </w:r>
+      <w:proofErr w:type="gramStart"/>
+      <w:r>
+        <w:t>1;</w:t>
+      </w:r>
+      <w:proofErr w:type="gramEnd"/>
+    </w:p>
+    <w:p>
+      <w:r>
+        <w:t xml:space="preserve">    if (c == '*' || c == '/') return </w:t>
+      </w:r>
+      <w:proofErr w:type="gramStart"/>
+      <w:r>
+        <w:t>2;</w:t>
+      </w:r>
+      <w:proofErr w:type="gramEnd"/>
     </w:p>
     <w:p>
       <w:r>
         <w:lastRenderedPageBreak/>
-        <w:t xml:space="preserve">    if (c == '*' || c == '/') return 2;</w:t>
-      </w:r>
-    </w:p>
-    <w:p>
-      <w:r>
-        <w:t xml:space="preserve">    return 0;</w:t>
-      </w:r>
+        <w:t xml:space="preserve">    return </w:t>
+      </w:r>
+      <w:proofErr w:type="gramStart"/>
+      <w:r>
+        <w:t>0;</w:t>
+      </w:r>
+      <w:proofErr w:type="gramEnd"/>
     </w:p>
     <w:p>
       <w:r>
@@ -4462,40 +6891,131 @@
       </w:r>
     </w:p>
     <w:p>
-      <w:r>
-        <w:t>char[] infixToPostfix(char[] infix) {</w:t>
-      </w:r>
-    </w:p>
-    <w:p>
-      <w:r>
-        <w:t xml:space="preserve">    StackArray stack = new StackArray(infix.length);</w:t>
-      </w:r>
-    </w:p>
-    <w:p>
-      <w:r>
-        <w:t xml:space="preserve">    char[] postfix = new char[infix.length];</w:t>
-      </w:r>
-    </w:p>
-    <w:p>
-      <w:r>
-        <w:t xml:space="preserve">    int k = 0;</w:t>
-      </w:r>
+      <w:proofErr w:type="gramStart"/>
+      <w:r>
+        <w:t>char[</w:t>
+      </w:r>
+      <w:proofErr w:type="gramEnd"/>
+      <w:r>
+        <w:t xml:space="preserve">] </w:t>
+      </w:r>
+      <w:proofErr w:type="spellStart"/>
+      <w:r>
+        <w:t>infixToPostfix</w:t>
+      </w:r>
+      <w:proofErr w:type="spellEnd"/>
+      <w:r>
+        <w:t>(</w:t>
+      </w:r>
+      <w:proofErr w:type="gramStart"/>
+      <w:r>
+        <w:t>char[</w:t>
+      </w:r>
+      <w:proofErr w:type="gramEnd"/>
+      <w:r>
+        <w:t>] infix) {</w:t>
+      </w:r>
+    </w:p>
+    <w:p>
+      <w:r>
+        <w:t xml:space="preserve">    </w:t>
+      </w:r>
+      <w:proofErr w:type="spellStart"/>
+      <w:r>
+        <w:t>StackArray</w:t>
+      </w:r>
+      <w:proofErr w:type="spellEnd"/>
+      <w:r>
+        <w:t xml:space="preserve"> stack = new </w:t>
+      </w:r>
+      <w:proofErr w:type="spellStart"/>
+      <w:r>
+        <w:t>StackArray</w:t>
+      </w:r>
+      <w:proofErr w:type="spellEnd"/>
+      <w:r>
+        <w:t>(</w:t>
+      </w:r>
+      <w:proofErr w:type="spellStart"/>
+      <w:proofErr w:type="gramStart"/>
+      <w:r>
+        <w:t>infix.length</w:t>
+      </w:r>
+      <w:proofErr w:type="spellEnd"/>
+      <w:r>
+        <w:t>);</w:t>
+      </w:r>
+      <w:proofErr w:type="gramEnd"/>
+    </w:p>
+    <w:p>
+      <w:r>
+        <w:t xml:space="preserve">    </w:t>
+      </w:r>
+      <w:proofErr w:type="gramStart"/>
+      <w:r>
+        <w:t>char[</w:t>
+      </w:r>
+      <w:proofErr w:type="gramEnd"/>
+      <w:r>
+        <w:t>] postfix = new char[</w:t>
+      </w:r>
+      <w:proofErr w:type="spellStart"/>
+      <w:proofErr w:type="gramStart"/>
+      <w:r>
+        <w:t>infix.length</w:t>
+      </w:r>
+      <w:proofErr w:type="spellEnd"/>
+      <w:r>
+        <w:t>];</w:t>
+      </w:r>
+      <w:proofErr w:type="gramEnd"/>
+    </w:p>
+    <w:p>
+      <w:r>
+        <w:t xml:space="preserve">    int k = </w:t>
+      </w:r>
+      <w:proofErr w:type="gramStart"/>
+      <w:r>
+        <w:t>0;</w:t>
+      </w:r>
+      <w:proofErr w:type="gramEnd"/>
     </w:p>
     <w:p/>
     <w:p>
       <w:r>
-        <w:t xml:space="preserve">    for (char c : infix) {</w:t>
-      </w:r>
-    </w:p>
-    <w:p>
-      <w:r>
-        <w:t xml:space="preserve">        if (Character.isLetterOrDigit(c)) {</w:t>
-      </w:r>
-    </w:p>
-    <w:p>
-      <w:r>
-        <w:t xml:space="preserve">            postfix[k++] = c;</w:t>
-      </w:r>
+        <w:t xml:space="preserve">    for (char </w:t>
+      </w:r>
+      <w:proofErr w:type="gramStart"/>
+      <w:r>
+        <w:t>c :</w:t>
+      </w:r>
+      <w:proofErr w:type="gramEnd"/>
+      <w:r>
+        <w:t xml:space="preserve"> infix) {</w:t>
+      </w:r>
+    </w:p>
+    <w:p>
+      <w:r>
+        <w:t xml:space="preserve">        if (</w:t>
+      </w:r>
+      <w:proofErr w:type="spellStart"/>
+      <w:r>
+        <w:t>Character.isLetterOrDigit</w:t>
+      </w:r>
+      <w:proofErr w:type="spellEnd"/>
+      <w:r>
+        <w:t>(c)) {</w:t>
+      </w:r>
+    </w:p>
+    <w:p>
+      <w:r>
+        <w:t xml:space="preserve">            postfix[k++] = </w:t>
+      </w:r>
+      <w:proofErr w:type="gramStart"/>
+      <w:r>
+        <w:t>c;</w:t>
+      </w:r>
+      <w:proofErr w:type="gramEnd"/>
     </w:p>
     <w:p>
       <w:r>
@@ -4504,8 +7024,23 @@
     </w:p>
     <w:p>
       <w:r>
-        <w:t xml:space="preserve">            stack.push(c);</w:t>
-      </w:r>
+        <w:t xml:space="preserve">            </w:t>
+      </w:r>
+      <w:proofErr w:type="spellStart"/>
+      <w:proofErr w:type="gramStart"/>
+      <w:r>
+        <w:t>stack.push</w:t>
+      </w:r>
+      <w:proofErr w:type="spellEnd"/>
+      <w:proofErr w:type="gramEnd"/>
+      <w:r>
+        <w:t>(c</w:t>
+      </w:r>
+      <w:proofErr w:type="gramStart"/>
+      <w:r>
+        <w:t>);</w:t>
+      </w:r>
+      <w:proofErr w:type="gramEnd"/>
     </w:p>
     <w:p>
       <w:r>
@@ -4514,13 +7049,65 @@
     </w:p>
     <w:p>
       <w:r>
-        <w:t xml:space="preserve">            while (!stack.isEmpty() &amp;&amp; stack.peek() != '(') {</w:t>
-      </w:r>
-    </w:p>
-    <w:p>
-      <w:r>
-        <w:t xml:space="preserve">                postfix[k++] = (char) stack.pop();</w:t>
-      </w:r>
+        <w:t xml:space="preserve">            while </w:t>
+      </w:r>
+      <w:proofErr w:type="gramStart"/>
+      <w:r>
+        <w:t>(!</w:t>
+      </w:r>
+      <w:proofErr w:type="spellStart"/>
+      <w:r>
+        <w:t>stack</w:t>
+      </w:r>
+      <w:proofErr w:type="gramEnd"/>
+      <w:r>
+        <w:t>.</w:t>
+      </w:r>
+      <w:proofErr w:type="gramStart"/>
+      <w:r>
+        <w:t>isEmpty</w:t>
+      </w:r>
+      <w:proofErr w:type="spellEnd"/>
+      <w:r>
+        <w:t>(</w:t>
+      </w:r>
+      <w:proofErr w:type="gramEnd"/>
+      <w:r>
+        <w:t xml:space="preserve">) &amp;&amp; </w:t>
+      </w:r>
+      <w:proofErr w:type="spellStart"/>
+      <w:proofErr w:type="gramStart"/>
+      <w:r>
+        <w:t>stack.peek</w:t>
+      </w:r>
+      <w:proofErr w:type="spellEnd"/>
+      <w:proofErr w:type="gramEnd"/>
+      <w:r>
+        <w:t>(</w:t>
+      </w:r>
+      <w:proofErr w:type="gramStart"/>
+      <w:r>
+        <w:t>) !</w:t>
+      </w:r>
+      <w:proofErr w:type="gramEnd"/>
+      <w:r>
+        <w:t>= '(') {</w:t>
+      </w:r>
+    </w:p>
+    <w:p>
+      <w:r>
+        <w:t xml:space="preserve">                postfix[k++] = (char) </w:t>
+      </w:r>
+      <w:proofErr w:type="spellStart"/>
+      <w:proofErr w:type="gramStart"/>
+      <w:r>
+        <w:t>stack.pop</w:t>
+      </w:r>
+      <w:proofErr w:type="spellEnd"/>
+      <w:r>
+        <w:t>();</w:t>
+      </w:r>
+      <w:proofErr w:type="gramEnd"/>
     </w:p>
     <w:p>
       <w:r>
@@ -4529,8 +7116,18 @@
     </w:p>
     <w:p>
       <w:r>
-        <w:t xml:space="preserve">            stack.pop();</w:t>
-      </w:r>
+        <w:t xml:space="preserve">            </w:t>
+      </w:r>
+      <w:proofErr w:type="spellStart"/>
+      <w:proofErr w:type="gramStart"/>
+      <w:r>
+        <w:t>stack.pop</w:t>
+      </w:r>
+      <w:proofErr w:type="spellEnd"/>
+      <w:r>
+        <w:t>();</w:t>
+      </w:r>
+      <w:proofErr w:type="gramEnd"/>
     </w:p>
     <w:p>
       <w:r>
@@ -4539,18 +7136,62 @@
     </w:p>
     <w:p>
       <w:r>
-        <w:t xml:space="preserve">            while (!stack.isEmpty() &amp;&amp;</w:t>
-      </w:r>
-    </w:p>
-    <w:p>
-      <w:r>
-        <w:t xml:space="preserve">                   precedence(c) &lt;= precedence((char) stack.peek())) {</w:t>
-      </w:r>
-    </w:p>
-    <w:p>
-      <w:r>
-        <w:t xml:space="preserve">                postfix[k++] = (char) stack.pop();</w:t>
-      </w:r>
+        <w:t xml:space="preserve">            while </w:t>
+      </w:r>
+      <w:proofErr w:type="gramStart"/>
+      <w:r>
+        <w:t>(!</w:t>
+      </w:r>
+      <w:proofErr w:type="spellStart"/>
+      <w:r>
+        <w:t>stack</w:t>
+      </w:r>
+      <w:proofErr w:type="gramEnd"/>
+      <w:r>
+        <w:t>.</w:t>
+      </w:r>
+      <w:proofErr w:type="gramStart"/>
+      <w:r>
+        <w:t>isEmpty</w:t>
+      </w:r>
+      <w:proofErr w:type="spellEnd"/>
+      <w:r>
+        <w:t>(</w:t>
+      </w:r>
+      <w:proofErr w:type="gramEnd"/>
+      <w:r>
+        <w:t>) &amp;&amp;</w:t>
+      </w:r>
+    </w:p>
+    <w:p>
+      <w:r>
+        <w:t xml:space="preserve">                   precedence(c) &lt;= precedence((char) </w:t>
+      </w:r>
+      <w:proofErr w:type="spellStart"/>
+      <w:proofErr w:type="gramStart"/>
+      <w:r>
+        <w:t>stack.peek</w:t>
+      </w:r>
+      <w:proofErr w:type="spellEnd"/>
+      <w:proofErr w:type="gramEnd"/>
+      <w:r>
+        <w:t>())) {</w:t>
+      </w:r>
+    </w:p>
+    <w:p>
+      <w:r>
+        <w:t xml:space="preserve">                postfix[k++] = (char) </w:t>
+      </w:r>
+      <w:proofErr w:type="spellStart"/>
+      <w:proofErr w:type="gramStart"/>
+      <w:r>
+        <w:t>stack.pop</w:t>
+      </w:r>
+      <w:proofErr w:type="spellEnd"/>
+      <w:r>
+        <w:t>();</w:t>
+      </w:r>
+      <w:proofErr w:type="gramEnd"/>
     </w:p>
     <w:p>
       <w:r>
@@ -4559,8 +7200,23 @@
     </w:p>
     <w:p>
       <w:r>
-        <w:t xml:space="preserve">            stack.push(c);</w:t>
-      </w:r>
+        <w:t xml:space="preserve">            </w:t>
+      </w:r>
+      <w:proofErr w:type="spellStart"/>
+      <w:proofErr w:type="gramStart"/>
+      <w:r>
+        <w:t>stack.push</w:t>
+      </w:r>
+      <w:proofErr w:type="spellEnd"/>
+      <w:proofErr w:type="gramEnd"/>
+      <w:r>
+        <w:t>(c</w:t>
+      </w:r>
+      <w:proofErr w:type="gramStart"/>
+      <w:r>
+        <w:t>);</w:t>
+      </w:r>
+      <w:proofErr w:type="gramEnd"/>
     </w:p>
     <w:p>
       <w:r>
@@ -4575,24 +7231,63 @@
     <w:p/>
     <w:p>
       <w:r>
-        <w:t xml:space="preserve">    while (!stack.isEmpty()) {</w:t>
-      </w:r>
+        <w:t xml:space="preserve">    while </w:t>
+      </w:r>
+      <w:proofErr w:type="gramStart"/>
+      <w:r>
+        <w:t>(!</w:t>
+      </w:r>
+      <w:proofErr w:type="spellStart"/>
+      <w:r>
+        <w:t>stack</w:t>
+      </w:r>
+      <w:proofErr w:type="gramEnd"/>
+      <w:r>
+        <w:t>.</w:t>
+      </w:r>
+      <w:proofErr w:type="gramStart"/>
+      <w:r>
+        <w:t>isEmpty</w:t>
+      </w:r>
+      <w:proofErr w:type="spellEnd"/>
+      <w:r>
+        <w:t>(</w:t>
+      </w:r>
+      <w:proofErr w:type="gramEnd"/>
+      <w:r>
+        <w:t>)) {</w:t>
+      </w:r>
+    </w:p>
+    <w:p>
+      <w:r>
+        <w:t xml:space="preserve">        postfix[k++] = (char) </w:t>
+      </w:r>
+      <w:proofErr w:type="spellStart"/>
+      <w:proofErr w:type="gramStart"/>
+      <w:r>
+        <w:t>stack.pop</w:t>
+      </w:r>
+      <w:proofErr w:type="spellEnd"/>
+      <w:r>
+        <w:t>();</w:t>
+      </w:r>
+      <w:proofErr w:type="gramEnd"/>
     </w:p>
     <w:p>
       <w:r>
         <w:lastRenderedPageBreak/>
-        <w:t xml:space="preserve">        postfix[k++] = (char) stack.pop();</w:t>
-      </w:r>
-    </w:p>
-    <w:p>
-      <w:r>
         <w:t xml:space="preserve">    }</w:t>
       </w:r>
     </w:p>
     <w:p>
       <w:r>
-        <w:t xml:space="preserve">    return postfix;</w:t>
-      </w:r>
+        <w:t xml:space="preserve">    return </w:t>
+      </w:r>
+      <w:proofErr w:type="gramStart"/>
+      <w:r>
+        <w:t>postfix;</w:t>
+      </w:r>
+      <w:proofErr w:type="gramEnd"/>
     </w:p>
     <w:p>
       <w:r>
@@ -4623,28 +7318,101 @@
     </w:p>
     <w:p>
       <w:r>
-        <w:t>int evaluatePostfix(char[] exp) {</w:t>
-      </w:r>
-    </w:p>
-    <w:p>
-      <w:r>
-        <w:t xml:space="preserve">    StackArray stack = new StackArray(exp.length);</w:t>
-      </w:r>
-    </w:p>
-    <w:p>
-      <w:r>
-        <w:t xml:space="preserve">    for (char c : exp) {</w:t>
-      </w:r>
-    </w:p>
-    <w:p>
-      <w:r>
-        <w:t xml:space="preserve">        if (Character.isDigit(c)) {</w:t>
-      </w:r>
-    </w:p>
-    <w:p>
-      <w:r>
-        <w:t xml:space="preserve">            stack.push(c - '0');</w:t>
-      </w:r>
+        <w:t xml:space="preserve">int </w:t>
+      </w:r>
+      <w:proofErr w:type="spellStart"/>
+      <w:r>
+        <w:t>evaluatePostfix</w:t>
+      </w:r>
+      <w:proofErr w:type="spellEnd"/>
+      <w:r>
+        <w:t>(</w:t>
+      </w:r>
+      <w:proofErr w:type="gramStart"/>
+      <w:r>
+        <w:t>char[</w:t>
+      </w:r>
+      <w:proofErr w:type="gramEnd"/>
+      <w:r>
+        <w:t>] exp) {</w:t>
+      </w:r>
+    </w:p>
+    <w:p>
+      <w:r>
+        <w:t xml:space="preserve">    </w:t>
+      </w:r>
+      <w:proofErr w:type="spellStart"/>
+      <w:r>
+        <w:t>StackArray</w:t>
+      </w:r>
+      <w:proofErr w:type="spellEnd"/>
+      <w:r>
+        <w:t xml:space="preserve"> stack = new </w:t>
+      </w:r>
+      <w:proofErr w:type="spellStart"/>
+      <w:r>
+        <w:t>StackArray</w:t>
+      </w:r>
+      <w:proofErr w:type="spellEnd"/>
+      <w:r>
+        <w:t>(</w:t>
+      </w:r>
+      <w:proofErr w:type="spellStart"/>
+      <w:proofErr w:type="gramStart"/>
+      <w:r>
+        <w:t>exp.length</w:t>
+      </w:r>
+      <w:proofErr w:type="spellEnd"/>
+      <w:r>
+        <w:t>);</w:t>
+      </w:r>
+      <w:proofErr w:type="gramEnd"/>
+    </w:p>
+    <w:p>
+      <w:r>
+        <w:t xml:space="preserve">    for (char </w:t>
+      </w:r>
+      <w:proofErr w:type="gramStart"/>
+      <w:r>
+        <w:t>c :</w:t>
+      </w:r>
+      <w:proofErr w:type="gramEnd"/>
+      <w:r>
+        <w:t xml:space="preserve"> exp) {</w:t>
+      </w:r>
+    </w:p>
+    <w:p>
+      <w:r>
+        <w:t xml:space="preserve">        if (</w:t>
+      </w:r>
+      <w:proofErr w:type="spellStart"/>
+      <w:r>
+        <w:t>Character.isDigit</w:t>
+      </w:r>
+      <w:proofErr w:type="spellEnd"/>
+      <w:r>
+        <w:t>(c)) {</w:t>
+      </w:r>
+    </w:p>
+    <w:p>
+      <w:r>
+        <w:t xml:space="preserve">            </w:t>
+      </w:r>
+      <w:proofErr w:type="spellStart"/>
+      <w:proofErr w:type="gramStart"/>
+      <w:r>
+        <w:t>stack.push</w:t>
+      </w:r>
+      <w:proofErr w:type="spellEnd"/>
+      <w:proofErr w:type="gramEnd"/>
+      <w:r>
+        <w:t>(c - '0'</w:t>
+      </w:r>
+      <w:proofErr w:type="gramStart"/>
+      <w:r>
+        <w:t>);</w:t>
+      </w:r>
+      <w:proofErr w:type="gramEnd"/>
     </w:p>
     <w:p>
       <w:r>
@@ -4653,34 +7421,114 @@
     </w:p>
     <w:p>
       <w:r>
-        <w:t xml:space="preserve">            int b = stack.pop();</w:t>
-      </w:r>
-    </w:p>
-    <w:p>
-      <w:r>
-        <w:t xml:space="preserve">            int a = stack.pop();</w:t>
-      </w:r>
+        <w:t xml:space="preserve">            int b = </w:t>
+      </w:r>
+      <w:proofErr w:type="spellStart"/>
+      <w:proofErr w:type="gramStart"/>
+      <w:r>
+        <w:t>stack.pop</w:t>
+      </w:r>
+      <w:proofErr w:type="spellEnd"/>
+      <w:r>
+        <w:t>();</w:t>
+      </w:r>
+      <w:proofErr w:type="gramEnd"/>
+    </w:p>
+    <w:p>
+      <w:r>
+        <w:t xml:space="preserve">            int a = </w:t>
+      </w:r>
+      <w:proofErr w:type="spellStart"/>
+      <w:proofErr w:type="gramStart"/>
+      <w:r>
+        <w:t>stack.pop</w:t>
+      </w:r>
+      <w:proofErr w:type="spellEnd"/>
+      <w:r>
+        <w:t>();</w:t>
+      </w:r>
+      <w:proofErr w:type="gramEnd"/>
     </w:p>
     <w:p/>
     <w:p>
       <w:r>
-        <w:t xml:space="preserve">            if (c == '+') stack.push(a + b);</w:t>
-      </w:r>
-    </w:p>
-    <w:p>
-      <w:r>
-        <w:t xml:space="preserve">            if (c == '-') stack.push(a - b);</w:t>
-      </w:r>
-    </w:p>
-    <w:p>
-      <w:r>
-        <w:t xml:space="preserve">            if (c == '*') stack.push(a * b);</w:t>
-      </w:r>
-    </w:p>
-    <w:p>
-      <w:r>
-        <w:t xml:space="preserve">            if (c == '/') stack.push(a / b);</w:t>
-      </w:r>
+        <w:t xml:space="preserve">            if (c == '+') </w:t>
+      </w:r>
+      <w:proofErr w:type="spellStart"/>
+      <w:proofErr w:type="gramStart"/>
+      <w:r>
+        <w:t>stack.push</w:t>
+      </w:r>
+      <w:proofErr w:type="spellEnd"/>
+      <w:proofErr w:type="gramEnd"/>
+      <w:r>
+        <w:t>(a + b</w:t>
+      </w:r>
+      <w:proofErr w:type="gramStart"/>
+      <w:r>
+        <w:t>);</w:t>
+      </w:r>
+      <w:proofErr w:type="gramEnd"/>
+    </w:p>
+    <w:p>
+      <w:r>
+        <w:t xml:space="preserve">            if (c == '-') </w:t>
+      </w:r>
+      <w:proofErr w:type="spellStart"/>
+      <w:proofErr w:type="gramStart"/>
+      <w:r>
+        <w:t>stack.push</w:t>
+      </w:r>
+      <w:proofErr w:type="spellEnd"/>
+      <w:proofErr w:type="gramEnd"/>
+      <w:r>
+        <w:t>(a - b</w:t>
+      </w:r>
+      <w:proofErr w:type="gramStart"/>
+      <w:r>
+        <w:t>);</w:t>
+      </w:r>
+      <w:proofErr w:type="gramEnd"/>
+    </w:p>
+    <w:p>
+      <w:r>
+        <w:t xml:space="preserve">            if (c == '*') </w:t>
+      </w:r>
+      <w:proofErr w:type="spellStart"/>
+      <w:proofErr w:type="gramStart"/>
+      <w:r>
+        <w:t>stack.push</w:t>
+      </w:r>
+      <w:proofErr w:type="spellEnd"/>
+      <w:proofErr w:type="gramEnd"/>
+      <w:r>
+        <w:t>(a * b</w:t>
+      </w:r>
+      <w:proofErr w:type="gramStart"/>
+      <w:r>
+        <w:t>);</w:t>
+      </w:r>
+      <w:proofErr w:type="gramEnd"/>
+    </w:p>
+    <w:p>
+      <w:r>
+        <w:t xml:space="preserve">            if (c == '/') </w:t>
+      </w:r>
+      <w:proofErr w:type="spellStart"/>
+      <w:proofErr w:type="gramStart"/>
+      <w:r>
+        <w:t>stack.push</w:t>
+      </w:r>
+      <w:proofErr w:type="spellEnd"/>
+      <w:proofErr w:type="gramEnd"/>
+      <w:r>
+        <w:t>(a / b</w:t>
+      </w:r>
+      <w:proofErr w:type="gramStart"/>
+      <w:r>
+        <w:t>);</w:t>
+      </w:r>
+      <w:proofErr w:type="gramEnd"/>
     </w:p>
     <w:p>
       <w:r>
@@ -4694,8 +7542,18 @@
     </w:p>
     <w:p>
       <w:r>
-        <w:t xml:space="preserve">    return stack.pop();</w:t>
-      </w:r>
+        <w:t xml:space="preserve">    return </w:t>
+      </w:r>
+      <w:proofErr w:type="spellStart"/>
+      <w:proofErr w:type="gramStart"/>
+      <w:r>
+        <w:t>stack.pop</w:t>
+      </w:r>
+      <w:proofErr w:type="spellEnd"/>
+      <w:r>
+        <w:t>();</w:t>
+      </w:r>
+      <w:proofErr w:type="gramEnd"/>
     </w:p>
     <w:p>
       <w:r>
@@ -4732,7 +7590,15 @@
         </w:numPr>
       </w:pPr>
       <w:r>
-        <w:t>push → O(1)</w:t>
+        <w:t xml:space="preserve">push → </w:t>
+      </w:r>
+      <w:proofErr w:type="gramStart"/>
+      <w:r>
+        <w:t>O(</w:t>
+      </w:r>
+      <w:proofErr w:type="gramEnd"/>
+      <w:r>
+        <w:t>1)</w:t>
       </w:r>
     </w:p>
     <w:p>
@@ -4743,7 +7609,15 @@
         </w:numPr>
       </w:pPr>
       <w:r>
-        <w:t>pop → O(1)</w:t>
+        <w:t xml:space="preserve">pop → </w:t>
+      </w:r>
+      <w:proofErr w:type="gramStart"/>
+      <w:r>
+        <w:t>O(</w:t>
+      </w:r>
+      <w:proofErr w:type="gramEnd"/>
+      <w:r>
+        <w:t>1)</w:t>
       </w:r>
     </w:p>
     <w:p>
@@ -4754,7 +7628,15 @@
         </w:numPr>
       </w:pPr>
       <w:r>
-        <w:t>peek → O(1)</w:t>
+        <w:t xml:space="preserve">peek → </w:t>
+      </w:r>
+      <w:proofErr w:type="gramStart"/>
+      <w:r>
+        <w:t>O(</w:t>
+      </w:r>
+      <w:proofErr w:type="gramEnd"/>
+      <w:r>
+        <w:t>1)</w:t>
       </w:r>
     </w:p>
     <w:p>
@@ -4762,12 +7644,12 @@
         <w:ind w:left="360"/>
       </w:pPr>
       <w:r>
+        <w:t>Space → O(n)</w:t>
+      </w:r>
+    </w:p>
+    <w:p>
+      <w:r>
         <w:lastRenderedPageBreak/>
-        <w:t>Space → O(n)</w:t>
-      </w:r>
-    </w:p>
-    <w:p>
-      <w:r>
         <w:pict w14:anchorId="20F948D7">
           <v:rect id="_x0000_i1086" style="width:0;height:1.5pt" o:hralign="center" o:hrstd="t" o:hr="t" fillcolor="#a0a0a0" stroked="f"/>
         </w:pict>
@@ -4807,8 +7689,13 @@
         </w:numPr>
       </w:pPr>
       <w:r>
-        <w:t>Stack overflow vs underflow?</w:t>
-      </w:r>
+        <w:t xml:space="preserve">Stack overflow vs </w:t>
+      </w:r>
+      <w:proofErr w:type="gramStart"/>
+      <w:r>
+        <w:t>underflow?</w:t>
+      </w:r>
+      <w:proofErr w:type="gramEnd"/>
     </w:p>
     <w:p>
       <w:pPr>
@@ -5242,7 +8129,15 @@
         <w:t>FIFO</w:t>
       </w:r>
       <w:r>
-        <w:t xml:space="preserve"> (First In First Out)</w:t>
+        <w:t xml:space="preserve"> (First </w:t>
+      </w:r>
+      <w:proofErr w:type="gramStart"/>
+      <w:r>
+        <w:t>In</w:t>
+      </w:r>
+      <w:proofErr w:type="gramEnd"/>
+      <w:r>
+        <w:t xml:space="preserve"> First Out)</w:t>
       </w:r>
     </w:p>
     <w:p>
@@ -5440,9 +8335,11 @@
           <w:numId w:val="27"/>
         </w:numPr>
       </w:pPr>
+      <w:proofErr w:type="spellStart"/>
       <w:r>
         <w:t>isEmpty</w:t>
       </w:r>
+      <w:proofErr w:type="spellEnd"/>
     </w:p>
     <w:p>
       <w:pPr>
@@ -5451,8 +8348,13 @@
           <w:numId w:val="27"/>
         </w:numPr>
       </w:pPr>
-      <w:r>
-        <w:t>isFull (array-based)</w:t>
+      <w:proofErr w:type="spellStart"/>
+      <w:r>
+        <w:t>isFull</w:t>
+      </w:r>
+      <w:proofErr w:type="spellEnd"/>
+      <w:r>
+        <w:t xml:space="preserve"> (array-based)</w:t>
       </w:r>
     </w:p>
     <w:p>
@@ -5474,7 +8376,23 @@
           <w:b/>
           <w:bCs/>
         </w:rPr>
-        <w:t>4. Types of Queue (IMPORTANT)</w:t>
+        <w:t xml:space="preserve">4. Types of </w:t>
+      </w:r>
+      <w:proofErr w:type="gramStart"/>
+      <w:r>
+        <w:rPr>
+          <w:b/>
+          <w:bCs/>
+        </w:rPr>
+        <w:t>Queue</w:t>
+      </w:r>
+      <w:proofErr w:type="gramEnd"/>
+      <w:r>
+        <w:rPr>
+          <w:b/>
+          <w:bCs/>
+        </w:rPr>
+        <w:t xml:space="preserve"> (IMPORTANT)</w:t>
       </w:r>
     </w:p>
     <w:p>
@@ -5575,40 +8493,104 @@
     </w:p>
     <w:p>
       <w:r>
-        <w:t>class QueueArray {</w:t>
-      </w:r>
-    </w:p>
-    <w:p>
-      <w:r>
-        <w:t xml:space="preserve">    int[] queue;</w:t>
-      </w:r>
-    </w:p>
-    <w:p>
-      <w:r>
-        <w:t xml:space="preserve">    int front, rear, capacity;</w:t>
-      </w:r>
+        <w:t xml:space="preserve">class </w:t>
+      </w:r>
+      <w:proofErr w:type="spellStart"/>
+      <w:r>
+        <w:t>QueueArray</w:t>
+      </w:r>
+      <w:proofErr w:type="spellEnd"/>
+      <w:r>
+        <w:t xml:space="preserve"> {</w:t>
+      </w:r>
+    </w:p>
+    <w:p>
+      <w:r>
+        <w:t xml:space="preserve">    </w:t>
+      </w:r>
+      <w:proofErr w:type="gramStart"/>
+      <w:r>
+        <w:t>int[</w:t>
+      </w:r>
+      <w:proofErr w:type="gramEnd"/>
+      <w:r>
+        <w:t xml:space="preserve">] </w:t>
+      </w:r>
+      <w:proofErr w:type="gramStart"/>
+      <w:r>
+        <w:t>queue;</w:t>
+      </w:r>
+      <w:proofErr w:type="gramEnd"/>
+    </w:p>
+    <w:p>
+      <w:r>
+        <w:t xml:space="preserve">    int front, rear, </w:t>
+      </w:r>
+      <w:proofErr w:type="gramStart"/>
+      <w:r>
+        <w:t>capacity;</w:t>
+      </w:r>
+      <w:proofErr w:type="gramEnd"/>
     </w:p>
     <w:p/>
     <w:p>
       <w:r>
-        <w:t xml:space="preserve">    QueueArray(int capacity) {</w:t>
-      </w:r>
-    </w:p>
-    <w:p>
-      <w:r>
-        <w:t xml:space="preserve">        this.capacity = capacity;</w:t>
-      </w:r>
+        <w:t xml:space="preserve">    </w:t>
+      </w:r>
+      <w:proofErr w:type="spellStart"/>
+      <w:proofErr w:type="gramStart"/>
+      <w:r>
+        <w:t>QueueArray</w:t>
+      </w:r>
+      <w:proofErr w:type="spellEnd"/>
+      <w:r>
+        <w:t>(</w:t>
+      </w:r>
+      <w:proofErr w:type="gramEnd"/>
+      <w:r>
+        <w:t>int capacity) {</w:t>
+      </w:r>
+    </w:p>
+    <w:p>
+      <w:r>
+        <w:t xml:space="preserve">        </w:t>
+      </w:r>
+      <w:proofErr w:type="spellStart"/>
+      <w:proofErr w:type="gramStart"/>
+      <w:r>
+        <w:t>this.capacity</w:t>
+      </w:r>
+      <w:proofErr w:type="spellEnd"/>
+      <w:proofErr w:type="gramEnd"/>
+      <w:r>
+        <w:t xml:space="preserve"> = </w:t>
+      </w:r>
+      <w:proofErr w:type="gramStart"/>
+      <w:r>
+        <w:t>capacity;</w:t>
+      </w:r>
+      <w:proofErr w:type="gramEnd"/>
     </w:p>
     <w:p>
       <w:r>
         <w:lastRenderedPageBreak/>
-        <w:t xml:space="preserve">        queue = new int[capacity];</w:t>
-      </w:r>
-    </w:p>
-    <w:p>
-      <w:r>
-        <w:t xml:space="preserve">        front = 0;</w:t>
-      </w:r>
+        <w:t xml:space="preserve">        queue = new int[capacity</w:t>
+      </w:r>
+      <w:proofErr w:type="gramStart"/>
+      <w:r>
+        <w:t>];</w:t>
+      </w:r>
+      <w:proofErr w:type="gramEnd"/>
+    </w:p>
+    <w:p>
+      <w:r>
+        <w:t xml:space="preserve">        front = </w:t>
+      </w:r>
+      <w:proofErr w:type="gramStart"/>
+      <w:r>
+        <w:t>0;</w:t>
+      </w:r>
+      <w:proofErr w:type="gramEnd"/>
       <w:r>
         <w:tab/>
       </w:r>
@@ -5618,8 +8600,13 @@
     </w:p>
     <w:p>
       <w:r>
-        <w:t xml:space="preserve">        rear = -1;</w:t>
-      </w:r>
+        <w:t xml:space="preserve">        rear = </w:t>
+      </w:r>
+      <w:proofErr w:type="gramStart"/>
+      <w:r>
+        <w:t>-1;</w:t>
+      </w:r>
+      <w:proofErr w:type="gramEnd"/>
       <w:r>
         <w:tab/>
       </w:r>
@@ -5637,13 +8624,55 @@
         <w:t>}</w:t>
       </w:r>
     </w:p>
-    <w:p>
-      <w:r>
-        <w:t xml:space="preserve">5 box </w:t>
-      </w:r>
-    </w:p>
-    <w:p>
-      <w:r>
+    <w:p/>
+    <w:p>
+      <w:r>
+        <w:t xml:space="preserve">5 </w:t>
+      </w:r>
+      <w:proofErr w:type="gramStart"/>
+      <w:r>
+        <w:t>capacity</w:t>
+      </w:r>
+      <w:proofErr w:type="gramEnd"/>
+      <w:r>
+        <w:t xml:space="preserve"> </w:t>
+      </w:r>
+    </w:p>
+    <w:p>
+      <w:r>
+        <w:t>Front 0</w:t>
+      </w:r>
+      <w:r>
+        <w:tab/>
+        <w:t>0</w:t>
+      </w:r>
+      <w:r>
+        <w:tab/>
+        <w:t>0</w:t>
+      </w:r>
+      <w:r>
+        <w:tab/>
+        <w:t>0</w:t>
+      </w:r>
+      <w:r>
+        <w:tab/>
+        <w:t xml:space="preserve">0 </w:t>
+      </w:r>
+      <w:r>
+        <w:tab/>
+        <w:t xml:space="preserve">0  </w:t>
+      </w:r>
+    </w:p>
+    <w:p>
+      <w:r>
+        <w:t>Rear -1</w:t>
+      </w:r>
+      <w:r>
+        <w:tab/>
+        <w:t>0</w:t>
+      </w:r>
+      <w:r>
+        <w:tab/>
         <w:t>1</w:t>
       </w:r>
       <w:r>
@@ -5658,21 +8687,16 @@
         <w:tab/>
         <w:t>4</w:t>
       </w:r>
+    </w:p>
+    <w:p>
       <w:r>
         <w:tab/>
-        <w:t>5</w:t>
-      </w:r>
-    </w:p>
-    <w:p>
-      <w:pPr>
-        <w:ind w:firstLine="720"/>
-      </w:pPr>
+      </w:r>
       <w:r>
         <w:tab/>
       </w:r>
       <w:r>
-        <w:tab/>
-        <w:t>100</w:t>
+        <w:t xml:space="preserve">100 </w:t>
       </w:r>
       <w:r>
         <w:tab/>
@@ -5684,57 +8708,38 @@
       </w:r>
       <w:r>
         <w:tab/>
-      </w:r>
-    </w:p>
-    <w:p>
-      <w:r>
-        <w:t>Front 0</w:t>
+        <w:t>400</w:t>
       </w:r>
       <w:r>
         <w:tab/>
+        <w:t>500</w:t>
+      </w:r>
+    </w:p>
+    <w:p>
+      <w:r>
+        <w:t xml:space="preserve">Front </w:t>
       </w:r>
       <w:r>
         <w:tab/>
-        <w:t>0</w:t>
       </w:r>
       <w:r>
         <w:tab/>
-        <w:t>0</w:t>
-      </w:r>
-      <w:r>
-        <w:tab/>
-        <w:t>0</w:t>
       </w:r>
       <w:r>
         <w:tab/>
         <w:t>1</w:t>
       </w:r>
-    </w:p>
-    <w:p>
-      <w:r>
-        <w:t>Rear -1</w:t>
-      </w:r>
-      <w:r>
-        <w:tab/>
-      </w:r>
-      <w:r>
-        <w:tab/>
-        <w:t>0</w:t>
-      </w:r>
-      <w:r>
-        <w:tab/>
-        <w:t>1</w:t>
-      </w:r>
       <w:r>
         <w:tab/>
         <w:t>2</w:t>
       </w:r>
       <w:r>
         <w:tab/>
-        <w:t>2</w:t>
+        <w:t>3</w:t>
       </w:r>
       <w:r>
         <w:tab/>
+        <w:t>4</w:t>
       </w:r>
     </w:p>
     <w:p>
@@ -5761,7 +8766,15 @@
     </w:p>
     <w:p>
       <w:r>
-        <w:t>void enqueue(int value) {</w:t>
+        <w:t xml:space="preserve">void </w:t>
+      </w:r>
+      <w:proofErr w:type="gramStart"/>
+      <w:r>
+        <w:t>enqueue(</w:t>
+      </w:r>
+      <w:proofErr w:type="gramEnd"/>
+      <w:r>
+        <w:t>int value) {</w:t>
       </w:r>
     </w:p>
     <w:p>
@@ -5771,13 +8784,31 @@
     </w:p>
     <w:p>
       <w:r>
-        <w:t xml:space="preserve">        System.out.println("Queue Overflow");</w:t>
-      </w:r>
-    </w:p>
-    <w:p>
-      <w:r>
-        <w:t xml:space="preserve">        return;</w:t>
-      </w:r>
+        <w:t xml:space="preserve">        </w:t>
+      </w:r>
+      <w:proofErr w:type="spellStart"/>
+      <w:r>
+        <w:t>System.out.println</w:t>
+      </w:r>
+      <w:proofErr w:type="spellEnd"/>
+      <w:r>
+        <w:t>("Queue Overflow"</w:t>
+      </w:r>
+      <w:proofErr w:type="gramStart"/>
+      <w:r>
+        <w:t>);</w:t>
+      </w:r>
+      <w:proofErr w:type="gramEnd"/>
+    </w:p>
+    <w:p>
+      <w:r>
+        <w:t xml:space="preserve">        </w:t>
+      </w:r>
+      <w:proofErr w:type="gramStart"/>
+      <w:r>
+        <w:t>return;</w:t>
+      </w:r>
+      <w:proofErr w:type="gramEnd"/>
     </w:p>
     <w:p>
       <w:r>
@@ -5786,8 +8817,13 @@
     </w:p>
     <w:p>
       <w:r>
-        <w:t xml:space="preserve">    queue[++rear] = value;</w:t>
-      </w:r>
+        <w:t xml:space="preserve">    queue[++rear] = </w:t>
+      </w:r>
+      <w:proofErr w:type="gramStart"/>
+      <w:r>
+        <w:t>value;</w:t>
+      </w:r>
+      <w:proofErr w:type="gramEnd"/>
     </w:p>
     <w:p>
       <w:r>
@@ -5818,7 +8854,15 @@
     </w:p>
     <w:p>
       <w:r>
-        <w:t>int dequeue() {</w:t>
+        <w:t xml:space="preserve">int </w:t>
+      </w:r>
+      <w:proofErr w:type="gramStart"/>
+      <w:r>
+        <w:t>dequeue(</w:t>
+      </w:r>
+      <w:proofErr w:type="gramEnd"/>
+      <w:r>
+        <w:t>) {</w:t>
       </w:r>
     </w:p>
     <w:p>
@@ -5828,13 +8872,31 @@
     </w:p>
     <w:p>
       <w:r>
-        <w:t xml:space="preserve">        System.out.println("Queue Underflow");</w:t>
-      </w:r>
-    </w:p>
-    <w:p>
-      <w:r>
-        <w:t xml:space="preserve">        return -1;</w:t>
-      </w:r>
+        <w:t xml:space="preserve">        </w:t>
+      </w:r>
+      <w:proofErr w:type="spellStart"/>
+      <w:r>
+        <w:t>System.out.println</w:t>
+      </w:r>
+      <w:proofErr w:type="spellEnd"/>
+      <w:r>
+        <w:t>("Queue Underflow"</w:t>
+      </w:r>
+      <w:proofErr w:type="gramStart"/>
+      <w:r>
+        <w:t>);</w:t>
+      </w:r>
+      <w:proofErr w:type="gramEnd"/>
+    </w:p>
+    <w:p>
+      <w:r>
+        <w:t xml:space="preserve">        return </w:t>
+      </w:r>
+      <w:proofErr w:type="gramStart"/>
+      <w:r>
+        <w:t>-1;</w:t>
+      </w:r>
+      <w:proofErr w:type="gramEnd"/>
     </w:p>
     <w:p>
       <w:r>
@@ -5843,17 +8905,22 @@
     </w:p>
     <w:p>
       <w:r>
-        <w:t xml:space="preserve">    return queue[front++];</w:t>
-      </w:r>
-    </w:p>
-    <w:p>
-      <w:r>
+        <w:t xml:space="preserve">    return queue[front++</w:t>
+      </w:r>
+      <w:proofErr w:type="gramStart"/>
+      <w:r>
+        <w:t>];</w:t>
+      </w:r>
+      <w:proofErr w:type="gramEnd"/>
+    </w:p>
+    <w:p>
+      <w:r>
+        <w:lastRenderedPageBreak/>
         <w:t>}</w:t>
       </w:r>
     </w:p>
     <w:p>
       <w:r>
-        <w:lastRenderedPageBreak/>
         <w:pict w14:anchorId="143CFF58">
           <v:rect id="_x0000_i1097" style="width:0;height:1.5pt" o:hralign="center" o:hrstd="t" o:hr="t" fillcolor="#a0a0a0" stroked="f"/>
         </w:pict>
@@ -5882,8 +8949,13 @@
         </w:numPr>
       </w:pPr>
       <w:r>
-        <w:t>Wasted space after dequeue</w:t>
-      </w:r>
+        <w:t xml:space="preserve">Wasted space after </w:t>
+      </w:r>
+      <w:proofErr w:type="gramStart"/>
+      <w:r>
+        <w:t>dequeue</w:t>
+      </w:r>
+      <w:proofErr w:type="gramEnd"/>
     </w:p>
     <w:p>
       <w:pPr>
@@ -6016,44 +9088,113 @@
     </w:p>
     <w:p>
       <w:r>
-        <w:t>class CircularQueue {</w:t>
-      </w:r>
-    </w:p>
-    <w:p>
-      <w:r>
-        <w:t xml:space="preserve">    int[] queue;</w:t>
-      </w:r>
-    </w:p>
-    <w:p>
-      <w:r>
-        <w:t xml:space="preserve">    int front, rear, capacity;</w:t>
-      </w:r>
+        <w:t xml:space="preserve">class </w:t>
+      </w:r>
+      <w:proofErr w:type="spellStart"/>
+      <w:r>
+        <w:t>CircularQueue</w:t>
+      </w:r>
+      <w:proofErr w:type="spellEnd"/>
+      <w:r>
+        <w:t xml:space="preserve"> {</w:t>
+      </w:r>
+    </w:p>
+    <w:p>
+      <w:r>
+        <w:t xml:space="preserve">    </w:t>
+      </w:r>
+      <w:proofErr w:type="gramStart"/>
+      <w:r>
+        <w:t>int[</w:t>
+      </w:r>
+      <w:proofErr w:type="gramEnd"/>
+      <w:r>
+        <w:t xml:space="preserve">] </w:t>
+      </w:r>
+      <w:proofErr w:type="gramStart"/>
+      <w:r>
+        <w:t>queue;</w:t>
+      </w:r>
+      <w:proofErr w:type="gramEnd"/>
+    </w:p>
+    <w:p>
+      <w:r>
+        <w:t xml:space="preserve">    int front, rear, </w:t>
+      </w:r>
+      <w:proofErr w:type="gramStart"/>
+      <w:r>
+        <w:t>capacity;</w:t>
+      </w:r>
+      <w:proofErr w:type="gramEnd"/>
     </w:p>
     <w:p/>
     <w:p>
       <w:r>
-        <w:t xml:space="preserve">    CircularQueue(int capacity) {</w:t>
-      </w:r>
-    </w:p>
-    <w:p>
-      <w:r>
-        <w:t xml:space="preserve">        this.capacity = capacity;</w:t>
-      </w:r>
-    </w:p>
-    <w:p>
-      <w:r>
-        <w:t xml:space="preserve">        queue = new int[capacity];</w:t>
-      </w:r>
-    </w:p>
-    <w:p>
-      <w:r>
-        <w:t xml:space="preserve">        front = -1;</w:t>
-      </w:r>
-    </w:p>
-    <w:p>
-      <w:r>
-        <w:t xml:space="preserve">        rear = -1;</w:t>
-      </w:r>
+        <w:t xml:space="preserve">    </w:t>
+      </w:r>
+      <w:proofErr w:type="spellStart"/>
+      <w:proofErr w:type="gramStart"/>
+      <w:r>
+        <w:t>CircularQueue</w:t>
+      </w:r>
+      <w:proofErr w:type="spellEnd"/>
+      <w:r>
+        <w:t>(</w:t>
+      </w:r>
+      <w:proofErr w:type="gramEnd"/>
+      <w:r>
+        <w:t>int capacity) {</w:t>
+      </w:r>
+    </w:p>
+    <w:p>
+      <w:r>
+        <w:t xml:space="preserve">        </w:t>
+      </w:r>
+      <w:proofErr w:type="spellStart"/>
+      <w:proofErr w:type="gramStart"/>
+      <w:r>
+        <w:t>this.capacity</w:t>
+      </w:r>
+      <w:proofErr w:type="spellEnd"/>
+      <w:proofErr w:type="gramEnd"/>
+      <w:r>
+        <w:t xml:space="preserve"> = </w:t>
+      </w:r>
+      <w:proofErr w:type="gramStart"/>
+      <w:r>
+        <w:t>capacity;</w:t>
+      </w:r>
+      <w:proofErr w:type="gramEnd"/>
+    </w:p>
+    <w:p>
+      <w:r>
+        <w:t xml:space="preserve">        queue = new int[capacity</w:t>
+      </w:r>
+      <w:proofErr w:type="gramStart"/>
+      <w:r>
+        <w:t>];</w:t>
+      </w:r>
+      <w:proofErr w:type="gramEnd"/>
+    </w:p>
+    <w:p>
+      <w:r>
+        <w:t xml:space="preserve">        front = </w:t>
+      </w:r>
+      <w:proofErr w:type="gramStart"/>
+      <w:r>
+        <w:t>-1;</w:t>
+      </w:r>
+      <w:proofErr w:type="gramEnd"/>
+    </w:p>
+    <w:p>
+      <w:r>
+        <w:t xml:space="preserve">        rear = </w:t>
+      </w:r>
+      <w:proofErr w:type="gramStart"/>
+      <w:r>
+        <w:t>-1;</w:t>
+      </w:r>
+      <w:proofErr w:type="gramEnd"/>
     </w:p>
     <w:p>
       <w:r>
@@ -6084,19 +9225,67 @@
           <w:b/>
           <w:bCs/>
         </w:rPr>
-        <w:t>11. isEmpty &amp; isFull</w:t>
-      </w:r>
-    </w:p>
-    <w:p>
-      <w:r>
-        <w:t>boolean isEmpty() {</w:t>
-      </w:r>
-    </w:p>
-    <w:p>
+        <w:t xml:space="preserve">11. </w:t>
+      </w:r>
+      <w:proofErr w:type="spellStart"/>
+      <w:r>
+        <w:rPr>
+          <w:b/>
+          <w:bCs/>
+        </w:rPr>
+        <w:t>isEmpty</w:t>
+      </w:r>
+      <w:proofErr w:type="spellEnd"/>
+      <w:r>
+        <w:rPr>
+          <w:b/>
+          <w:bCs/>
+        </w:rPr>
+        <w:t xml:space="preserve"> &amp; </w:t>
+      </w:r>
+      <w:proofErr w:type="spellStart"/>
+      <w:r>
+        <w:rPr>
+          <w:b/>
+          <w:bCs/>
+        </w:rPr>
+        <w:t>isFull</w:t>
+      </w:r>
+      <w:proofErr w:type="spellEnd"/>
+    </w:p>
+    <w:p>
+      <w:proofErr w:type="spellStart"/>
       <w:r>
         <w:lastRenderedPageBreak/>
-        <w:t xml:space="preserve">    return front == -1;</w:t>
-      </w:r>
+        <w:t>boolean</w:t>
+      </w:r>
+      <w:proofErr w:type="spellEnd"/>
+      <w:r>
+        <w:t xml:space="preserve"> </w:t>
+      </w:r>
+      <w:proofErr w:type="spellStart"/>
+      <w:proofErr w:type="gramStart"/>
+      <w:r>
+        <w:t>isEmpty</w:t>
+      </w:r>
+      <w:proofErr w:type="spellEnd"/>
+      <w:r>
+        <w:t>(</w:t>
+      </w:r>
+      <w:proofErr w:type="gramEnd"/>
+      <w:r>
+        <w:t>) {</w:t>
+      </w:r>
+    </w:p>
+    <w:p>
+      <w:r>
+        <w:t xml:space="preserve">    return front == </w:t>
+      </w:r>
+      <w:proofErr w:type="gramStart"/>
+      <w:r>
+        <w:t>-1;</w:t>
+      </w:r>
+      <w:proofErr w:type="gramEnd"/>
     </w:p>
     <w:p>
       <w:r>
@@ -6105,14 +9294,37 @@
     </w:p>
     <w:p/>
     <w:p>
-      <w:r>
-        <w:t>boolean isFull() {</w:t>
-      </w:r>
-    </w:p>
-    <w:p>
-      <w:r>
-        <w:t xml:space="preserve">    return (rear + 1) % capacity == front;</w:t>
-      </w:r>
+      <w:proofErr w:type="spellStart"/>
+      <w:r>
+        <w:t>boolean</w:t>
+      </w:r>
+      <w:proofErr w:type="spellEnd"/>
+      <w:r>
+        <w:t xml:space="preserve"> </w:t>
+      </w:r>
+      <w:proofErr w:type="spellStart"/>
+      <w:proofErr w:type="gramStart"/>
+      <w:r>
+        <w:t>isFull</w:t>
+      </w:r>
+      <w:proofErr w:type="spellEnd"/>
+      <w:r>
+        <w:t>(</w:t>
+      </w:r>
+      <w:proofErr w:type="gramEnd"/>
+      <w:r>
+        <w:t>) {</w:t>
+      </w:r>
+    </w:p>
+    <w:p>
+      <w:r>
+        <w:t xml:space="preserve">    return (rear + 1) % capacity == </w:t>
+      </w:r>
+      <w:proofErr w:type="gramStart"/>
+      <w:r>
+        <w:t>front;</w:t>
+      </w:r>
+      <w:proofErr w:type="gramEnd"/>
     </w:p>
     <w:p>
       <w:r>
@@ -6143,45 +9355,97 @@
     </w:p>
     <w:p>
       <w:r>
-        <w:t>void enqueue(int value) {</w:t>
-      </w:r>
-    </w:p>
-    <w:p>
-      <w:r>
-        <w:t xml:space="preserve">    if (isFull()) {</w:t>
-      </w:r>
-    </w:p>
-    <w:p>
-      <w:r>
-        <w:t xml:space="preserve">        System.out.println("Queue Full");</w:t>
-      </w:r>
-    </w:p>
-    <w:p>
-      <w:r>
-        <w:t xml:space="preserve">        return;</w:t>
-      </w:r>
+        <w:t xml:space="preserve">void </w:t>
+      </w:r>
+      <w:proofErr w:type="gramStart"/>
+      <w:r>
+        <w:t>enqueue(</w:t>
+      </w:r>
+      <w:proofErr w:type="gramEnd"/>
+      <w:r>
+        <w:t>int value) {</w:t>
+      </w:r>
+    </w:p>
+    <w:p>
+      <w:r>
+        <w:t xml:space="preserve">    if (</w:t>
+      </w:r>
+      <w:proofErr w:type="spellStart"/>
+      <w:proofErr w:type="gramStart"/>
+      <w:r>
+        <w:t>isFull</w:t>
+      </w:r>
+      <w:proofErr w:type="spellEnd"/>
+      <w:r>
+        <w:t>(</w:t>
+      </w:r>
+      <w:proofErr w:type="gramEnd"/>
+      <w:r>
+        <w:t>)) {</w:t>
+      </w:r>
+    </w:p>
+    <w:p>
+      <w:r>
+        <w:t xml:space="preserve">        </w:t>
+      </w:r>
+      <w:proofErr w:type="spellStart"/>
+      <w:r>
+        <w:t>System.out.println</w:t>
+      </w:r>
+      <w:proofErr w:type="spellEnd"/>
+      <w:r>
+        <w:t>("Queue Full"</w:t>
+      </w:r>
+      <w:proofErr w:type="gramStart"/>
+      <w:r>
+        <w:t>);</w:t>
+      </w:r>
+      <w:proofErr w:type="gramEnd"/>
+    </w:p>
+    <w:p>
+      <w:r>
+        <w:t xml:space="preserve">        </w:t>
+      </w:r>
+      <w:proofErr w:type="gramStart"/>
+      <w:r>
+        <w:t>return;</w:t>
+      </w:r>
+      <w:proofErr w:type="gramEnd"/>
     </w:p>
     <w:p>
       <w:r>
         <w:t xml:space="preserve">    }</w:t>
       </w:r>
     </w:p>
-    <w:p/>
-    <w:p>
-      <w:r>
-        <w:t xml:space="preserve">    if (front == -1) front = 0;</w:t>
-      </w:r>
-    </w:p>
-    <w:p/>
-    <w:p>
-      <w:r>
-        <w:t xml:space="preserve">    rear = (rear + 1) % capacity;</w:t>
-      </w:r>
-    </w:p>
-    <w:p>
-      <w:r>
-        <w:t xml:space="preserve">    queue[rear] = value;</w:t>
-      </w:r>
+    <w:p>
+      <w:r>
+        <w:t xml:space="preserve">    if (front == -1) front = </w:t>
+      </w:r>
+      <w:proofErr w:type="gramStart"/>
+      <w:r>
+        <w:t>0;</w:t>
+      </w:r>
+      <w:proofErr w:type="gramEnd"/>
+    </w:p>
+    <w:p>
+      <w:r>
+        <w:t xml:space="preserve">    rear = (rear + 1) % </w:t>
+      </w:r>
+      <w:proofErr w:type="gramStart"/>
+      <w:r>
+        <w:t>capacity;</w:t>
+      </w:r>
+      <w:proofErr w:type="gramEnd"/>
+    </w:p>
+    <w:p>
+      <w:r>
+        <w:t xml:space="preserve">    queue[rear] = </w:t>
+      </w:r>
+      <w:proofErr w:type="gramStart"/>
+      <w:r>
+        <w:t>value;</w:t>
+      </w:r>
+      <w:proofErr w:type="gramEnd"/>
     </w:p>
     <w:p>
       <w:r>
@@ -6212,23 +9476,62 @@
     </w:p>
     <w:p>
       <w:r>
-        <w:t>int dequeue() {</w:t>
-      </w:r>
-    </w:p>
-    <w:p>
-      <w:r>
-        <w:t xml:space="preserve">    if (isEmpty()) {</w:t>
-      </w:r>
-    </w:p>
-    <w:p>
-      <w:r>
-        <w:t xml:space="preserve">        System.out.println("Queue Empty");</w:t>
-      </w:r>
-    </w:p>
-    <w:p>
-      <w:r>
-        <w:t xml:space="preserve">        return -1;</w:t>
-      </w:r>
+        <w:t xml:space="preserve">int </w:t>
+      </w:r>
+      <w:proofErr w:type="gramStart"/>
+      <w:r>
+        <w:t>dequeue(</w:t>
+      </w:r>
+      <w:proofErr w:type="gramEnd"/>
+      <w:r>
+        <w:t>) {</w:t>
+      </w:r>
+    </w:p>
+    <w:p>
+      <w:r>
+        <w:t xml:space="preserve">    if (</w:t>
+      </w:r>
+      <w:proofErr w:type="spellStart"/>
+      <w:proofErr w:type="gramStart"/>
+      <w:r>
+        <w:t>isEmpty</w:t>
+      </w:r>
+      <w:proofErr w:type="spellEnd"/>
+      <w:r>
+        <w:t>(</w:t>
+      </w:r>
+      <w:proofErr w:type="gramEnd"/>
+      <w:r>
+        <w:t>)) {</w:t>
+      </w:r>
+    </w:p>
+    <w:p>
+      <w:r>
+        <w:t xml:space="preserve">        </w:t>
+      </w:r>
+      <w:proofErr w:type="spellStart"/>
+      <w:r>
+        <w:t>System.out.println</w:t>
+      </w:r>
+      <w:proofErr w:type="spellEnd"/>
+      <w:r>
+        <w:t>("Queue Empty"</w:t>
+      </w:r>
+      <w:proofErr w:type="gramStart"/>
+      <w:r>
+        <w:t>);</w:t>
+      </w:r>
+      <w:proofErr w:type="gramEnd"/>
+    </w:p>
+    <w:p>
+      <w:r>
+        <w:t xml:space="preserve">        return </w:t>
+      </w:r>
+      <w:proofErr w:type="gramStart"/>
+      <w:r>
+        <w:t>-1;</w:t>
+      </w:r>
+      <w:proofErr w:type="gramEnd"/>
     </w:p>
     <w:p>
       <w:r>
@@ -6238,19 +9541,30 @@
     <w:p/>
     <w:p>
       <w:r>
-        <w:t xml:space="preserve">    int value = queue[front];</w:t>
-      </w:r>
+        <w:t xml:space="preserve">    int value = queue[front</w:t>
+      </w:r>
+      <w:proofErr w:type="gramStart"/>
+      <w:r>
+        <w:t>];</w:t>
+      </w:r>
+      <w:proofErr w:type="gramEnd"/>
     </w:p>
     <w:p/>
     <w:p>
       <w:r>
+        <w:lastRenderedPageBreak/>
         <w:t xml:space="preserve">    if (front == rear) {</w:t>
       </w:r>
     </w:p>
     <w:p>
       <w:r>
-        <w:t xml:space="preserve">        front = rear = -1;</w:t>
-      </w:r>
+        <w:t xml:space="preserve">        front = rear = </w:t>
+      </w:r>
+      <w:proofErr w:type="gramStart"/>
+      <w:r>
+        <w:t>-1;</w:t>
+      </w:r>
+      <w:proofErr w:type="gramEnd"/>
     </w:p>
     <w:p>
       <w:r>
@@ -6259,8 +9573,13 @@
     </w:p>
     <w:p>
       <w:r>
-        <w:t xml:space="preserve">        front = (front + 1) % capacity;</w:t>
-      </w:r>
+        <w:t xml:space="preserve">        front = (front + 1) % </w:t>
+      </w:r>
+      <w:proofErr w:type="gramStart"/>
+      <w:r>
+        <w:t>capacity;</w:t>
+      </w:r>
+      <w:proofErr w:type="gramEnd"/>
     </w:p>
     <w:p>
       <w:r>
@@ -6269,8 +9588,13 @@
     </w:p>
     <w:p>
       <w:r>
-        <w:t xml:space="preserve">    return value;</w:t>
-      </w:r>
+        <w:t xml:space="preserve">    return </w:t>
+      </w:r>
+      <w:proofErr w:type="gramStart"/>
+      <w:r>
+        <w:t>value;</w:t>
+      </w:r>
+      <w:proofErr w:type="gramEnd"/>
     </w:p>
     <w:p>
       <w:r>
@@ -6301,19 +9625,58 @@
     </w:p>
     <w:p>
       <w:r>
-        <w:t>void display() {</w:t>
-      </w:r>
-    </w:p>
-    <w:p>
-      <w:r>
-        <w:t xml:space="preserve">    if (isEmpty()) return;</w:t>
-      </w:r>
+        <w:t xml:space="preserve">void </w:t>
+      </w:r>
+      <w:proofErr w:type="gramStart"/>
+      <w:r>
+        <w:t>display(</w:t>
+      </w:r>
+      <w:proofErr w:type="gramEnd"/>
+      <w:r>
+        <w:t>) {</w:t>
+      </w:r>
+    </w:p>
+    <w:p>
+      <w:r>
+        <w:t xml:space="preserve">    if (</w:t>
+      </w:r>
+      <w:proofErr w:type="spellStart"/>
+      <w:proofErr w:type="gramStart"/>
+      <w:r>
+        <w:t>isEmpty</w:t>
+      </w:r>
+      <w:proofErr w:type="spellEnd"/>
+      <w:r>
+        <w:t>(</w:t>
+      </w:r>
+      <w:proofErr w:type="gramEnd"/>
+      <w:r>
+        <w:t xml:space="preserve">)) </w:t>
+      </w:r>
+      <w:proofErr w:type="gramStart"/>
+      <w:r>
+        <w:t>return;</w:t>
+      </w:r>
+      <w:proofErr w:type="gramEnd"/>
     </w:p>
     <w:p/>
     <w:p>
       <w:r>
-        <w:t xml:space="preserve">    int i = front;</w:t>
-      </w:r>
+        <w:t xml:space="preserve">    int </w:t>
+      </w:r>
+      <w:proofErr w:type="spellStart"/>
+      <w:r>
+        <w:t>i</w:t>
+      </w:r>
+      <w:proofErr w:type="spellEnd"/>
+      <w:r>
+        <w:t xml:space="preserve"> = </w:t>
+      </w:r>
+      <w:proofErr w:type="gramStart"/>
+      <w:r>
+        <w:t>front;</w:t>
+      </w:r>
+      <w:proofErr w:type="gramEnd"/>
     </w:p>
     <w:p>
       <w:r>
@@ -6322,18 +9685,73 @@
     </w:p>
     <w:p>
       <w:r>
-        <w:t xml:space="preserve">        System.out.print(queue[i] + " ");</w:t>
-      </w:r>
-    </w:p>
-    <w:p>
-      <w:r>
-        <w:t xml:space="preserve">        if (i == rear) break;</w:t>
-      </w:r>
-    </w:p>
-    <w:p>
-      <w:r>
-        <w:t xml:space="preserve">        i = (i + 1) % capacity;</w:t>
-      </w:r>
+        <w:t xml:space="preserve">        </w:t>
+      </w:r>
+      <w:proofErr w:type="spellStart"/>
+      <w:r>
+        <w:t>System.out.print</w:t>
+      </w:r>
+      <w:proofErr w:type="spellEnd"/>
+      <w:r>
+        <w:t>(queue[</w:t>
+      </w:r>
+      <w:proofErr w:type="spellStart"/>
+      <w:r>
+        <w:t>i</w:t>
+      </w:r>
+      <w:proofErr w:type="spellEnd"/>
+      <w:r>
+        <w:t>] + " "</w:t>
+      </w:r>
+      <w:proofErr w:type="gramStart"/>
+      <w:r>
+        <w:t>);</w:t>
+      </w:r>
+      <w:proofErr w:type="gramEnd"/>
+    </w:p>
+    <w:p>
+      <w:r>
+        <w:t xml:space="preserve">        if (</w:t>
+      </w:r>
+      <w:proofErr w:type="spellStart"/>
+      <w:r>
+        <w:t>i</w:t>
+      </w:r>
+      <w:proofErr w:type="spellEnd"/>
+      <w:r>
+        <w:t xml:space="preserve"> == rear) </w:t>
+      </w:r>
+      <w:proofErr w:type="gramStart"/>
+      <w:r>
+        <w:t>break;</w:t>
+      </w:r>
+      <w:proofErr w:type="gramEnd"/>
+    </w:p>
+    <w:p>
+      <w:r>
+        <w:t xml:space="preserve">        </w:t>
+      </w:r>
+      <w:proofErr w:type="spellStart"/>
+      <w:r>
+        <w:t>i</w:t>
+      </w:r>
+      <w:proofErr w:type="spellEnd"/>
+      <w:r>
+        <w:t xml:space="preserve"> = (</w:t>
+      </w:r>
+      <w:proofErr w:type="spellStart"/>
+      <w:r>
+        <w:t>i</w:t>
+      </w:r>
+      <w:proofErr w:type="spellEnd"/>
+      <w:r>
+        <w:t xml:space="preserve"> + 1) % </w:t>
+      </w:r>
+      <w:proofErr w:type="gramStart"/>
+      <w:r>
+        <w:t>capacity;</w:t>
+      </w:r>
+      <w:proofErr w:type="gramEnd"/>
     </w:p>
     <w:p>
       <w:r>
@@ -6361,18 +9779,10 @@
       </w:pPr>
       <w:r>
         <w:rPr>
-          <w:rFonts w:ascii="Segoe UI Emoji" w:hAnsi="Segoe UI Emoji" w:cs="Segoe UI Emoji"/>
-          <w:b/>
-          <w:bCs/>
-        </w:rPr>
-        <w:t>🔹</w:t>
-      </w:r>
-      <w:r>
-        <w:rPr>
-          <w:b/>
-          <w:bCs/>
-        </w:rPr>
-        <w:t xml:space="preserve"> QUEUE USING LINKED LIST</w:t>
+          <w:b/>
+          <w:bCs/>
+        </w:rPr>
+        <w:t>QUEUE USING LINKED LIST</w:t>
       </w:r>
     </w:p>
     <w:p>
@@ -6404,30 +9814,75 @@
     </w:p>
     <w:p>
       <w:r>
-        <w:t xml:space="preserve">    int data;</w:t>
-      </w:r>
-    </w:p>
-    <w:p>
-      <w:r>
-        <w:t xml:space="preserve">    Node next;</w:t>
-      </w:r>
-    </w:p>
-    <w:p/>
+        <w:t xml:space="preserve">    int </w:t>
+      </w:r>
+      <w:proofErr w:type="gramStart"/>
+      <w:r>
+        <w:t>data;</w:t>
+      </w:r>
+      <w:proofErr w:type="gramEnd"/>
+    </w:p>
+    <w:p>
+      <w:r>
+        <w:t xml:space="preserve">    Node </w:t>
+      </w:r>
+      <w:proofErr w:type="gramStart"/>
+      <w:r>
+        <w:t>next;</w:t>
+      </w:r>
+      <w:proofErr w:type="gramEnd"/>
+    </w:p>
+    <w:p>
+      <w:r>
+        <w:t xml:space="preserve">    </w:t>
+      </w:r>
+      <w:proofErr w:type="gramStart"/>
+      <w:r>
+        <w:t>Node(</w:t>
+      </w:r>
+      <w:proofErr w:type="gramEnd"/>
+      <w:r>
+        <w:t>int data) {</w:t>
+      </w:r>
+    </w:p>
+    <w:p>
+      <w:r>
+        <w:t xml:space="preserve">        </w:t>
+      </w:r>
+      <w:proofErr w:type="spellStart"/>
+      <w:r>
+        <w:t>this.data</w:t>
+      </w:r>
+      <w:proofErr w:type="spellEnd"/>
+      <w:r>
+        <w:t xml:space="preserve"> = </w:t>
+      </w:r>
+      <w:proofErr w:type="gramStart"/>
+      <w:r>
+        <w:t>data;</w:t>
+      </w:r>
+      <w:proofErr w:type="gramEnd"/>
+    </w:p>
     <w:p>
       <w:r>
         <w:lastRenderedPageBreak/>
-        <w:t xml:space="preserve">    Node(int data) {</w:t>
-      </w:r>
-    </w:p>
-    <w:p>
-      <w:r>
-        <w:t xml:space="preserve">        this.data = data;</w:t>
-      </w:r>
-    </w:p>
-    <w:p>
-      <w:r>
-        <w:t xml:space="preserve">        this.next = null;</w:t>
-      </w:r>
+        <w:t xml:space="preserve">        </w:t>
+      </w:r>
+      <w:proofErr w:type="spellStart"/>
+      <w:proofErr w:type="gramStart"/>
+      <w:r>
+        <w:t>this.next</w:t>
+      </w:r>
+      <w:proofErr w:type="spellEnd"/>
+      <w:proofErr w:type="gramEnd"/>
+      <w:r>
+        <w:t xml:space="preserve"> = </w:t>
+      </w:r>
+      <w:proofErr w:type="gramStart"/>
+      <w:r>
+        <w:t>null;</w:t>
+      </w:r>
+      <w:proofErr w:type="gramEnd"/>
     </w:p>
     <w:p>
       <w:r>
@@ -6463,13 +9918,26 @@
     </w:p>
     <w:p>
       <w:r>
-        <w:t>class QueueLL {</w:t>
-      </w:r>
-    </w:p>
-    <w:p>
-      <w:r>
-        <w:t xml:space="preserve">    Node front, rear;</w:t>
-      </w:r>
+        <w:t xml:space="preserve">class </w:t>
+      </w:r>
+      <w:proofErr w:type="spellStart"/>
+      <w:r>
+        <w:t>QueueLL</w:t>
+      </w:r>
+      <w:proofErr w:type="spellEnd"/>
+      <w:r>
+        <w:t xml:space="preserve"> {</w:t>
+      </w:r>
+    </w:p>
+    <w:p>
+      <w:r>
+        <w:t xml:space="preserve">    Node front, </w:t>
+      </w:r>
+      <w:proofErr w:type="gramStart"/>
+      <w:r>
+        <w:t>rear;</w:t>
+      </w:r>
+      <w:proofErr w:type="gramEnd"/>
     </w:p>
     <w:p>
       <w:r>
@@ -6500,15 +9968,35 @@
     </w:p>
     <w:p>
       <w:r>
-        <w:t>void enqueue(int value) {</w:t>
-      </w:r>
-    </w:p>
-    <w:p>
-      <w:r>
-        <w:t xml:space="preserve">    Node newNode = new Node(value);</w:t>
-      </w:r>
-    </w:p>
-    <w:p/>
+        <w:t xml:space="preserve">void </w:t>
+      </w:r>
+      <w:proofErr w:type="gramStart"/>
+      <w:r>
+        <w:t>enqueue(</w:t>
+      </w:r>
+      <w:proofErr w:type="gramEnd"/>
+      <w:r>
+        <w:t>int value) {</w:t>
+      </w:r>
+    </w:p>
+    <w:p>
+      <w:r>
+        <w:t xml:space="preserve">    Node </w:t>
+      </w:r>
+      <w:proofErr w:type="spellStart"/>
+      <w:r>
+        <w:t>newNode</w:t>
+      </w:r>
+      <w:proofErr w:type="spellEnd"/>
+      <w:r>
+        <w:t xml:space="preserve"> = new Node(value</w:t>
+      </w:r>
+      <w:proofErr w:type="gramStart"/>
+      <w:r>
+        <w:t>);</w:t>
+      </w:r>
+      <w:proofErr w:type="gramEnd"/>
+    </w:p>
     <w:p>
       <w:r>
         <w:t xml:space="preserve">    if (rear == null) {</w:t>
@@ -6516,13 +10004,28 @@
     </w:p>
     <w:p>
       <w:r>
-        <w:t xml:space="preserve">        front = rear = newNode;</w:t>
-      </w:r>
-    </w:p>
-    <w:p>
-      <w:r>
-        <w:t xml:space="preserve">        return;</w:t>
-      </w:r>
+        <w:t xml:space="preserve">        front = rear = </w:t>
+      </w:r>
+      <w:proofErr w:type="spellStart"/>
+      <w:proofErr w:type="gramStart"/>
+      <w:r>
+        <w:t>newNode</w:t>
+      </w:r>
+      <w:proofErr w:type="spellEnd"/>
+      <w:r>
+        <w:t>;</w:t>
+      </w:r>
+      <w:proofErr w:type="gramEnd"/>
+    </w:p>
+    <w:p>
+      <w:r>
+        <w:t xml:space="preserve">        </w:t>
+      </w:r>
+      <w:proofErr w:type="gramStart"/>
+      <w:r>
+        <w:t>return;</w:t>
+      </w:r>
+      <w:proofErr w:type="gramEnd"/>
     </w:p>
     <w:p>
       <w:r>
@@ -6531,13 +10034,43 @@
     </w:p>
     <w:p>
       <w:r>
-        <w:t xml:space="preserve">    rear.next = newNode;</w:t>
-      </w:r>
-    </w:p>
-    <w:p>
-      <w:r>
-        <w:t xml:space="preserve">    rear = newNode;</w:t>
-      </w:r>
+        <w:t xml:space="preserve">    </w:t>
+      </w:r>
+      <w:proofErr w:type="spellStart"/>
+      <w:proofErr w:type="gramStart"/>
+      <w:r>
+        <w:t>rear.next</w:t>
+      </w:r>
+      <w:proofErr w:type="spellEnd"/>
+      <w:proofErr w:type="gramEnd"/>
+      <w:r>
+        <w:t xml:space="preserve"> = </w:t>
+      </w:r>
+      <w:proofErr w:type="spellStart"/>
+      <w:proofErr w:type="gramStart"/>
+      <w:r>
+        <w:t>newNode</w:t>
+      </w:r>
+      <w:proofErr w:type="spellEnd"/>
+      <w:r>
+        <w:t>;</w:t>
+      </w:r>
+      <w:proofErr w:type="gramEnd"/>
+    </w:p>
+    <w:p>
+      <w:r>
+        <w:t xml:space="preserve">    rear = </w:t>
+      </w:r>
+      <w:proofErr w:type="spellStart"/>
+      <w:proofErr w:type="gramStart"/>
+      <w:r>
+        <w:t>newNode</w:t>
+      </w:r>
+      <w:proofErr w:type="spellEnd"/>
+      <w:r>
+        <w:t>;</w:t>
+      </w:r>
+      <w:proofErr w:type="gramEnd"/>
     </w:p>
     <w:p>
       <w:r>
@@ -6568,7 +10101,15 @@
     </w:p>
     <w:p>
       <w:r>
-        <w:t>int dequeue() {</w:t>
+        <w:t xml:space="preserve">int </w:t>
+      </w:r>
+      <w:proofErr w:type="gramStart"/>
+      <w:r>
+        <w:t>dequeue(</w:t>
+      </w:r>
+      <w:proofErr w:type="gramEnd"/>
+      <w:r>
+        <w:t>) {</w:t>
       </w:r>
     </w:p>
     <w:p>
@@ -6578,41 +10119,103 @@
     </w:p>
     <w:p>
       <w:r>
-        <w:t xml:space="preserve">        System.out.println("Queue Empty");</w:t>
-      </w:r>
-    </w:p>
-    <w:p>
-      <w:r>
-        <w:t xml:space="preserve">        return -1;</w:t>
+        <w:t xml:space="preserve">        </w:t>
+      </w:r>
+      <w:proofErr w:type="spellStart"/>
+      <w:r>
+        <w:t>System.out.println</w:t>
+      </w:r>
+      <w:proofErr w:type="spellEnd"/>
+      <w:r>
+        <w:t>("Queue Empty"</w:t>
+      </w:r>
+      <w:proofErr w:type="gramStart"/>
+      <w:r>
+        <w:t>);</w:t>
+      </w:r>
+      <w:proofErr w:type="gramEnd"/>
+    </w:p>
+    <w:p>
+      <w:r>
+        <w:t xml:space="preserve">        return </w:t>
+      </w:r>
+      <w:proofErr w:type="gramStart"/>
+      <w:r>
+        <w:t>-1;</w:t>
+      </w:r>
+      <w:proofErr w:type="gramEnd"/>
+    </w:p>
+    <w:p>
+      <w:r>
+        <w:t xml:space="preserve">    }</w:t>
+      </w:r>
+    </w:p>
+    <w:p>
+      <w:r>
+        <w:t xml:space="preserve">    int </w:t>
+      </w:r>
+      <w:proofErr w:type="spellStart"/>
+      <w:r>
+        <w:t>val</w:t>
+      </w:r>
+      <w:proofErr w:type="spellEnd"/>
+      <w:r>
+        <w:t xml:space="preserve"> = </w:t>
+      </w:r>
+      <w:proofErr w:type="spellStart"/>
+      <w:r>
+        <w:t>front.</w:t>
+      </w:r>
+      <w:proofErr w:type="gramStart"/>
+      <w:r>
+        <w:t>data</w:t>
+      </w:r>
+      <w:proofErr w:type="spellEnd"/>
+      <w:r>
+        <w:t>;</w:t>
+      </w:r>
+      <w:proofErr w:type="gramEnd"/>
+    </w:p>
+    <w:p>
+      <w:r>
+        <w:t xml:space="preserve">    front = </w:t>
+      </w:r>
+      <w:proofErr w:type="spellStart"/>
+      <w:proofErr w:type="gramStart"/>
+      <w:r>
+        <w:t>front.next</w:t>
+      </w:r>
+      <w:proofErr w:type="spellEnd"/>
+      <w:proofErr w:type="gramEnd"/>
+      <w:r>
+        <w:t>;</w:t>
       </w:r>
     </w:p>
     <w:p>
       <w:r>
         <w:lastRenderedPageBreak/>
-        <w:t xml:space="preserve">    }</w:t>
-      </w:r>
-    </w:p>
-    <w:p/>
-    <w:p>
-      <w:r>
-        <w:t xml:space="preserve">    int val = front.data;</w:t>
-      </w:r>
-    </w:p>
-    <w:p>
-      <w:r>
-        <w:t xml:space="preserve">    front = front.next;</w:t>
-      </w:r>
-    </w:p>
-    <w:p/>
-    <w:p>
-      <w:r>
-        <w:t xml:space="preserve">    if (front == null) rear = null;</w:t>
-      </w:r>
-    </w:p>
-    <w:p>
-      <w:r>
-        <w:t xml:space="preserve">    return val;</w:t>
-      </w:r>
+        <w:t xml:space="preserve">    if (front == null) rear = </w:t>
+      </w:r>
+      <w:proofErr w:type="gramStart"/>
+      <w:r>
+        <w:t>null;</w:t>
+      </w:r>
+      <w:proofErr w:type="gramEnd"/>
+    </w:p>
+    <w:p>
+      <w:r>
+        <w:t xml:space="preserve">    return </w:t>
+      </w:r>
+      <w:proofErr w:type="spellStart"/>
+      <w:proofErr w:type="gramStart"/>
+      <w:r>
+        <w:t>val</w:t>
+      </w:r>
+      <w:proofErr w:type="spellEnd"/>
+      <w:r>
+        <w:t>;</w:t>
+      </w:r>
+      <w:proofErr w:type="gramEnd"/>
     </w:p>
     <w:p>
       <w:r>
@@ -6817,43 +10420,112 @@
     </w:p>
     <w:p>
       <w:r>
-        <w:t xml:space="preserve">    int[] dq;</w:t>
-      </w:r>
-    </w:p>
-    <w:p>
-      <w:r>
-        <w:t xml:space="preserve">    int front, rear, size;</w:t>
-      </w:r>
+        <w:t xml:space="preserve">    </w:t>
+      </w:r>
+      <w:proofErr w:type="gramStart"/>
+      <w:r>
+        <w:t>int[</w:t>
+      </w:r>
+      <w:proofErr w:type="gramEnd"/>
+      <w:r>
+        <w:t xml:space="preserve">] </w:t>
+      </w:r>
+      <w:proofErr w:type="spellStart"/>
+      <w:proofErr w:type="gramStart"/>
+      <w:r>
+        <w:t>dq</w:t>
+      </w:r>
+      <w:proofErr w:type="spellEnd"/>
+      <w:r>
+        <w:t>;</w:t>
+      </w:r>
+      <w:proofErr w:type="gramEnd"/>
+    </w:p>
+    <w:p>
+      <w:r>
+        <w:t xml:space="preserve">    int front, rear, </w:t>
+      </w:r>
+      <w:proofErr w:type="gramStart"/>
+      <w:r>
+        <w:t>size;</w:t>
+      </w:r>
+      <w:proofErr w:type="gramEnd"/>
     </w:p>
     <w:p/>
     <w:p>
       <w:r>
+        <w:t xml:space="preserve">    </w:t>
+      </w:r>
+      <w:proofErr w:type="gramStart"/>
+      <w:r>
+        <w:t>Deque(</w:t>
+      </w:r>
+      <w:proofErr w:type="gramEnd"/>
+      <w:r>
+        <w:t>int size) {</w:t>
+      </w:r>
+    </w:p>
+    <w:p>
+      <w:r>
+        <w:t xml:space="preserve">        </w:t>
+      </w:r>
+      <w:proofErr w:type="spellStart"/>
+      <w:proofErr w:type="gramStart"/>
+      <w:r>
+        <w:t>this.size</w:t>
+      </w:r>
+      <w:proofErr w:type="spellEnd"/>
+      <w:proofErr w:type="gramEnd"/>
+      <w:r>
+        <w:t xml:space="preserve"> = </w:t>
+      </w:r>
+      <w:proofErr w:type="gramStart"/>
+      <w:r>
+        <w:t>size;</w:t>
+      </w:r>
+      <w:proofErr w:type="gramEnd"/>
+    </w:p>
+    <w:p>
+      <w:r>
+        <w:t xml:space="preserve">        </w:t>
+      </w:r>
+      <w:proofErr w:type="spellStart"/>
+      <w:r>
+        <w:t>dq</w:t>
+      </w:r>
+      <w:proofErr w:type="spellEnd"/>
+      <w:r>
+        <w:t xml:space="preserve"> = new int[size</w:t>
+      </w:r>
+      <w:proofErr w:type="gramStart"/>
+      <w:r>
+        <w:t>];</w:t>
+      </w:r>
+      <w:proofErr w:type="gramEnd"/>
+    </w:p>
+    <w:p>
+      <w:r>
+        <w:t xml:space="preserve">        front = </w:t>
+      </w:r>
+      <w:proofErr w:type="gramStart"/>
+      <w:r>
+        <w:t>-1;</w:t>
+      </w:r>
+      <w:proofErr w:type="gramEnd"/>
+    </w:p>
+    <w:p>
+      <w:r>
+        <w:t xml:space="preserve">        rear = </w:t>
+      </w:r>
+      <w:proofErr w:type="gramStart"/>
+      <w:r>
+        <w:t>-1;</w:t>
+      </w:r>
+      <w:proofErr w:type="gramEnd"/>
+    </w:p>
+    <w:p>
+      <w:r>
         <w:lastRenderedPageBreak/>
-        <w:t xml:space="preserve">    Deque(int size) {</w:t>
-      </w:r>
-    </w:p>
-    <w:p>
-      <w:r>
-        <w:t xml:space="preserve">        this.size = size;</w:t>
-      </w:r>
-    </w:p>
-    <w:p>
-      <w:r>
-        <w:t xml:space="preserve">        dq = new int[size];</w:t>
-      </w:r>
-    </w:p>
-    <w:p>
-      <w:r>
-        <w:t xml:space="preserve">        front = -1;</w:t>
-      </w:r>
-    </w:p>
-    <w:p>
-      <w:r>
-        <w:t xml:space="preserve">        rear = -1;</w:t>
-      </w:r>
-    </w:p>
-    <w:p>
-      <w:r>
         <w:t xml:space="preserve">    }</w:t>
       </w:r>
     </w:p>
@@ -6886,7 +10558,20 @@
     </w:p>
     <w:p>
       <w:r>
-        <w:t>void insertFront(int value) {</w:t>
+        <w:t xml:space="preserve">void </w:t>
+      </w:r>
+      <w:proofErr w:type="spellStart"/>
+      <w:proofErr w:type="gramStart"/>
+      <w:r>
+        <w:t>insertFront</w:t>
+      </w:r>
+      <w:proofErr w:type="spellEnd"/>
+      <w:r>
+        <w:t>(</w:t>
+      </w:r>
+      <w:proofErr w:type="gramEnd"/>
+      <w:r>
+        <w:t>int value) {</w:t>
       </w:r>
     </w:p>
     <w:p>
@@ -6896,8 +10581,13 @@
     </w:p>
     <w:p>
       <w:r>
-        <w:t xml:space="preserve">        (front == rear + 1)) return;</w:t>
-      </w:r>
+        <w:t xml:space="preserve">        (front == rear + 1)) </w:t>
+      </w:r>
+      <w:proofErr w:type="gramStart"/>
+      <w:r>
+        <w:t>return;</w:t>
+      </w:r>
+      <w:proofErr w:type="gramEnd"/>
     </w:p>
     <w:p/>
     <w:p>
@@ -6907,8 +10597,13 @@
     </w:p>
     <w:p>
       <w:r>
-        <w:t xml:space="preserve">        front = rear = 0;</w:t>
-      </w:r>
+        <w:t xml:space="preserve">        front = rear = </w:t>
+      </w:r>
+      <w:proofErr w:type="gramStart"/>
+      <w:r>
+        <w:t>0;</w:t>
+      </w:r>
+      <w:proofErr w:type="gramEnd"/>
     </w:p>
     <w:p>
       <w:r>
@@ -6917,8 +10612,13 @@
     </w:p>
     <w:p>
       <w:r>
-        <w:t xml:space="preserve">        front = size - 1;</w:t>
-      </w:r>
+        <w:t xml:space="preserve">        front = size - </w:t>
+      </w:r>
+      <w:proofErr w:type="gramStart"/>
+      <w:r>
+        <w:t>1;</w:t>
+      </w:r>
+      <w:proofErr w:type="gramEnd"/>
     </w:p>
     <w:p>
       <w:r>
@@ -6927,8 +10627,13 @@
     </w:p>
     <w:p>
       <w:r>
-        <w:t xml:space="preserve">        front--;</w:t>
-      </w:r>
+        <w:t xml:space="preserve">        front-</w:t>
+      </w:r>
+      <w:proofErr w:type="gramStart"/>
+      <w:r>
+        <w:t>-;</w:t>
+      </w:r>
+      <w:proofErr w:type="gramEnd"/>
     </w:p>
     <w:p>
       <w:r>
@@ -6937,8 +10642,21 @@
     </w:p>
     <w:p>
       <w:r>
-        <w:t xml:space="preserve">    dq[front] = value;</w:t>
-      </w:r>
+        <w:t xml:space="preserve">    </w:t>
+      </w:r>
+      <w:proofErr w:type="spellStart"/>
+      <w:r>
+        <w:t>dq</w:t>
+      </w:r>
+      <w:proofErr w:type="spellEnd"/>
+      <w:r>
+        <w:t xml:space="preserve">[front] = </w:t>
+      </w:r>
+      <w:proofErr w:type="gramStart"/>
+      <w:r>
+        <w:t>value;</w:t>
+      </w:r>
+      <w:proofErr w:type="gramEnd"/>
     </w:p>
     <w:p>
       <w:r>
@@ -6969,7 +10687,20 @@
     </w:p>
     <w:p>
       <w:r>
-        <w:t>void insertRear(int value) {</w:t>
+        <w:t xml:space="preserve">void </w:t>
+      </w:r>
+      <w:proofErr w:type="spellStart"/>
+      <w:proofErr w:type="gramStart"/>
+      <w:r>
+        <w:t>insertRear</w:t>
+      </w:r>
+      <w:proofErr w:type="spellEnd"/>
+      <w:r>
+        <w:t>(</w:t>
+      </w:r>
+      <w:proofErr w:type="gramEnd"/>
+      <w:r>
+        <w:t>int value) {</w:t>
       </w:r>
     </w:p>
     <w:p>
@@ -6979,40 +10710,60 @@
     </w:p>
     <w:p>
       <w:r>
-        <w:t xml:space="preserve">        (front == rear + 1)) return;</w:t>
-      </w:r>
+        <w:t xml:space="preserve">        (front == rear + 1)) </w:t>
+      </w:r>
+      <w:proofErr w:type="gramStart"/>
+      <w:r>
+        <w:t>return;</w:t>
+      </w:r>
+      <w:proofErr w:type="gramEnd"/>
     </w:p>
     <w:p/>
     <w:p>
       <w:r>
+        <w:t xml:space="preserve">    if (front == -1) {</w:t>
+      </w:r>
+    </w:p>
+    <w:p>
+      <w:r>
+        <w:t xml:space="preserve">        front = rear = </w:t>
+      </w:r>
+      <w:proofErr w:type="gramStart"/>
+      <w:r>
+        <w:t>0;</w:t>
+      </w:r>
+      <w:proofErr w:type="gramEnd"/>
+    </w:p>
+    <w:p>
+      <w:r>
+        <w:t xml:space="preserve">    } else if (rear == size - 1) {</w:t>
+      </w:r>
+    </w:p>
+    <w:p>
+      <w:r>
+        <w:t xml:space="preserve">        rear = </w:t>
+      </w:r>
+      <w:proofErr w:type="gramStart"/>
+      <w:r>
+        <w:t>0;</w:t>
+      </w:r>
+      <w:proofErr w:type="gramEnd"/>
+    </w:p>
+    <w:p>
+      <w:r>
+        <w:t xml:space="preserve">    } else {</w:t>
+      </w:r>
+    </w:p>
+    <w:p>
+      <w:r>
         <w:lastRenderedPageBreak/>
-        <w:t xml:space="preserve">    if (front == -1) {</w:t>
-      </w:r>
-    </w:p>
-    <w:p>
-      <w:r>
-        <w:t xml:space="preserve">        front = rear = 0;</w:t>
-      </w:r>
-    </w:p>
-    <w:p>
-      <w:r>
-        <w:t xml:space="preserve">    } else if (rear == size - 1) {</w:t>
-      </w:r>
-    </w:p>
-    <w:p>
-      <w:r>
-        <w:t xml:space="preserve">        rear = 0;</w:t>
-      </w:r>
-    </w:p>
-    <w:p>
-      <w:r>
-        <w:t xml:space="preserve">    } else {</w:t>
-      </w:r>
-    </w:p>
-    <w:p>
-      <w:r>
-        <w:t xml:space="preserve">        rear++;</w:t>
-      </w:r>
+        <w:t xml:space="preserve">        rear+</w:t>
+      </w:r>
+      <w:proofErr w:type="gramStart"/>
+      <w:r>
+        <w:t>+;</w:t>
+      </w:r>
+      <w:proofErr w:type="gramEnd"/>
     </w:p>
     <w:p>
       <w:r>
@@ -7021,8 +10772,21 @@
     </w:p>
     <w:p>
       <w:r>
-        <w:t xml:space="preserve">    dq[rear] = value;</w:t>
-      </w:r>
+        <w:t xml:space="preserve">    </w:t>
+      </w:r>
+      <w:proofErr w:type="spellStart"/>
+      <w:r>
+        <w:t>dq</w:t>
+      </w:r>
+      <w:proofErr w:type="spellEnd"/>
+      <w:r>
+        <w:t xml:space="preserve">[rear] = </w:t>
+      </w:r>
+      <w:proofErr w:type="gramStart"/>
+      <w:r>
+        <w:t>value;</w:t>
+      </w:r>
+      <w:proofErr w:type="gramEnd"/>
     </w:p>
     <w:p>
       <w:r>
@@ -7145,34 +10909,96 @@
     </w:p>
     <w:p>
       <w:r>
-        <w:t>class PriorityQueue {</w:t>
-      </w:r>
-    </w:p>
-    <w:p>
-      <w:r>
-        <w:t xml:space="preserve">    int[] pq;</w:t>
-      </w:r>
-    </w:p>
-    <w:p>
-      <w:r>
-        <w:t xml:space="preserve">    int size;</w:t>
-      </w:r>
+        <w:t xml:space="preserve">class </w:t>
+      </w:r>
+      <w:proofErr w:type="spellStart"/>
+      <w:r>
+        <w:t>PriorityQueue</w:t>
+      </w:r>
+      <w:proofErr w:type="spellEnd"/>
+      <w:r>
+        <w:t xml:space="preserve"> {</w:t>
+      </w:r>
+    </w:p>
+    <w:p>
+      <w:r>
+        <w:t xml:space="preserve">    </w:t>
+      </w:r>
+      <w:proofErr w:type="gramStart"/>
+      <w:r>
+        <w:t>int[</w:t>
+      </w:r>
+      <w:proofErr w:type="gramEnd"/>
+      <w:r>
+        <w:t xml:space="preserve">] </w:t>
+      </w:r>
+      <w:proofErr w:type="spellStart"/>
+      <w:proofErr w:type="gramStart"/>
+      <w:r>
+        <w:t>pq</w:t>
+      </w:r>
+      <w:proofErr w:type="spellEnd"/>
+      <w:r>
+        <w:t>;</w:t>
+      </w:r>
+      <w:proofErr w:type="gramEnd"/>
+    </w:p>
+    <w:p>
+      <w:r>
+        <w:t xml:space="preserve">    int </w:t>
+      </w:r>
+      <w:proofErr w:type="gramStart"/>
+      <w:r>
+        <w:t>size;</w:t>
+      </w:r>
+      <w:proofErr w:type="gramEnd"/>
     </w:p>
     <w:p/>
     <w:p>
       <w:r>
-        <w:t xml:space="preserve">    PriorityQueue(int capacity) {</w:t>
-      </w:r>
-    </w:p>
-    <w:p>
-      <w:r>
-        <w:t xml:space="preserve">        pq = new int[capacity];</w:t>
-      </w:r>
-    </w:p>
-    <w:p>
-      <w:r>
-        <w:t xml:space="preserve">        size = 0;</w:t>
-      </w:r>
+        <w:t xml:space="preserve">    </w:t>
+      </w:r>
+      <w:proofErr w:type="spellStart"/>
+      <w:proofErr w:type="gramStart"/>
+      <w:r>
+        <w:t>PriorityQueue</w:t>
+      </w:r>
+      <w:proofErr w:type="spellEnd"/>
+      <w:r>
+        <w:t>(</w:t>
+      </w:r>
+      <w:proofErr w:type="gramEnd"/>
+      <w:r>
+        <w:t>int capacity) {</w:t>
+      </w:r>
+    </w:p>
+    <w:p>
+      <w:r>
+        <w:t xml:space="preserve">        </w:t>
+      </w:r>
+      <w:proofErr w:type="spellStart"/>
+      <w:r>
+        <w:t>pq</w:t>
+      </w:r>
+      <w:proofErr w:type="spellEnd"/>
+      <w:r>
+        <w:t xml:space="preserve"> = new int[capacity</w:t>
+      </w:r>
+      <w:proofErr w:type="gramStart"/>
+      <w:r>
+        <w:t>];</w:t>
+      </w:r>
+      <w:proofErr w:type="gramEnd"/>
+    </w:p>
+    <w:p>
+      <w:r>
+        <w:t xml:space="preserve">        size = </w:t>
+      </w:r>
+      <w:proofErr w:type="gramStart"/>
+      <w:r>
+        <w:t>0;</w:t>
+      </w:r>
+      <w:proofErr w:type="gramEnd"/>
     </w:p>
     <w:p>
       <w:r>
@@ -7203,44 +11029,166 @@
           <w:b/>
           <w:bCs/>
         </w:rPr>
+        <w:t>enqueue (Sorted Insertion)</w:t>
+      </w:r>
+    </w:p>
+    <w:p>
+      <w:r>
+        <w:t xml:space="preserve">void </w:t>
+      </w:r>
+      <w:proofErr w:type="gramStart"/>
+      <w:r>
+        <w:t>enqueue(</w:t>
+      </w:r>
+      <w:proofErr w:type="gramEnd"/>
+      <w:r>
+        <w:t>int value) {</w:t>
+      </w:r>
+    </w:p>
+    <w:p>
+      <w:r>
+        <w:t xml:space="preserve">    int </w:t>
+      </w:r>
+      <w:proofErr w:type="spellStart"/>
+      <w:proofErr w:type="gramStart"/>
+      <w:r>
+        <w:t>i</w:t>
+      </w:r>
+      <w:proofErr w:type="spellEnd"/>
+      <w:r>
+        <w:t>;</w:t>
+      </w:r>
+      <w:proofErr w:type="gramEnd"/>
+    </w:p>
+    <w:p>
+      <w:r>
+        <w:t xml:space="preserve">    for (</w:t>
+      </w:r>
+      <w:proofErr w:type="spellStart"/>
+      <w:r>
+        <w:t>i</w:t>
+      </w:r>
+      <w:proofErr w:type="spellEnd"/>
+      <w:r>
+        <w:t xml:space="preserve"> = size - 1; </w:t>
+      </w:r>
+      <w:proofErr w:type="spellStart"/>
+      <w:r>
+        <w:t>i</w:t>
+      </w:r>
+      <w:proofErr w:type="spellEnd"/>
+      <w:r>
+        <w:t xml:space="preserve"> &gt;= 0 &amp;&amp; </w:t>
+      </w:r>
+      <w:proofErr w:type="spellStart"/>
+      <w:r>
+        <w:t>pq</w:t>
+      </w:r>
+      <w:proofErr w:type="spellEnd"/>
+      <w:r>
+        <w:t>[</w:t>
+      </w:r>
+      <w:proofErr w:type="spellStart"/>
+      <w:r>
+        <w:t>i</w:t>
+      </w:r>
+      <w:proofErr w:type="spellEnd"/>
+      <w:r>
+        <w:t xml:space="preserve">] &gt; value; </w:t>
+      </w:r>
+      <w:proofErr w:type="spellStart"/>
+      <w:r>
+        <w:t>i</w:t>
+      </w:r>
+      <w:proofErr w:type="spellEnd"/>
+      <w:r>
+        <w:t>--) {</w:t>
+      </w:r>
+    </w:p>
+    <w:p>
+      <w:r>
+        <w:t xml:space="preserve">        </w:t>
+      </w:r>
+      <w:proofErr w:type="spellStart"/>
+      <w:proofErr w:type="gramStart"/>
+      <w:r>
+        <w:t>pq</w:t>
+      </w:r>
+      <w:proofErr w:type="spellEnd"/>
+      <w:r>
+        <w:t>[</w:t>
+      </w:r>
+      <w:proofErr w:type="spellStart"/>
+      <w:proofErr w:type="gramEnd"/>
+      <w:r>
+        <w:t>i</w:t>
+      </w:r>
+      <w:proofErr w:type="spellEnd"/>
+      <w:r>
+        <w:t xml:space="preserve"> + 1] = </w:t>
+      </w:r>
+      <w:proofErr w:type="spellStart"/>
+      <w:r>
+        <w:t>pq</w:t>
+      </w:r>
+      <w:proofErr w:type="spellEnd"/>
+      <w:r>
+        <w:t>[</w:t>
+      </w:r>
+      <w:proofErr w:type="spellStart"/>
+      <w:r>
+        <w:t>i</w:t>
+      </w:r>
+      <w:proofErr w:type="spellEnd"/>
+      <w:proofErr w:type="gramStart"/>
+      <w:r>
+        <w:t>];</w:t>
+      </w:r>
+      <w:proofErr w:type="gramEnd"/>
+    </w:p>
+    <w:p>
+      <w:r>
         <w:lastRenderedPageBreak/>
-        <w:t>enqueue (Sorted Insertion)</w:t>
-      </w:r>
-    </w:p>
-    <w:p>
-      <w:r>
-        <w:t>void enqueue(int value) {</w:t>
-      </w:r>
-    </w:p>
-    <w:p>
-      <w:r>
-        <w:t xml:space="preserve">    int i;</w:t>
-      </w:r>
-    </w:p>
-    <w:p>
-      <w:r>
-        <w:t xml:space="preserve">    for (i = size - 1; i &gt;= 0 &amp;&amp; pq[i] &gt; value; i--) {</w:t>
-      </w:r>
-    </w:p>
-    <w:p>
-      <w:r>
-        <w:t xml:space="preserve">        pq[i + 1] = pq[i];</w:t>
-      </w:r>
-    </w:p>
-    <w:p>
-      <w:r>
         <w:t xml:space="preserve">    }</w:t>
       </w:r>
     </w:p>
     <w:p>
       <w:r>
-        <w:t xml:space="preserve">    pq[i + 1] = value;</w:t>
-      </w:r>
-    </w:p>
-    <w:p>
-      <w:r>
-        <w:t xml:space="preserve">    size++;</w:t>
-      </w:r>
+        <w:t xml:space="preserve">    </w:t>
+      </w:r>
+      <w:proofErr w:type="spellStart"/>
+      <w:proofErr w:type="gramStart"/>
+      <w:r>
+        <w:t>pq</w:t>
+      </w:r>
+      <w:proofErr w:type="spellEnd"/>
+      <w:r>
+        <w:t>[</w:t>
+      </w:r>
+      <w:proofErr w:type="spellStart"/>
+      <w:proofErr w:type="gramEnd"/>
+      <w:r>
+        <w:t>i</w:t>
+      </w:r>
+      <w:proofErr w:type="spellEnd"/>
+      <w:r>
+        <w:t xml:space="preserve"> + 1] = </w:t>
+      </w:r>
+      <w:proofErr w:type="gramStart"/>
+      <w:r>
+        <w:t>value;</w:t>
+      </w:r>
+      <w:proofErr w:type="gramEnd"/>
+    </w:p>
+    <w:p>
+      <w:r>
+        <w:t xml:space="preserve">    size+</w:t>
+      </w:r>
+      <w:proofErr w:type="gramStart"/>
+      <w:r>
+        <w:t>+;</w:t>
+      </w:r>
+      <w:proofErr w:type="gramEnd"/>
     </w:p>
     <w:p>
       <w:r>
@@ -7271,13 +11219,39 @@
     </w:p>
     <w:p>
       <w:r>
-        <w:t>int dequeue() {</w:t>
-      </w:r>
-    </w:p>
-    <w:p>
-      <w:r>
-        <w:t xml:space="preserve">    return pq[--size];</w:t>
-      </w:r>
+        <w:t xml:space="preserve">int </w:t>
+      </w:r>
+      <w:proofErr w:type="gramStart"/>
+      <w:r>
+        <w:t>dequeue(</w:t>
+      </w:r>
+      <w:proofErr w:type="gramEnd"/>
+      <w:r>
+        <w:t>) {</w:t>
+      </w:r>
+    </w:p>
+    <w:p>
+      <w:r>
+        <w:t xml:space="preserve">    return </w:t>
+      </w:r>
+      <w:proofErr w:type="spellStart"/>
+      <w:proofErr w:type="gramStart"/>
+      <w:r>
+        <w:t>pq</w:t>
+      </w:r>
+      <w:proofErr w:type="spellEnd"/>
+      <w:r>
+        <w:t>[</w:t>
+      </w:r>
+      <w:proofErr w:type="gramEnd"/>
+      <w:r>
+        <w:t>--size</w:t>
+      </w:r>
+      <w:proofErr w:type="gramStart"/>
+      <w:r>
+        <w:t>];</w:t>
+      </w:r>
+      <w:proofErr w:type="gramEnd"/>
     </w:p>
     <w:p>
       <w:r>
@@ -7325,7 +11299,15 @@
         </w:numPr>
       </w:pPr>
       <w:r>
-        <w:t>enqueue → O(1)</w:t>
+        <w:t xml:space="preserve">enqueue → </w:t>
+      </w:r>
+      <w:proofErr w:type="gramStart"/>
+      <w:r>
+        <w:t>O(</w:t>
+      </w:r>
+      <w:proofErr w:type="gramEnd"/>
+      <w:r>
+        <w:t>1)</w:t>
       </w:r>
     </w:p>
     <w:p>
@@ -7336,7 +11318,15 @@
         </w:numPr>
       </w:pPr>
       <w:r>
-        <w:t>dequeue → O(1)</w:t>
+        <w:t xml:space="preserve">dequeue → </w:t>
+      </w:r>
+      <w:proofErr w:type="gramStart"/>
+      <w:r>
+        <w:t>O(</w:t>
+      </w:r>
+      <w:proofErr w:type="gramEnd"/>
+      <w:r>
+        <w:t>1)</w:t>
       </w:r>
     </w:p>
     <w:p>
@@ -7358,7 +11348,15 @@
         </w:numPr>
       </w:pPr>
       <w:r>
-        <w:t>enqueue/dequeue → O(1)</w:t>
+        <w:t xml:space="preserve">enqueue/dequeue → </w:t>
+      </w:r>
+      <w:proofErr w:type="gramStart"/>
+      <w:r>
+        <w:t>O(</w:t>
+      </w:r>
+      <w:proofErr w:type="gramEnd"/>
+      <w:r>
+        <w:t>1)</w:t>
       </w:r>
     </w:p>
     <w:p>
@@ -7380,7 +11378,15 @@
         </w:numPr>
       </w:pPr>
       <w:r>
-        <w:t>enqueue/dequeue → O(1)</w:t>
+        <w:t xml:space="preserve">enqueue/dequeue → </w:t>
+      </w:r>
+      <w:proofErr w:type="gramStart"/>
+      <w:r>
+        <w:t>O(</w:t>
+      </w:r>
+      <w:proofErr w:type="gramEnd"/>
+      <w:r>
+        <w:t>1)</w:t>
       </w:r>
     </w:p>
     <w:p>
@@ -7413,7 +11419,15 @@
         </w:numPr>
       </w:pPr>
       <w:r>
-        <w:t>dequeue → O(1)</w:t>
+        <w:t xml:space="preserve">dequeue → </w:t>
+      </w:r>
+      <w:proofErr w:type="gramStart"/>
+      <w:r>
+        <w:t>O(</w:t>
+      </w:r>
+      <w:proofErr w:type="gramEnd"/>
+      <w:r>
+        <w:t>1)</w:t>
       </w:r>
     </w:p>
     <w:p>
@@ -7446,7 +11460,6 @@
         </w:numPr>
       </w:pPr>
       <w:r>
-        <w:lastRenderedPageBreak/>
         <w:t>CPU scheduling</w:t>
       </w:r>
     </w:p>
@@ -7502,6 +11515,7 @@
           <w:b/>
           <w:bCs/>
         </w:rPr>
+        <w:lastRenderedPageBreak/>
         <w:t>26. Common Interview Questions</w:t>
       </w:r>
     </w:p>
@@ -7546,8 +11560,13 @@
         </w:numPr>
       </w:pPr>
       <w:r>
-        <w:t>Queue using array vs linked list?</w:t>
-      </w:r>
+        <w:t xml:space="preserve">Queue using array vs linked </w:t>
+      </w:r>
+      <w:proofErr w:type="gramStart"/>
+      <w:r>
+        <w:t>list?</w:t>
+      </w:r>
+      <w:proofErr w:type="gramEnd"/>
     </w:p>
     <w:p>
       <w:pPr>
